--- a/Milestone Documentation/Milestone 2/BIN381 Milestone 2.docx
+++ b/Milestone Documentation/Milestone 2/BIN381 Milestone 2.docx
@@ -5,7 +5,9 @@
     <w:sdt>
       <w:sdtPr>
         <w:rPr>
+          <w:rFonts w:ascii="Calibri" w:eastAsia="Calibri" w:hAnsi="Calibri" w:cs="Calibri"/>
           <w:color w:val="156082" w:themeColor="accent1"/>
+          <w:lang w:val="en-ZA" w:eastAsia="en-ZA"/>
         </w:rPr>
         <w:id w:val="1424913982"/>
         <w:docPartObj>
@@ -15,9 +17,7 @@
       </w:sdtPr>
       <w:sdtEndPr>
         <w:rPr>
-          <w:rFonts w:ascii="Calibri" w:eastAsia="Calibri" w:hAnsi="Calibri" w:cs="Calibri"/>
           <w:color w:val="auto"/>
-          <w:lang w:val="en-ZA" w:eastAsia="en-ZA"/>
         </w:rPr>
       </w:sdtEndPr>
       <w:sdtContent>
@@ -92,9 +92,8 @@
         <w:sdt>
           <w:sdtPr>
             <w:rPr>
-              <w:rFonts w:asciiTheme="majorHAnsi" w:eastAsiaTheme="majorEastAsia" w:hAnsiTheme="majorHAnsi" w:cstheme="majorBidi"/>
+              <w:rFonts w:ascii="Calibri" w:eastAsiaTheme="majorEastAsia" w:hAnsi="Calibri" w:cs="Calibri"/>
               <w:caps/>
-              <w:color w:val="156082" w:themeColor="accent1"/>
               <w:sz w:val="72"/>
               <w:szCs w:val="72"/>
             </w:rPr>
@@ -124,18 +123,16 @@
                 <w:spacing w:after="240"/>
                 <w:jc w:val="center"/>
                 <w:rPr>
-                  <w:rFonts w:asciiTheme="majorHAnsi" w:eastAsiaTheme="majorEastAsia" w:hAnsiTheme="majorHAnsi" w:cstheme="majorBidi"/>
+                  <w:rFonts w:ascii="Calibri" w:eastAsiaTheme="majorEastAsia" w:hAnsi="Calibri" w:cs="Calibri"/>
                   <w:caps/>
-                  <w:color w:val="156082" w:themeColor="accent1"/>
                   <w:sz w:val="80"/>
                   <w:szCs w:val="80"/>
                 </w:rPr>
               </w:pPr>
               <w:r>
                 <w:rPr>
-                  <w:rFonts w:asciiTheme="majorHAnsi" w:eastAsiaTheme="majorEastAsia" w:hAnsiTheme="majorHAnsi" w:cstheme="majorBidi"/>
+                  <w:rFonts w:ascii="Calibri" w:eastAsiaTheme="majorEastAsia" w:hAnsi="Calibri" w:cs="Calibri"/>
                   <w:caps/>
-                  <w:color w:val="156082" w:themeColor="accent1"/>
                   <w:sz w:val="72"/>
                   <w:szCs w:val="72"/>
                 </w:rPr>
@@ -147,6 +144,7 @@
         <w:sdt>
           <w:sdtPr>
             <w:rPr>
+              <w:rFonts w:ascii="Calibri" w:hAnsi="Calibri" w:cs="Calibri"/>
               <w:sz w:val="26"/>
               <w:szCs w:val="26"/>
             </w:rPr>
@@ -165,6 +163,7 @@
                 <w:pStyle w:val="NoSpacing"/>
                 <w:jc w:val="center"/>
                 <w:rPr>
+                  <w:rFonts w:ascii="Calibri" w:hAnsi="Calibri" w:cs="Calibri"/>
                   <w:color w:val="156082" w:themeColor="accent1"/>
                   <w:sz w:val="28"/>
                   <w:szCs w:val="28"/>
@@ -172,6 +171,7 @@
               </w:pPr>
               <w:r>
                 <w:rPr>
+                  <w:rFonts w:ascii="Calibri" w:hAnsi="Calibri" w:cs="Calibri"/>
                   <w:sz w:val="26"/>
                   <w:szCs w:val="26"/>
                 </w:rPr>
@@ -255,6 +255,11 @@
                             <w:txbxContent>
                               <w:sdt>
                                 <w:sdtPr>
+                                  <w:rPr>
+                                    <w:rFonts w:ascii="Calibri" w:hAnsi="Calibri" w:cs="Calibri"/>
+                                    <w:sz w:val="32"/>
+                                    <w:szCs w:val="32"/>
+                                  </w:rPr>
                                   <w:alias w:val="Date"/>
                                   <w:tag w:val=""/>
                                   <w:id w:val="197127006"/>
@@ -273,13 +278,19 @@
                                       <w:spacing w:after="40"/>
                                       <w:jc w:val="center"/>
                                       <w:rPr>
+                                        <w:rFonts w:ascii="Calibri" w:hAnsi="Calibri" w:cs="Calibri"/>
                                         <w:caps/>
                                         <w:color w:val="156082" w:themeColor="accent1"/>
-                                        <w:sz w:val="28"/>
-                                        <w:szCs w:val="28"/>
+                                        <w:sz w:val="32"/>
+                                        <w:szCs w:val="32"/>
                                       </w:rPr>
                                     </w:pPr>
                                     <w:r>
+                                      <w:rPr>
+                                        <w:rFonts w:ascii="Calibri" w:hAnsi="Calibri" w:cs="Calibri"/>
+                                        <w:sz w:val="32"/>
+                                        <w:szCs w:val="32"/>
+                                      </w:rPr>
                                       <w:t>September 17, 2026</w:t>
                                     </w:r>
                                   </w:p>
@@ -291,8 +302,8 @@
                                   <w:rPr>
                                     <w:b/>
                                     <w:bCs/>
-                                    <w:sz w:val="24"/>
-                                    <w:szCs w:val="24"/>
+                                    <w:sz w:val="28"/>
+                                    <w:szCs w:val="28"/>
                                   </w:rPr>
                                 </w:pPr>
                                 <w:proofErr w:type="spellStart"/>
@@ -300,6 +311,8 @@
                                   <w:rPr>
                                     <w:b/>
                                     <w:bCs/>
+                                    <w:sz w:val="24"/>
+                                    <w:szCs w:val="24"/>
                                   </w:rPr>
                                   <w:t>Github</w:t>
                                 </w:r>
@@ -308,6 +321,8 @@
                                   <w:rPr>
                                     <w:b/>
                                     <w:bCs/>
+                                    <w:sz w:val="24"/>
+                                    <w:szCs w:val="24"/>
                                   </w:rPr>
                                   <w:t xml:space="preserve"> Repository: https://github.com/Henri-Claassen/BIN381</w:t>
                                 </w:r>
@@ -352,6 +367,11 @@
                       <w:txbxContent>
                         <w:sdt>
                           <w:sdtPr>
+                            <w:rPr>
+                              <w:rFonts w:ascii="Calibri" w:hAnsi="Calibri" w:cs="Calibri"/>
+                              <w:sz w:val="32"/>
+                              <w:szCs w:val="32"/>
+                            </w:rPr>
                             <w:alias w:val="Date"/>
                             <w:tag w:val=""/>
                             <w:id w:val="197127006"/>
@@ -370,13 +390,19 @@
                                 <w:spacing w:after="40"/>
                                 <w:jc w:val="center"/>
                                 <w:rPr>
+                                  <w:rFonts w:ascii="Calibri" w:hAnsi="Calibri" w:cs="Calibri"/>
                                   <w:caps/>
                                   <w:color w:val="156082" w:themeColor="accent1"/>
-                                  <w:sz w:val="28"/>
-                                  <w:szCs w:val="28"/>
+                                  <w:sz w:val="32"/>
+                                  <w:szCs w:val="32"/>
                                 </w:rPr>
                               </w:pPr>
                               <w:r>
+                                <w:rPr>
+                                  <w:rFonts w:ascii="Calibri" w:hAnsi="Calibri" w:cs="Calibri"/>
+                                  <w:sz w:val="32"/>
+                                  <w:szCs w:val="32"/>
+                                </w:rPr>
                                 <w:t>September 17, 2026</w:t>
                               </w:r>
                             </w:p>
@@ -388,8 +414,8 @@
                             <w:rPr>
                               <w:b/>
                               <w:bCs/>
-                              <w:sz w:val="24"/>
-                              <w:szCs w:val="24"/>
+                              <w:sz w:val="28"/>
+                              <w:szCs w:val="28"/>
                             </w:rPr>
                           </w:pPr>
                           <w:proofErr w:type="spellStart"/>
@@ -397,6 +423,8 @@
                             <w:rPr>
                               <w:b/>
                               <w:bCs/>
+                              <w:sz w:val="24"/>
+                              <w:szCs w:val="24"/>
                             </w:rPr>
                             <w:t>Github</w:t>
                           </w:r>
@@ -405,6 +433,8 @@
                             <w:rPr>
                               <w:b/>
                               <w:bCs/>
+                              <w:sz w:val="24"/>
+                              <w:szCs w:val="24"/>
                             </w:rPr>
                             <w:t xml:space="preserve"> Repository: https://github.com/Henri-Claassen/BIN381</w:t>
                           </w:r>
@@ -534,13 +564,17 @@
                                 <w:pPr>
                                   <w:spacing w:after="160"/>
                                   <w:jc w:val="center"/>
+                                  <w:rPr>
+                                    <w:sz w:val="28"/>
+                                    <w:szCs w:val="28"/>
+                                  </w:rPr>
                                 </w:pPr>
                                 <w:r>
                                   <w:rPr>
                                     <w:b/>
                                     <w:bCs/>
-                                    <w:sz w:val="26"/>
-                                    <w:szCs w:val="26"/>
+                                    <w:sz w:val="28"/>
+                                    <w:szCs w:val="28"/>
                                   </w:rPr>
                                   <w:t>Group 5</w:t>
                                 </w:r>
@@ -549,11 +583,15 @@
                                 <w:pPr>
                                   <w:spacing w:after="60"/>
                                   <w:jc w:val="center"/>
+                                  <w:rPr>
+                                    <w:sz w:val="28"/>
+                                    <w:szCs w:val="28"/>
+                                  </w:rPr>
                                 </w:pPr>
                                 <w:r>
                                   <w:rPr>
-                                    <w:sz w:val="24"/>
-                                    <w:szCs w:val="24"/>
+                                    <w:sz w:val="28"/>
+                                    <w:szCs w:val="28"/>
                                   </w:rPr>
                                   <w:t>Jandre Neethling – 601304</w:t>
                                 </w:r>
@@ -562,11 +600,15 @@
                                 <w:pPr>
                                   <w:spacing w:after="60"/>
                                   <w:jc w:val="center"/>
+                                  <w:rPr>
+                                    <w:sz w:val="28"/>
+                                    <w:szCs w:val="28"/>
+                                  </w:rPr>
                                 </w:pPr>
                                 <w:r>
                                   <w:rPr>
-                                    <w:sz w:val="24"/>
-                                    <w:szCs w:val="24"/>
+                                    <w:sz w:val="28"/>
+                                    <w:szCs w:val="28"/>
                                   </w:rPr>
                                   <w:t>Henri Claassen – 601720</w:t>
                                 </w:r>
@@ -575,27 +617,31 @@
                                 <w:pPr>
                                   <w:spacing w:after="600"/>
                                   <w:jc w:val="center"/>
+                                  <w:rPr>
+                                    <w:sz w:val="28"/>
+                                    <w:szCs w:val="28"/>
+                                  </w:rPr>
                                 </w:pPr>
                                 <w:r>
                                   <w:rPr>
-                                    <w:sz w:val="24"/>
-                                    <w:szCs w:val="24"/>
+                                    <w:sz w:val="28"/>
+                                    <w:szCs w:val="28"/>
                                   </w:rPr>
                                   <w:t xml:space="preserve">Declin </w:t>
                                 </w:r>
                                 <w:proofErr w:type="spellStart"/>
                                 <w:r>
                                   <w:rPr>
-                                    <w:sz w:val="24"/>
-                                    <w:szCs w:val="24"/>
+                                    <w:sz w:val="28"/>
+                                    <w:szCs w:val="28"/>
                                   </w:rPr>
                                   <w:t>Vorkel</w:t>
                                 </w:r>
                                 <w:proofErr w:type="spellEnd"/>
                                 <w:r>
                                   <w:rPr>
-                                    <w:sz w:val="24"/>
-                                    <w:szCs w:val="24"/>
+                                    <w:sz w:val="28"/>
+                                    <w:szCs w:val="28"/>
                                   </w:rPr>
                                   <w:t xml:space="preserve"> – 601756</w:t>
                                 </w:r>
@@ -627,13 +673,17 @@
                           <w:pPr>
                             <w:spacing w:after="160"/>
                             <w:jc w:val="center"/>
+                            <w:rPr>
+                              <w:sz w:val="28"/>
+                              <w:szCs w:val="28"/>
+                            </w:rPr>
                           </w:pPr>
                           <w:r>
                             <w:rPr>
                               <w:b/>
                               <w:bCs/>
-                              <w:sz w:val="26"/>
-                              <w:szCs w:val="26"/>
+                              <w:sz w:val="28"/>
+                              <w:szCs w:val="28"/>
                             </w:rPr>
                             <w:t>Group 5</w:t>
                           </w:r>
@@ -642,11 +692,15 @@
                           <w:pPr>
                             <w:spacing w:after="60"/>
                             <w:jc w:val="center"/>
+                            <w:rPr>
+                              <w:sz w:val="28"/>
+                              <w:szCs w:val="28"/>
+                            </w:rPr>
                           </w:pPr>
                           <w:r>
                             <w:rPr>
-                              <w:sz w:val="24"/>
-                              <w:szCs w:val="24"/>
+                              <w:sz w:val="28"/>
+                              <w:szCs w:val="28"/>
                             </w:rPr>
                             <w:t>Jandre Neethling – 601304</w:t>
                           </w:r>
@@ -655,11 +709,15 @@
                           <w:pPr>
                             <w:spacing w:after="60"/>
                             <w:jc w:val="center"/>
+                            <w:rPr>
+                              <w:sz w:val="28"/>
+                              <w:szCs w:val="28"/>
+                            </w:rPr>
                           </w:pPr>
                           <w:r>
                             <w:rPr>
-                              <w:sz w:val="24"/>
-                              <w:szCs w:val="24"/>
+                              <w:sz w:val="28"/>
+                              <w:szCs w:val="28"/>
                             </w:rPr>
                             <w:t>Henri Claassen – 601720</w:t>
                           </w:r>
@@ -668,27 +726,31 @@
                           <w:pPr>
                             <w:spacing w:after="600"/>
                             <w:jc w:val="center"/>
+                            <w:rPr>
+                              <w:sz w:val="28"/>
+                              <w:szCs w:val="28"/>
+                            </w:rPr>
                           </w:pPr>
                           <w:r>
                             <w:rPr>
-                              <w:sz w:val="24"/>
-                              <w:szCs w:val="24"/>
+                              <w:sz w:val="28"/>
+                              <w:szCs w:val="28"/>
                             </w:rPr>
                             <w:t xml:space="preserve">Declin </w:t>
                           </w:r>
                           <w:proofErr w:type="spellStart"/>
                           <w:r>
                             <w:rPr>
-                              <w:sz w:val="24"/>
-                              <w:szCs w:val="24"/>
+                              <w:sz w:val="28"/>
+                              <w:szCs w:val="28"/>
                             </w:rPr>
                             <w:t>Vorkel</w:t>
                           </w:r>
                           <w:proofErr w:type="spellEnd"/>
                           <w:r>
                             <w:rPr>
-                              <w:sz w:val="24"/>
-                              <w:szCs w:val="24"/>
+                              <w:sz w:val="28"/>
+                              <w:szCs w:val="28"/>
                             </w:rPr>
                             <w:t xml:space="preserve"> – 601756</w:t>
                           </w:r>
@@ -710,7 +772,7 @@
     </w:sdt>
     <w:sdt>
       <w:sdtPr>
-        <w:id w:val="2016886685"/>
+        <w:id w:val="1497461813"/>
         <w:docPartObj>
           <w:docPartGallery w:val="Table of Contents"/>
           <w:docPartUnique/>
@@ -771,7 +833,7 @@
           <w:r>
             <w:fldChar w:fldCharType="separate"/>
           </w:r>
-          <w:hyperlink w:anchor="_Toc240556951" w:history="1">
+          <w:hyperlink w:anchor="_Toc240557437" w:history="1">
             <w:r>
               <w:rPr>
                 <w:rStyle w:val="Hyperlink"/>
@@ -798,7 +860,7 @@
                 <w:noProof/>
                 <w:webHidden/>
               </w:rPr>
-              <w:instrText xml:space="preserve"> PAGEREF _Toc240556951 \h </w:instrText>
+              <w:instrText xml:space="preserve"> PAGEREF _Toc240557437 \h </w:instrText>
             </w:r>
             <w:r>
               <w:rPr>
@@ -844,7 +906,7 @@
               <w14:ligatures w14:val="standardContextual"/>
             </w:rPr>
           </w:pPr>
-          <w:hyperlink w:anchor="_Toc240556952" w:history="1">
+          <w:hyperlink w:anchor="_Toc240557438" w:history="1">
             <w:r>
               <w:rPr>
                 <w:rStyle w:val="Hyperlink"/>
@@ -871,7 +933,7 @@
                 <w:noProof/>
                 <w:webHidden/>
               </w:rPr>
-              <w:instrText xml:space="preserve"> PAGEREF _Toc240556952 \h </w:instrText>
+              <w:instrText xml:space="preserve"> PAGEREF _Toc240557438 \h </w:instrText>
             </w:r>
             <w:r>
               <w:rPr>
@@ -917,7 +979,7 @@
               <w14:ligatures w14:val="standardContextual"/>
             </w:rPr>
           </w:pPr>
-          <w:hyperlink w:anchor="_Toc240556953" w:history="1">
+          <w:hyperlink w:anchor="_Toc240557439" w:history="1">
             <w:r>
               <w:rPr>
                 <w:rStyle w:val="Hyperlink"/>
@@ -944,7 +1006,7 @@
                 <w:noProof/>
                 <w:webHidden/>
               </w:rPr>
-              <w:instrText xml:space="preserve"> PAGEREF _Toc240556953 \h </w:instrText>
+              <w:instrText xml:space="preserve"> PAGEREF _Toc240557439 \h </w:instrText>
             </w:r>
             <w:r>
               <w:rPr>
@@ -990,7 +1052,7 @@
               <w14:ligatures w14:val="standardContextual"/>
             </w:rPr>
           </w:pPr>
-          <w:hyperlink w:anchor="_Toc240556954" w:history="1">
+          <w:hyperlink w:anchor="_Toc240557440" w:history="1">
             <w:r>
               <w:rPr>
                 <w:rStyle w:val="Hyperlink"/>
@@ -1017,7 +1079,7 @@
                 <w:noProof/>
                 <w:webHidden/>
               </w:rPr>
-              <w:instrText xml:space="preserve"> PAGEREF _Toc240556954 \h </w:instrText>
+              <w:instrText xml:space="preserve"> PAGEREF _Toc240557440 \h </w:instrText>
             </w:r>
             <w:r>
               <w:rPr>
@@ -1063,7 +1125,7 @@
               <w14:ligatures w14:val="standardContextual"/>
             </w:rPr>
           </w:pPr>
-          <w:hyperlink w:anchor="_Toc240556955" w:history="1">
+          <w:hyperlink w:anchor="_Toc240557441" w:history="1">
             <w:r>
               <w:rPr>
                 <w:rStyle w:val="Hyperlink"/>
@@ -1090,7 +1152,7 @@
                 <w:noProof/>
                 <w:webHidden/>
               </w:rPr>
-              <w:instrText xml:space="preserve"> PAGEREF _Toc240556955 \h </w:instrText>
+              <w:instrText xml:space="preserve"> PAGEREF _Toc240557441 \h </w:instrText>
             </w:r>
             <w:r>
               <w:rPr>
@@ -1136,7 +1198,7 @@
               <w14:ligatures w14:val="standardContextual"/>
             </w:rPr>
           </w:pPr>
-          <w:hyperlink w:anchor="_Toc240556956" w:history="1">
+          <w:hyperlink w:anchor="_Toc240557442" w:history="1">
             <w:r>
               <w:rPr>
                 <w:rStyle w:val="Hyperlink"/>
@@ -1163,7 +1225,7 @@
                 <w:noProof/>
                 <w:webHidden/>
               </w:rPr>
-              <w:instrText xml:space="preserve"> PAGEREF _Toc240556956 \h </w:instrText>
+              <w:instrText xml:space="preserve"> PAGEREF _Toc240557442 \h </w:instrText>
             </w:r>
             <w:r>
               <w:rPr>
@@ -1209,7 +1271,7 @@
               <w14:ligatures w14:val="standardContextual"/>
             </w:rPr>
           </w:pPr>
-          <w:hyperlink w:anchor="_Toc240556957" w:history="1">
+          <w:hyperlink w:anchor="_Toc240557443" w:history="1">
             <w:r>
               <w:rPr>
                 <w:rStyle w:val="Hyperlink"/>
@@ -1236,7 +1298,7 @@
                 <w:noProof/>
                 <w:webHidden/>
               </w:rPr>
-              <w:instrText xml:space="preserve"> PAGEREF _Toc240556957 \h </w:instrText>
+              <w:instrText xml:space="preserve"> PAGEREF _Toc240557443 \h </w:instrText>
             </w:r>
             <w:r>
               <w:rPr>
@@ -1282,7 +1344,7 @@
               <w14:ligatures w14:val="standardContextual"/>
             </w:rPr>
           </w:pPr>
-          <w:hyperlink w:anchor="_Toc240556958" w:history="1">
+          <w:hyperlink w:anchor="_Toc240557444" w:history="1">
             <w:r>
               <w:rPr>
                 <w:rStyle w:val="Hyperlink"/>
@@ -1309,7 +1371,7 @@
                 <w:noProof/>
                 <w:webHidden/>
               </w:rPr>
-              <w:instrText xml:space="preserve"> PAGEREF _Toc240556958 \h </w:instrText>
+              <w:instrText xml:space="preserve"> PAGEREF _Toc240557444 \h </w:instrText>
             </w:r>
             <w:r>
               <w:rPr>
@@ -1355,7 +1417,7 @@
               <w14:ligatures w14:val="standardContextual"/>
             </w:rPr>
           </w:pPr>
-          <w:hyperlink w:anchor="_Toc240556959" w:history="1">
+          <w:hyperlink w:anchor="_Toc240557445" w:history="1">
             <w:r>
               <w:rPr>
                 <w:rStyle w:val="Hyperlink"/>
@@ -1382,7 +1444,7 @@
                 <w:noProof/>
                 <w:webHidden/>
               </w:rPr>
-              <w:instrText xml:space="preserve"> PAGEREF _Toc240556959 \h </w:instrText>
+              <w:instrText xml:space="preserve"> PAGEREF _Toc240557445 \h </w:instrText>
             </w:r>
             <w:r>
               <w:rPr>
@@ -1428,7 +1490,7 @@
               <w14:ligatures w14:val="standardContextual"/>
             </w:rPr>
           </w:pPr>
-          <w:hyperlink w:anchor="_Toc240556960" w:history="1">
+          <w:hyperlink w:anchor="_Toc240557446" w:history="1">
             <w:r>
               <w:rPr>
                 <w:rStyle w:val="Hyperlink"/>
@@ -1455,7 +1517,7 @@
                 <w:noProof/>
                 <w:webHidden/>
               </w:rPr>
-              <w:instrText xml:space="preserve"> PAGEREF _Toc240556960 \h </w:instrText>
+              <w:instrText xml:space="preserve"> PAGEREF _Toc240557446 \h </w:instrText>
             </w:r>
             <w:r>
               <w:rPr>
@@ -1501,7 +1563,7 @@
               <w14:ligatures w14:val="standardContextual"/>
             </w:rPr>
           </w:pPr>
-          <w:hyperlink w:anchor="_Toc240556961" w:history="1">
+          <w:hyperlink w:anchor="_Toc240557447" w:history="1">
             <w:r>
               <w:rPr>
                 <w:rStyle w:val="Hyperlink"/>
@@ -1528,7 +1590,7 @@
                 <w:noProof/>
                 <w:webHidden/>
               </w:rPr>
-              <w:instrText xml:space="preserve"> PAGEREF _Toc240556961 \h </w:instrText>
+              <w:instrText xml:space="preserve"> PAGEREF _Toc240557447 \h </w:instrText>
             </w:r>
             <w:r>
               <w:rPr>
@@ -1574,7 +1636,7 @@
               <w14:ligatures w14:val="standardContextual"/>
             </w:rPr>
           </w:pPr>
-          <w:hyperlink w:anchor="_Toc240556962" w:history="1">
+          <w:hyperlink w:anchor="_Toc240557448" w:history="1">
             <w:r>
               <w:rPr>
                 <w:rStyle w:val="Hyperlink"/>
@@ -1601,7 +1663,7 @@
                 <w:noProof/>
                 <w:webHidden/>
               </w:rPr>
-              <w:instrText xml:space="preserve"> PAGEREF _Toc240556962 \h </w:instrText>
+              <w:instrText xml:space="preserve"> PAGEREF _Toc240557448 \h </w:instrText>
             </w:r>
             <w:r>
               <w:rPr>
@@ -1647,7 +1709,7 @@
               <w14:ligatures w14:val="standardContextual"/>
             </w:rPr>
           </w:pPr>
-          <w:hyperlink w:anchor="_Toc240556963" w:history="1">
+          <w:hyperlink w:anchor="_Toc240557449" w:history="1">
             <w:r>
               <w:rPr>
                 <w:rStyle w:val="Hyperlink"/>
@@ -1674,7 +1736,7 @@
                 <w:noProof/>
                 <w:webHidden/>
               </w:rPr>
-              <w:instrText xml:space="preserve"> PAGEREF _Toc240556963 \h </w:instrText>
+              <w:instrText xml:space="preserve"> PAGEREF _Toc240557449 \h </w:instrText>
             </w:r>
             <w:r>
               <w:rPr>
@@ -1720,7 +1782,7 @@
               <w14:ligatures w14:val="standardContextual"/>
             </w:rPr>
           </w:pPr>
-          <w:hyperlink w:anchor="_Toc240556964" w:history="1">
+          <w:hyperlink w:anchor="_Toc240557450" w:history="1">
             <w:r>
               <w:rPr>
                 <w:rStyle w:val="Hyperlink"/>
@@ -1747,7 +1809,7 @@
                 <w:noProof/>
                 <w:webHidden/>
               </w:rPr>
-              <w:instrText xml:space="preserve"> PAGEREF _Toc240556964 \h </w:instrText>
+              <w:instrText xml:space="preserve"> PAGEREF _Toc240557450 \h </w:instrText>
             </w:r>
             <w:r>
               <w:rPr>
@@ -1793,7 +1855,7 @@
               <w14:ligatures w14:val="standardContextual"/>
             </w:rPr>
           </w:pPr>
-          <w:hyperlink w:anchor="_Toc240556965" w:history="1">
+          <w:hyperlink w:anchor="_Toc240557451" w:history="1">
             <w:r>
               <w:rPr>
                 <w:rStyle w:val="Hyperlink"/>
@@ -1820,7 +1882,7 @@
                 <w:noProof/>
                 <w:webHidden/>
               </w:rPr>
-              <w:instrText xml:space="preserve"> PAGEREF _Toc240556965 \h </w:instrText>
+              <w:instrText xml:space="preserve"> PAGEREF _Toc240557451 \h </w:instrText>
             </w:r>
             <w:r>
               <w:rPr>
@@ -1866,7 +1928,7 @@
               <w14:ligatures w14:val="standardContextual"/>
             </w:rPr>
           </w:pPr>
-          <w:hyperlink w:anchor="_Toc240556966" w:history="1">
+          <w:hyperlink w:anchor="_Toc240557452" w:history="1">
             <w:r>
               <w:rPr>
                 <w:rStyle w:val="Hyperlink"/>
@@ -1893,7 +1955,7 @@
                 <w:noProof/>
                 <w:webHidden/>
               </w:rPr>
-              <w:instrText xml:space="preserve"> PAGEREF _Toc240556966 \h </w:instrText>
+              <w:instrText xml:space="preserve"> PAGEREF _Toc240557452 \h </w:instrText>
             </w:r>
             <w:r>
               <w:rPr>
@@ -1939,7 +2001,7 @@
               <w14:ligatures w14:val="standardContextual"/>
             </w:rPr>
           </w:pPr>
-          <w:hyperlink w:anchor="_Toc240556967" w:history="1">
+          <w:hyperlink w:anchor="_Toc240557453" w:history="1">
             <w:r>
               <w:rPr>
                 <w:rStyle w:val="Hyperlink"/>
@@ -1966,7 +2028,7 @@
                 <w:noProof/>
                 <w:webHidden/>
               </w:rPr>
-              <w:instrText xml:space="preserve"> PAGEREF _Toc240556967 \h </w:instrText>
+              <w:instrText xml:space="preserve"> PAGEREF _Toc240557453 \h </w:instrText>
             </w:r>
             <w:r>
               <w:rPr>
@@ -2012,7 +2074,7 @@
               <w14:ligatures w14:val="standardContextual"/>
             </w:rPr>
           </w:pPr>
-          <w:hyperlink w:anchor="_Toc240556968" w:history="1">
+          <w:hyperlink w:anchor="_Toc240557454" w:history="1">
             <w:r>
               <w:rPr>
                 <w:rStyle w:val="Hyperlink"/>
@@ -2039,7 +2101,7 @@
                 <w:noProof/>
                 <w:webHidden/>
               </w:rPr>
-              <w:instrText xml:space="preserve"> PAGEREF _Toc240556968 \h </w:instrText>
+              <w:instrText xml:space="preserve"> PAGEREF _Toc240557454 \h </w:instrText>
             </w:r>
             <w:r>
               <w:rPr>
@@ -2085,7 +2147,7 @@
               <w14:ligatures w14:val="standardContextual"/>
             </w:rPr>
           </w:pPr>
-          <w:hyperlink w:anchor="_Toc240556969" w:history="1">
+          <w:hyperlink w:anchor="_Toc240557455" w:history="1">
             <w:r>
               <w:rPr>
                 <w:rStyle w:val="Hyperlink"/>
@@ -2112,7 +2174,7 @@
                 <w:noProof/>
                 <w:webHidden/>
               </w:rPr>
-              <w:instrText xml:space="preserve"> PAGEREF _Toc240556969 \h </w:instrText>
+              <w:instrText xml:space="preserve"> PAGEREF _Toc240557455 \h </w:instrText>
             </w:r>
             <w:r>
               <w:rPr>
@@ -2158,7 +2220,7 @@
               <w14:ligatures w14:val="standardContextual"/>
             </w:rPr>
           </w:pPr>
-          <w:hyperlink w:anchor="_Toc240556970" w:history="1">
+          <w:hyperlink w:anchor="_Toc240557456" w:history="1">
             <w:r>
               <w:rPr>
                 <w:rStyle w:val="Hyperlink"/>
@@ -2185,7 +2247,7 @@
                 <w:noProof/>
                 <w:webHidden/>
               </w:rPr>
-              <w:instrText xml:space="preserve"> PAGEREF _Toc240556970 \h </w:instrText>
+              <w:instrText xml:space="preserve"> PAGEREF _Toc240557456 \h </w:instrText>
             </w:r>
             <w:r>
               <w:rPr>
@@ -2231,7 +2293,7 @@
               <w14:ligatures w14:val="standardContextual"/>
             </w:rPr>
           </w:pPr>
-          <w:hyperlink w:anchor="_Toc240556971" w:history="1">
+          <w:hyperlink w:anchor="_Toc240557457" w:history="1">
             <w:r>
               <w:rPr>
                 <w:rStyle w:val="Hyperlink"/>
@@ -2258,7 +2320,7 @@
                 <w:noProof/>
                 <w:webHidden/>
               </w:rPr>
-              <w:instrText xml:space="preserve"> PAGEREF _Toc240556971 \h </w:instrText>
+              <w:instrText xml:space="preserve"> PAGEREF _Toc240557457 \h </w:instrText>
             </w:r>
             <w:r>
               <w:rPr>
@@ -2304,7 +2366,7 @@
               <w14:ligatures w14:val="standardContextual"/>
             </w:rPr>
           </w:pPr>
-          <w:hyperlink w:anchor="_Toc240556972" w:history="1">
+          <w:hyperlink w:anchor="_Toc240557458" w:history="1">
             <w:r>
               <w:rPr>
                 <w:rStyle w:val="Hyperlink"/>
@@ -2331,7 +2393,7 @@
                 <w:noProof/>
                 <w:webHidden/>
               </w:rPr>
-              <w:instrText xml:space="preserve"> PAGEREF _Toc240556972 \h </w:instrText>
+              <w:instrText xml:space="preserve"> PAGEREF _Toc240557458 \h </w:instrText>
             </w:r>
             <w:r>
               <w:rPr>
@@ -2377,7 +2439,7 @@
               <w14:ligatures w14:val="standardContextual"/>
             </w:rPr>
           </w:pPr>
-          <w:hyperlink w:anchor="_Toc240556973" w:history="1">
+          <w:hyperlink w:anchor="_Toc240557459" w:history="1">
             <w:r>
               <w:rPr>
                 <w:rStyle w:val="Hyperlink"/>
@@ -2404,7 +2466,7 @@
                 <w:noProof/>
                 <w:webHidden/>
               </w:rPr>
-              <w:instrText xml:space="preserve"> PAGEREF _Toc240556973 \h </w:instrText>
+              <w:instrText xml:space="preserve"> PAGEREF _Toc240557459 \h </w:instrText>
             </w:r>
             <w:r>
               <w:rPr>
@@ -2450,7 +2512,7 @@
               <w14:ligatures w14:val="standardContextual"/>
             </w:rPr>
           </w:pPr>
-          <w:hyperlink w:anchor="_Toc240556974" w:history="1">
+          <w:hyperlink w:anchor="_Toc240557460" w:history="1">
             <w:r>
               <w:rPr>
                 <w:rStyle w:val="Hyperlink"/>
@@ -2477,7 +2539,7 @@
                 <w:noProof/>
                 <w:webHidden/>
               </w:rPr>
-              <w:instrText xml:space="preserve"> PAGEREF _Toc240556974 \h </w:instrText>
+              <w:instrText xml:space="preserve"> PAGEREF _Toc240557460 \h </w:instrText>
             </w:r>
             <w:r>
               <w:rPr>
@@ -2523,7 +2585,7 @@
               <w14:ligatures w14:val="standardContextual"/>
             </w:rPr>
           </w:pPr>
-          <w:hyperlink w:anchor="_Toc240556975" w:history="1">
+          <w:hyperlink w:anchor="_Toc240557461" w:history="1">
             <w:r>
               <w:rPr>
                 <w:rStyle w:val="Hyperlink"/>
@@ -2550,7 +2612,7 @@
                 <w:noProof/>
                 <w:webHidden/>
               </w:rPr>
-              <w:instrText xml:space="preserve"> PAGEREF _Toc240556975 \h </w:instrText>
+              <w:instrText xml:space="preserve"> PAGEREF _Toc240557461 \h </w:instrText>
             </w:r>
             <w:r>
               <w:rPr>
@@ -2596,7 +2658,7 @@
               <w14:ligatures w14:val="standardContextual"/>
             </w:rPr>
           </w:pPr>
-          <w:hyperlink w:anchor="_Toc240556976" w:history="1">
+          <w:hyperlink w:anchor="_Toc240557462" w:history="1">
             <w:r>
               <w:rPr>
                 <w:rStyle w:val="Hyperlink"/>
@@ -2623,7 +2685,7 @@
                 <w:noProof/>
                 <w:webHidden/>
               </w:rPr>
-              <w:instrText xml:space="preserve"> PAGEREF _Toc240556976 \h </w:instrText>
+              <w:instrText xml:space="preserve"> PAGEREF _Toc240557462 \h </w:instrText>
             </w:r>
             <w:r>
               <w:rPr>
@@ -2669,7 +2731,7 @@
               <w14:ligatures w14:val="standardContextual"/>
             </w:rPr>
           </w:pPr>
-          <w:hyperlink w:anchor="_Toc240556977" w:history="1">
+          <w:hyperlink w:anchor="_Toc240557463" w:history="1">
             <w:r>
               <w:rPr>
                 <w:rStyle w:val="Hyperlink"/>
@@ -2696,7 +2758,7 @@
                 <w:noProof/>
                 <w:webHidden/>
               </w:rPr>
-              <w:instrText xml:space="preserve"> PAGEREF _Toc240556977 \h </w:instrText>
+              <w:instrText xml:space="preserve"> PAGEREF _Toc240557463 \h </w:instrText>
             </w:r>
             <w:r>
               <w:rPr>
@@ -2742,7 +2804,7 @@
               <w14:ligatures w14:val="standardContextual"/>
             </w:rPr>
           </w:pPr>
-          <w:hyperlink w:anchor="_Toc240556978" w:history="1">
+          <w:hyperlink w:anchor="_Toc240557464" w:history="1">
             <w:r>
               <w:rPr>
                 <w:rStyle w:val="Hyperlink"/>
@@ -2769,7 +2831,7 @@
                 <w:noProof/>
                 <w:webHidden/>
               </w:rPr>
-              <w:instrText xml:space="preserve"> PAGEREF _Toc240556978 \h </w:instrText>
+              <w:instrText xml:space="preserve"> PAGEREF _Toc240557464 \h </w:instrText>
             </w:r>
             <w:r>
               <w:rPr>
@@ -2815,7 +2877,7 @@
               <w14:ligatures w14:val="standardContextual"/>
             </w:rPr>
           </w:pPr>
-          <w:hyperlink w:anchor="_Toc240556979" w:history="1">
+          <w:hyperlink w:anchor="_Toc240557465" w:history="1">
             <w:r>
               <w:rPr>
                 <w:rStyle w:val="Hyperlink"/>
@@ -2842,7 +2904,7 @@
                 <w:noProof/>
                 <w:webHidden/>
               </w:rPr>
-              <w:instrText xml:space="preserve"> PAGEREF _Toc240556979 \h </w:instrText>
+              <w:instrText xml:space="preserve"> PAGEREF _Toc240557465 \h </w:instrText>
             </w:r>
             <w:r>
               <w:rPr>
@@ -2888,7 +2950,7 @@
               <w14:ligatures w14:val="standardContextual"/>
             </w:rPr>
           </w:pPr>
-          <w:hyperlink w:anchor="_Toc240556980" w:history="1">
+          <w:hyperlink w:anchor="_Toc240557466" w:history="1">
             <w:r>
               <w:rPr>
                 <w:rStyle w:val="Hyperlink"/>
@@ -2915,7 +2977,7 @@
                 <w:noProof/>
                 <w:webHidden/>
               </w:rPr>
-              <w:instrText xml:space="preserve"> PAGEREF _Toc240556980 \h </w:instrText>
+              <w:instrText xml:space="preserve"> PAGEREF _Toc240557466 \h </w:instrText>
             </w:r>
             <w:r>
               <w:rPr>
@@ -2961,7 +3023,7 @@
               <w14:ligatures w14:val="standardContextual"/>
             </w:rPr>
           </w:pPr>
-          <w:hyperlink w:anchor="_Toc240556981" w:history="1">
+          <w:hyperlink w:anchor="_Toc240557467" w:history="1">
             <w:r>
               <w:rPr>
                 <w:rStyle w:val="Hyperlink"/>
@@ -2988,7 +3050,7 @@
                 <w:noProof/>
                 <w:webHidden/>
               </w:rPr>
-              <w:instrText xml:space="preserve"> PAGEREF _Toc240556981 \h </w:instrText>
+              <w:instrText xml:space="preserve"> PAGEREF _Toc240557467 \h </w:instrText>
             </w:r>
             <w:r>
               <w:rPr>
@@ -3034,7 +3096,7 @@
               <w14:ligatures w14:val="standardContextual"/>
             </w:rPr>
           </w:pPr>
-          <w:hyperlink w:anchor="_Toc240556982" w:history="1">
+          <w:hyperlink w:anchor="_Toc240557468" w:history="1">
             <w:r>
               <w:rPr>
                 <w:rStyle w:val="Hyperlink"/>
@@ -3061,7 +3123,7 @@
                 <w:noProof/>
                 <w:webHidden/>
               </w:rPr>
-              <w:instrText xml:space="preserve"> PAGEREF _Toc240556982 \h </w:instrText>
+              <w:instrText xml:space="preserve"> PAGEREF _Toc240557468 \h </w:instrText>
             </w:r>
             <w:r>
               <w:rPr>
@@ -3107,7 +3169,7 @@
               <w14:ligatures w14:val="standardContextual"/>
             </w:rPr>
           </w:pPr>
-          <w:hyperlink w:anchor="_Toc240556983" w:history="1">
+          <w:hyperlink w:anchor="_Toc240557469" w:history="1">
             <w:r>
               <w:rPr>
                 <w:rStyle w:val="Hyperlink"/>
@@ -3134,7 +3196,7 @@
                 <w:noProof/>
                 <w:webHidden/>
               </w:rPr>
-              <w:instrText xml:space="preserve"> PAGEREF _Toc240556983 \h </w:instrText>
+              <w:instrText xml:space="preserve"> PAGEREF _Toc240557469 \h </w:instrText>
             </w:r>
             <w:r>
               <w:rPr>
@@ -3180,7 +3242,7 @@
               <w14:ligatures w14:val="standardContextual"/>
             </w:rPr>
           </w:pPr>
-          <w:hyperlink w:anchor="_Toc240556984" w:history="1">
+          <w:hyperlink w:anchor="_Toc240557470" w:history="1">
             <w:r>
               <w:rPr>
                 <w:rStyle w:val="Hyperlink"/>
@@ -3207,7 +3269,7 @@
                 <w:noProof/>
                 <w:webHidden/>
               </w:rPr>
-              <w:instrText xml:space="preserve"> PAGEREF _Toc240556984 \h </w:instrText>
+              <w:instrText xml:space="preserve"> PAGEREF _Toc240557470 \h </w:instrText>
             </w:r>
             <w:r>
               <w:rPr>
@@ -3252,19 +3314,18 @@
     </w:sdt>
     <w:p>
       <w:pPr>
-        <w:pStyle w:val="TOC1"/>
-        <w:tabs>
-          <w:tab w:val="right" w:leader="dot" w:pos="9016"/>
-        </w:tabs>
         <w:rPr>
-          <w:rFonts w:asciiTheme="minorHAnsi" w:eastAsiaTheme="minorEastAsia" w:hAnsiTheme="minorHAnsi" w:cstheme="minorBidi"/>
-          <w:noProof/>
-          <w:kern w:val="2"/>
-          <w:sz w:val="24"/>
-          <w:szCs w:val="24"/>
-          <w14:ligatures w14:val="standardContextual"/>
+          <w:b/>
+          <w:bCs/>
+          <w:color w:val="000000"/>
+          <w:sz w:val="32"/>
+          <w:szCs w:val="32"/>
         </w:rPr>
       </w:pPr>
+      <w:bookmarkStart w:id="0" w:name="_Toc240551988"/>
+      <w:bookmarkStart w:id="1" w:name="_Toc240552592"/>
+      <w:bookmarkStart w:id="2" w:name="_Toc240556951"/>
+      <w:bookmarkStart w:id="3" w:name="_Toc240557192"/>
       <w:r>
         <w:br w:type="page"/>
       </w:r>
@@ -3273,9 +3334,7 @@
       <w:pPr>
         <w:pStyle w:val="Heading1"/>
       </w:pPr>
-      <w:bookmarkStart w:id="0" w:name="_Toc240551988"/>
-      <w:bookmarkStart w:id="1" w:name="_Toc240552592"/>
-      <w:bookmarkStart w:id="2" w:name="_Toc240556951"/>
+      <w:bookmarkStart w:id="4" w:name="_Toc240557437"/>
       <w:r>
         <w:lastRenderedPageBreak/>
         <w:t>1. Introduction</w:t>
@@ -3283,20 +3342,26 @@
       <w:bookmarkEnd w:id="0"/>
       <w:bookmarkEnd w:id="1"/>
       <w:bookmarkEnd w:id="2"/>
+      <w:bookmarkEnd w:id="3"/>
+      <w:bookmarkEnd w:id="4"/>
     </w:p>
     <w:p>
       <w:pPr>
         <w:pStyle w:val="Heading2"/>
       </w:pPr>
-      <w:bookmarkStart w:id="3" w:name="_Toc240551990"/>
-      <w:bookmarkStart w:id="4" w:name="_Toc240552593"/>
-      <w:bookmarkStart w:id="5" w:name="_Toc240556952"/>
+      <w:bookmarkStart w:id="5" w:name="_Toc240551990"/>
+      <w:bookmarkStart w:id="6" w:name="_Toc240552593"/>
+      <w:bookmarkStart w:id="7" w:name="_Toc240556952"/>
+      <w:bookmarkStart w:id="8" w:name="_Toc240557193"/>
+      <w:bookmarkStart w:id="9" w:name="_Toc240557438"/>
       <w:r>
         <w:t>1.1 The decision problem</w:t>
       </w:r>
-      <w:bookmarkEnd w:id="3"/>
-      <w:bookmarkEnd w:id="4"/>
       <w:bookmarkEnd w:id="5"/>
+      <w:bookmarkEnd w:id="6"/>
+      <w:bookmarkEnd w:id="7"/>
+      <w:bookmarkEnd w:id="8"/>
+      <w:bookmarkEnd w:id="9"/>
     </w:p>
     <w:p>
       <w:pPr>
@@ -3488,13 +3553,7 @@
           </w:tcPr>
           <w:p>
             <w:r>
-              <w:t xml:space="preserve">Household internet and computer access (D08) </w:t>
-            </w:r>
-            <w:r>
-              <w:t>and</w:t>
-            </w:r>
-            <w:r>
-              <w:t xml:space="preserve"> education level, attendance and institution type (D02)</w:t>
+              <w:t>Household internet and computer access (D08) and education level, attendance and institution type (D02)</w:t>
             </w:r>
           </w:p>
         </w:tc>
@@ -3565,13 +3624,7 @@
           </w:tcPr>
           <w:p>
             <w:r>
-              <w:t xml:space="preserve">Education level (D02) </w:t>
-            </w:r>
-            <w:r>
-              <w:t>and</w:t>
-            </w:r>
-            <w:r>
-              <w:t xml:space="preserve"> employment status (D03)</w:t>
+              <w:t>Education level (D02) and employment status (D03)</w:t>
             </w:r>
           </w:p>
         </w:tc>
@@ -3728,33 +3781,41 @@
       <w:pPr>
         <w:pStyle w:val="Heading1"/>
       </w:pPr>
-      <w:bookmarkStart w:id="6" w:name="_Toc240551992"/>
-      <w:bookmarkStart w:id="7" w:name="_Toc240552595"/>
-      <w:bookmarkStart w:id="8" w:name="_Toc240556953"/>
+      <w:bookmarkStart w:id="10" w:name="_Toc240556953"/>
+      <w:bookmarkStart w:id="11" w:name="_Toc240557194"/>
+      <w:bookmarkStart w:id="12" w:name="_Toc240551992"/>
+      <w:bookmarkStart w:id="13" w:name="_Toc240552595"/>
+      <w:bookmarkStart w:id="14" w:name="_Toc240557439"/>
       <w:r>
         <w:lastRenderedPageBreak/>
         <w:t>2. Data Selection and Analytical Grain</w:t>
       </w:r>
-      <w:bookmarkEnd w:id="8"/>
+      <w:bookmarkEnd w:id="10"/>
+      <w:bookmarkEnd w:id="11"/>
+      <w:bookmarkEnd w:id="14"/>
       <w:r>
         <w:t xml:space="preserve"> </w:t>
       </w:r>
-      <w:bookmarkEnd w:id="6"/>
-      <w:bookmarkEnd w:id="7"/>
+      <w:bookmarkEnd w:id="12"/>
+      <w:bookmarkEnd w:id="13"/>
     </w:p>
     <w:p>
       <w:pPr>
         <w:pStyle w:val="Heading2"/>
       </w:pPr>
-      <w:bookmarkStart w:id="9" w:name="_Toc240551993"/>
-      <w:bookmarkStart w:id="10" w:name="_Toc240552596"/>
-      <w:bookmarkStart w:id="11" w:name="_Toc240556954"/>
+      <w:bookmarkStart w:id="15" w:name="_Toc240551993"/>
+      <w:bookmarkStart w:id="16" w:name="_Toc240552596"/>
+      <w:bookmarkStart w:id="17" w:name="_Toc240556954"/>
+      <w:bookmarkStart w:id="18" w:name="_Toc240557195"/>
+      <w:bookmarkStart w:id="19" w:name="_Toc240557440"/>
       <w:r>
         <w:t>2.1 Datasets selected</w:t>
       </w:r>
-      <w:bookmarkEnd w:id="9"/>
-      <w:bookmarkEnd w:id="10"/>
-      <w:bookmarkEnd w:id="11"/>
+      <w:bookmarkEnd w:id="15"/>
+      <w:bookmarkEnd w:id="16"/>
+      <w:bookmarkEnd w:id="17"/>
+      <w:bookmarkEnd w:id="18"/>
+      <w:bookmarkEnd w:id="19"/>
     </w:p>
     <w:p>
       <w:pPr>
@@ -3938,10 +3999,7 @@
           </w:tcPr>
           <w:p>
             <w:r>
-              <w:t>Demographic controls (age, sex, population group, province, settlement type, metro)</w:t>
-            </w:r>
-            <w:r>
-              <w:t>, general information about the population.</w:t>
+              <w:t>Demographic controls (age, sex, population group, province, settlement type, metro), general information about the population.</w:t>
             </w:r>
           </w:p>
         </w:tc>
@@ -4012,10 +4070,7 @@
           </w:tcPr>
           <w:p>
             <w:r>
-              <w:t>Education level, current attendance, institution type</w:t>
-            </w:r>
-            <w:r>
-              <w:t>, needed to compare education with employment status</w:t>
+              <w:t>Education level, current attendance, institution type, needed to compare education with employment status</w:t>
             </w:r>
           </w:p>
         </w:tc>
@@ -4086,10 +4141,7 @@
           </w:tcPr>
           <w:p>
             <w:r>
-              <w:t xml:space="preserve">Employment status and salary </w:t>
-            </w:r>
-            <w:r>
-              <w:t>needed to answer questions about salary level.</w:t>
+              <w:t>Employment status and salary needed to answer questions about salary level.</w:t>
             </w:r>
           </w:p>
         </w:tc>
@@ -4160,10 +4212,7 @@
           </w:tcPr>
           <w:p>
             <w:r>
-              <w:t>The only dataset measuring household internet, computer and smartphone access</w:t>
-            </w:r>
-            <w:r>
-              <w:t>, needed to determine digital access.</w:t>
+              <w:t>The only dataset measuring household internet, computer and smartphone access, needed to determine digital access.</w:t>
             </w:r>
           </w:p>
         </w:tc>
@@ -4386,15 +4435,19 @@
       <w:pPr>
         <w:pStyle w:val="Heading2"/>
       </w:pPr>
-      <w:bookmarkStart w:id="12" w:name="_Toc240551994"/>
-      <w:bookmarkStart w:id="13" w:name="_Toc240552597"/>
-      <w:bookmarkStart w:id="14" w:name="_Toc240556955"/>
+      <w:bookmarkStart w:id="20" w:name="_Toc240551994"/>
+      <w:bookmarkStart w:id="21" w:name="_Toc240552597"/>
+      <w:bookmarkStart w:id="22" w:name="_Toc240556955"/>
+      <w:bookmarkStart w:id="23" w:name="_Toc240557196"/>
+      <w:bookmarkStart w:id="24" w:name="_Toc240557441"/>
       <w:r>
         <w:t>2.2 Analytical grain</w:t>
       </w:r>
-      <w:bookmarkEnd w:id="12"/>
-      <w:bookmarkEnd w:id="13"/>
-      <w:bookmarkEnd w:id="14"/>
+      <w:bookmarkEnd w:id="20"/>
+      <w:bookmarkEnd w:id="21"/>
+      <w:bookmarkEnd w:id="22"/>
+      <w:bookmarkEnd w:id="23"/>
+      <w:bookmarkEnd w:id="24"/>
     </w:p>
     <w:p>
       <w:pPr>
@@ -4403,6 +4456,7 @@
       <w:r>
         <w:t xml:space="preserve">One row = one person aged 15–64, identified by </w:t>
       </w:r>
+      <w:proofErr w:type="spellStart"/>
       <w:r>
         <w:rPr>
           <w:rFonts w:eastAsia="Consolas"/>
@@ -4411,15 +4465,11 @@
         </w:rPr>
         <w:t>household_id</w:t>
       </w:r>
-      <w:r>
-        <w:t xml:space="preserve"> </w:t>
-      </w:r>
-      <w:r>
-        <w:t>and</w:t>
-      </w:r>
-      <w:r>
-        <w:t xml:space="preserve"> </w:t>
-      </w:r>
+      <w:proofErr w:type="spellEnd"/>
+      <w:r>
+        <w:t xml:space="preserve"> and </w:t>
+      </w:r>
+      <w:proofErr w:type="spellStart"/>
       <w:r>
         <w:rPr>
           <w:rFonts w:eastAsia="Consolas"/>
@@ -4428,6 +4478,7 @@
         </w:rPr>
         <w:t>person_number</w:t>
       </w:r>
+      <w:proofErr w:type="spellEnd"/>
       <w:r>
         <w:rPr>
           <w:rFonts w:eastAsia="Consolas"/>
@@ -4445,25 +4496,26 @@
         <w:spacing w:after="140"/>
       </w:pPr>
       <w:r>
-        <w:t>Both outcomes, education and employment, belong to individuals, so a person-level grain is required: a person's education must be compared with that same person's employment status. Digital access is measured per household and is attached to every person in that household</w:t>
-      </w:r>
-      <w:r>
-        <w:t>.</w:t>
+        <w:t>Both outcomes, education and employment, belong to individuals, so a person-level grain is required: a person's education must be compared with that same person's employment status. Digital access is measured per household and is attached to every person in that household.</w:t>
       </w:r>
     </w:p>
     <w:p>
       <w:pPr>
         <w:pStyle w:val="Heading2"/>
       </w:pPr>
-      <w:bookmarkStart w:id="15" w:name="_Toc240551995"/>
-      <w:bookmarkStart w:id="16" w:name="_Toc240552598"/>
-      <w:bookmarkStart w:id="17" w:name="_Toc240556956"/>
+      <w:bookmarkStart w:id="25" w:name="_Toc240551995"/>
+      <w:bookmarkStart w:id="26" w:name="_Toc240552598"/>
+      <w:bookmarkStart w:id="27" w:name="_Toc240556956"/>
+      <w:bookmarkStart w:id="28" w:name="_Toc240557197"/>
+      <w:bookmarkStart w:id="29" w:name="_Toc240557442"/>
       <w:r>
         <w:t>2.3 Record selection</w:t>
       </w:r>
-      <w:bookmarkEnd w:id="15"/>
-      <w:bookmarkEnd w:id="16"/>
-      <w:bookmarkEnd w:id="17"/>
+      <w:bookmarkEnd w:id="25"/>
+      <w:bookmarkEnd w:id="26"/>
+      <w:bookmarkEnd w:id="27"/>
+      <w:bookmarkEnd w:id="28"/>
+      <w:bookmarkEnd w:id="29"/>
     </w:p>
     <w:tbl>
       <w:tblPr>
@@ -4710,16 +4762,7 @@
           </w:tcPr>
           <w:p>
             <w:r>
-              <w:t>Below working age</w:t>
-            </w:r>
-            <w:r>
-              <w:t>,</w:t>
-            </w:r>
-            <w:r>
-              <w:t xml:space="preserve"> employment status </w:t>
-            </w:r>
-            <w:r>
-              <w:t>cannot be applied.</w:t>
+              <w:t>Below working age, employment status cannot be applied.</w:t>
             </w:r>
           </w:p>
         </w:tc>
@@ -4790,16 +4833,7 @@
           </w:tcPr>
           <w:p>
             <w:r>
-              <w:t>Above working age</w:t>
-            </w:r>
-            <w:r>
-              <w:t>,</w:t>
-            </w:r>
-            <w:r>
-              <w:t xml:space="preserve"> retirement </w:t>
-            </w:r>
-            <w:r>
-              <w:t>so employment stats cannot be applied.</w:t>
+              <w:t>Above working age, retirement so employment stats cannot be applied.</w:t>
             </w:r>
           </w:p>
         </w:tc>
@@ -4870,13 +4904,7 @@
           </w:tcPr>
           <w:p>
             <w:r>
-              <w:t>Statistics South Africa's working-age definition</w:t>
-            </w:r>
-            <w:r>
-              <w:t>, t</w:t>
-            </w:r>
-            <w:r>
-              <w:t xml:space="preserve"> covers 19,780 households</w:t>
+              <w:t>Statistics South Africa's working-age definition, t covers 19,780 households</w:t>
             </w:r>
           </w:p>
         </w:tc>
@@ -4886,47 +4914,27 @@
       <w:pPr>
         <w:pStyle w:val="Heading2"/>
       </w:pPr>
-      <w:bookmarkStart w:id="18" w:name="_Toc240551996"/>
-      <w:bookmarkStart w:id="19" w:name="_Toc240552599"/>
-      <w:bookmarkStart w:id="20" w:name="_Toc240556957"/>
+      <w:bookmarkStart w:id="30" w:name="_Toc240551996"/>
+      <w:bookmarkStart w:id="31" w:name="_Toc240552599"/>
+      <w:bookmarkStart w:id="32" w:name="_Toc240556957"/>
+      <w:bookmarkStart w:id="33" w:name="_Toc240557198"/>
+      <w:bookmarkStart w:id="34" w:name="_Toc240557443"/>
       <w:r>
         <w:lastRenderedPageBreak/>
         <w:t>2.4 Attribute selection and weighting</w:t>
       </w:r>
-      <w:bookmarkEnd w:id="18"/>
-      <w:bookmarkEnd w:id="19"/>
-      <w:bookmarkEnd w:id="20"/>
+      <w:bookmarkEnd w:id="30"/>
+      <w:bookmarkEnd w:id="31"/>
+      <w:bookmarkEnd w:id="32"/>
+      <w:bookmarkEnd w:id="33"/>
+      <w:bookmarkEnd w:id="34"/>
     </w:p>
     <w:p>
       <w:pPr>
         <w:spacing w:after="140"/>
       </w:pPr>
       <w:r>
-        <w:t xml:space="preserve">A column is kept only if it measures an area, is needed to link, or is needed to interpret a link descriptively. Of the 83 source columns, 29 were </w:t>
-      </w:r>
-      <w:r>
-        <w:t>kept</w:t>
-      </w:r>
-      <w:r>
-        <w:t xml:space="preserve"> after column selection</w:t>
-      </w:r>
-      <w:r>
-        <w:t xml:space="preserve">, </w:t>
-      </w:r>
-      <w:r>
-        <w:t xml:space="preserve">and </w:t>
-      </w:r>
-      <w:r>
-        <w:t xml:space="preserve">some of the reasons for dropping </w:t>
-      </w:r>
-      <w:r>
-        <w:t xml:space="preserve">58 columns </w:t>
-      </w:r>
-      <w:r>
-        <w:t>include</w:t>
-      </w:r>
-      <w:r>
-        <w:t xml:space="preserve"> no information (</w:t>
+        <w:t>A column is kept only if it measures an area, is needed to link, or is needed to interpret a link descriptively. Of the 83 source columns, 29 were kept after column selection, and some of the reasons for dropping 58 columns include no information (</w:t>
       </w:r>
       <w:proofErr w:type="spellStart"/>
       <w:r>
@@ -4960,33 +4968,41 @@
       <w:pPr>
         <w:pStyle w:val="Heading1"/>
       </w:pPr>
-      <w:bookmarkStart w:id="21" w:name="_Toc240551997"/>
-      <w:bookmarkStart w:id="22" w:name="_Toc240552600"/>
-      <w:bookmarkStart w:id="23" w:name="_Toc240556958"/>
+      <w:bookmarkStart w:id="35" w:name="_Toc240556958"/>
+      <w:bookmarkStart w:id="36" w:name="_Toc240557199"/>
+      <w:bookmarkStart w:id="37" w:name="_Toc240551997"/>
+      <w:bookmarkStart w:id="38" w:name="_Toc240552600"/>
+      <w:bookmarkStart w:id="39" w:name="_Toc240557444"/>
       <w:r>
         <w:lastRenderedPageBreak/>
         <w:t>3. Cleaning and Quality Treatment</w:t>
       </w:r>
-      <w:bookmarkEnd w:id="23"/>
+      <w:bookmarkEnd w:id="35"/>
+      <w:bookmarkEnd w:id="36"/>
+      <w:bookmarkEnd w:id="39"/>
       <w:r>
         <w:t xml:space="preserve"> </w:t>
       </w:r>
-      <w:bookmarkEnd w:id="21"/>
-      <w:bookmarkEnd w:id="22"/>
+      <w:bookmarkEnd w:id="37"/>
+      <w:bookmarkEnd w:id="38"/>
     </w:p>
     <w:p>
       <w:pPr>
         <w:pStyle w:val="Heading2"/>
       </w:pPr>
-      <w:bookmarkStart w:id="24" w:name="_Toc240551998"/>
-      <w:bookmarkStart w:id="25" w:name="_Toc240552601"/>
-      <w:bookmarkStart w:id="26" w:name="_Toc240556959"/>
+      <w:bookmarkStart w:id="40" w:name="_Toc240551998"/>
+      <w:bookmarkStart w:id="41" w:name="_Toc240552601"/>
+      <w:bookmarkStart w:id="42" w:name="_Toc240556959"/>
+      <w:bookmarkStart w:id="43" w:name="_Toc240557200"/>
+      <w:bookmarkStart w:id="44" w:name="_Toc240557445"/>
       <w:r>
         <w:t>3.1 Identifier precision: the cross-cutting issue</w:t>
       </w:r>
-      <w:bookmarkEnd w:id="24"/>
-      <w:bookmarkEnd w:id="25"/>
-      <w:bookmarkEnd w:id="26"/>
+      <w:bookmarkEnd w:id="40"/>
+      <w:bookmarkEnd w:id="41"/>
+      <w:bookmarkEnd w:id="42"/>
+      <w:bookmarkEnd w:id="43"/>
+      <w:bookmarkEnd w:id="44"/>
     </w:p>
     <w:p>
       <w:pPr>
@@ -4995,17 +5011,16 @@
       <w:r>
         <w:t xml:space="preserve">Problem: </w:t>
       </w:r>
+      <w:proofErr w:type="spellStart"/>
       <w:r>
         <w:rPr>
           <w:rFonts w:eastAsia="Consolas"/>
         </w:rPr>
         <w:t>household_id</w:t>
       </w:r>
-      <w:r>
-        <w:t xml:space="preserve"> is an 18-digit number, but R stores numbers as doubles, which are exact only to about 15–16 digits. </w:t>
-      </w:r>
-      <w:r>
-        <w:t>This means values are rounded which end up giving duplicate rows, which is an issue.</w:t>
+      <w:proofErr w:type="spellEnd"/>
+      <w:r>
+        <w:t xml:space="preserve"> is an 18-digit number, but R stores numbers as doubles, which are exact only to about 15–16 digits. This means values are rounded which end up giving duplicate rows, which is an issue.</w:t>
       </w:r>
     </w:p>
     <w:p>
@@ -5013,26 +5028,27 @@
         <w:spacing w:after="140"/>
       </w:pPr>
       <w:r>
-        <w:t>How it was handled</w:t>
-      </w:r>
-      <w:r>
-        <w:t xml:space="preserve">: every </w:t>
-      </w:r>
+        <w:t xml:space="preserve">How it was handled: every </w:t>
+      </w:r>
+      <w:proofErr w:type="spellStart"/>
       <w:r>
         <w:rPr>
           <w:rFonts w:eastAsia="Consolas"/>
         </w:rPr>
         <w:t>household_id</w:t>
       </w:r>
+      <w:proofErr w:type="spellEnd"/>
       <w:r>
         <w:t xml:space="preserve"> and </w:t>
       </w:r>
+      <w:proofErr w:type="spellStart"/>
       <w:r>
         <w:rPr>
           <w:rFonts w:eastAsia="Consolas"/>
         </w:rPr>
         <w:t>person_number</w:t>
       </w:r>
+      <w:proofErr w:type="spellEnd"/>
       <w:r>
         <w:rPr>
           <w:rFonts w:eastAsia="Consolas"/>
@@ -5040,10 +5056,7 @@
         <w:t xml:space="preserve"> column is read</w:t>
       </w:r>
       <w:r>
-        <w:t xml:space="preserve"> as text</w:t>
-      </w:r>
-      <w:r>
-        <w:t>.</w:t>
+        <w:t xml:space="preserve"> as text.</w:t>
       </w:r>
     </w:p>
     <w:p>
@@ -5051,82 +5064,26 @@
         <w:spacing w:after="140"/>
       </w:pPr>
       <w:r>
-        <w:t>Before and After</w:t>
-      </w:r>
-      <w:r>
-        <w:t xml:space="preserve">: </w:t>
-      </w:r>
-      <w:r>
-        <w:t xml:space="preserve">when it was  </w:t>
-      </w:r>
-      <w:r>
-        <w:t>read as numbers</w:t>
-      </w:r>
-      <w:r>
-        <w:t xml:space="preserve"> </w:t>
-      </w:r>
-      <w:r>
-        <w:t>D08</w:t>
-      </w:r>
-      <w:r>
-        <w:t xml:space="preserve"> had</w:t>
-      </w:r>
-      <w:r>
-        <w:t xml:space="preserve"> 20,</w:t>
-      </w:r>
-      <w:r>
-        <w:t>684</w:t>
-      </w:r>
-      <w:r>
-        <w:t xml:space="preserve"> distinct households </w:t>
-      </w:r>
-      <w:r>
-        <w:t xml:space="preserve">which goes </w:t>
-      </w:r>
-      <w:r>
-        <w:t>up to</w:t>
-      </w:r>
-      <w:r>
-        <w:t xml:space="preserve"> </w:t>
-      </w:r>
-      <w:r>
-        <w:t>20,</w:t>
-      </w:r>
-      <w:r>
-        <w:t>9</w:t>
-      </w:r>
-      <w:r>
-        <w:t>4</w:t>
-      </w:r>
-      <w:r>
-        <w:t>0</w:t>
-      </w:r>
-      <w:r>
-        <w:t xml:space="preserve"> when</w:t>
-      </w:r>
-      <w:r>
-        <w:t xml:space="preserve"> read as text, all 18 digits are </w:t>
-      </w:r>
-      <w:r>
-        <w:t xml:space="preserve">now </w:t>
-      </w:r>
-      <w:r>
-        <w:t xml:space="preserve">preserved and every dataset returns 20,940 distinct households. </w:t>
+        <w:t xml:space="preserve">Before and After: when it was  read as numbers D08 had 20,684 distinct households which goes up to 20,940 when read as text, all 18 digits are now preserved and every dataset returns 20,940 distinct households. </w:t>
       </w:r>
     </w:p>
     <w:p>
       <w:pPr>
         <w:pStyle w:val="Heading2"/>
       </w:pPr>
-      <w:bookmarkStart w:id="27" w:name="_Toc240551999"/>
-      <w:bookmarkStart w:id="28" w:name="_Toc240552602"/>
-      <w:bookmarkStart w:id="29" w:name="_Toc240556960"/>
+      <w:bookmarkStart w:id="45" w:name="_Toc240551999"/>
+      <w:bookmarkStart w:id="46" w:name="_Toc240552602"/>
+      <w:bookmarkStart w:id="47" w:name="_Toc240556960"/>
+      <w:bookmarkStart w:id="48" w:name="_Toc240557201"/>
+      <w:bookmarkStart w:id="49" w:name="_Toc240557446"/>
       <w:r>
         <w:t>3.2 Completeness</w:t>
       </w:r>
-      <w:bookmarkEnd w:id="27"/>
-      <w:bookmarkEnd w:id="28"/>
-      <w:bookmarkEnd w:id="29"/>
+      <w:bookmarkEnd w:id="45"/>
+      <w:bookmarkEnd w:id="46"/>
+      <w:bookmarkEnd w:id="47"/>
+      <w:bookmarkEnd w:id="48"/>
+      <w:bookmarkEnd w:id="49"/>
     </w:p>
     <w:tbl>
       <w:tblPr>
@@ -5258,7 +5215,15 @@
           </w:tcPr>
           <w:p>
             <w:r>
-              <w:t xml:space="preserve">25 rows in D01 have a missing household_id </w:t>
+              <w:t xml:space="preserve">25 rows in D01 have a missing </w:t>
+            </w:r>
+            <w:proofErr w:type="spellStart"/>
+            <w:r>
+              <w:t>household_id</w:t>
+            </w:r>
+            <w:proofErr w:type="spellEnd"/>
+            <w:r>
+              <w:t xml:space="preserve"> </w:t>
             </w:r>
           </w:p>
         </w:tc>
@@ -5280,10 +5245,15 @@
           </w:tcPr>
           <w:p>
             <w:r>
-              <w:t>Each row was matched to one of the 25 people who appear in D02/D03 but not in D01, using person_number, sex, province and the person weight</w:t>
-            </w:r>
-            <w:r>
-              <w:t>.</w:t>
+              <w:t xml:space="preserve">Each row was matched to one of the 25 people who appear in D02/D03 but not in D01, using </w:t>
+            </w:r>
+            <w:proofErr w:type="spellStart"/>
+            <w:r>
+              <w:t>person_number</w:t>
+            </w:r>
+            <w:proofErr w:type="spellEnd"/>
+            <w:r>
+              <w:t>, sex, province and the person weight.</w:t>
             </w:r>
           </w:p>
         </w:tc>
@@ -5305,34 +5275,7 @@
           </w:tcPr>
           <w:p>
             <w:r>
-              <w:t xml:space="preserve">All 25 IDs recovered, each candidate used exactly once. </w:t>
-            </w:r>
-            <w:r>
-              <w:t>T</w:t>
-            </w:r>
-            <w:r>
-              <w:t xml:space="preserve">he PSU equals the first 11 digits of the recovered </w:t>
-            </w:r>
-            <w:r>
-              <w:t xml:space="preserve">ID </w:t>
-            </w:r>
-            <w:r>
-              <w:t>and the age agrees with D03</w:t>
-            </w:r>
-            <w:r>
-              <w:t>. So n</w:t>
-            </w:r>
-            <w:r>
-              <w:t xml:space="preserve">o rows </w:t>
-            </w:r>
-            <w:r>
-              <w:t xml:space="preserve">were </w:t>
-            </w:r>
-            <w:r>
-              <w:t>added or removed</w:t>
-            </w:r>
-            <w:r>
-              <w:t>.</w:t>
+              <w:t>All 25 IDs recovered, each candidate used exactly once. The PSU equals the first 11 digits of the recovered ID and the age agrees with D03. So no rows were added or removed.</w:t>
             </w:r>
           </w:p>
         </w:tc>
@@ -5381,10 +5324,7 @@
           </w:tcPr>
           <w:p>
             <w:r>
-              <w:t>Replaced from D03, after confirming D02 and D03 agree on every person and contain no invalid ages, and that D01 agrees with them wherever it is valid</w:t>
-            </w:r>
-            <w:r>
-              <w:t>.</w:t>
+              <w:t>Replaced from D03, after confirming D02 and D03 agree on every person and contain no invalid ages, and that D01 agrees with them wherever it is valid.</w:t>
             </w:r>
           </w:p>
         </w:tc>
@@ -5406,22 +5346,7 @@
           </w:tcPr>
           <w:p>
             <w:r>
-              <w:t xml:space="preserve">Age </w:t>
-            </w:r>
-            <w:r>
-              <w:t xml:space="preserve">filtered to </w:t>
-            </w:r>
-            <w:r>
-              <w:t>between 0 and 110 with no missing values</w:t>
-            </w:r>
-            <w:r>
-              <w:t>.</w:t>
-            </w:r>
-            <w:r>
-              <w:t xml:space="preserve"> No person was deleted</w:t>
-            </w:r>
-            <w:r>
-              <w:t>.</w:t>
+              <w:t>Age filtered to between 0 and 110 with no missing values. No person was deleted.</w:t>
             </w:r>
           </w:p>
         </w:tc>
@@ -5478,16 +5403,7 @@
           </w:tcPr>
           <w:p>
             <w:r>
-              <w:t>Filled from D03, which</w:t>
-            </w:r>
-            <w:r>
-              <w:t xml:space="preserve"> has</w:t>
-            </w:r>
-            <w:r>
-              <w:t xml:space="preserve"> the same variable for the same people</w:t>
-            </w:r>
-            <w:r>
-              <w:t>.</w:t>
+              <w:t>Filled from D03, which has the same variable for the same people.</w:t>
             </w:r>
           </w:p>
         </w:tc>
@@ -5509,10 +5425,7 @@
           </w:tcPr>
           <w:p>
             <w:r>
-              <w:t>D02 and D03 never disagree and D03 has no gaps, so education level is complete</w:t>
-            </w:r>
-            <w:r>
-              <w:t>.</w:t>
+              <w:t>D02 and D03 never disagree and D03 has no gaps, so education level is complete.</w:t>
             </w:r>
           </w:p>
         </w:tc>
@@ -5569,16 +5482,7 @@
           </w:tcPr>
           <w:p>
             <w:r>
-              <w:t>Left missing</w:t>
-            </w:r>
-            <w:r>
-              <w:t>,</w:t>
-            </w:r>
-            <w:r>
-              <w:t xml:space="preserve"> there is no dictionary code to assign and no second source</w:t>
-            </w:r>
-            <w:r>
-              <w:t xml:space="preserve"> to repair them with.</w:t>
+              <w:t>Left missing, there is no dictionary code to assign and no second source to repair them with.</w:t>
             </w:r>
           </w:p>
         </w:tc>
@@ -5610,15 +5514,19 @@
       <w:pPr>
         <w:pStyle w:val="Heading2"/>
       </w:pPr>
-      <w:bookmarkStart w:id="30" w:name="_Toc240552000"/>
-      <w:bookmarkStart w:id="31" w:name="_Toc240552603"/>
-      <w:bookmarkStart w:id="32" w:name="_Toc240556961"/>
+      <w:bookmarkStart w:id="50" w:name="_Toc240552000"/>
+      <w:bookmarkStart w:id="51" w:name="_Toc240552603"/>
+      <w:bookmarkStart w:id="52" w:name="_Toc240556961"/>
+      <w:bookmarkStart w:id="53" w:name="_Toc240557202"/>
+      <w:bookmarkStart w:id="54" w:name="_Toc240557447"/>
       <w:r>
         <w:t>3.3 Uniqueness and duplication</w:t>
       </w:r>
-      <w:bookmarkEnd w:id="30"/>
-      <w:bookmarkEnd w:id="31"/>
-      <w:bookmarkEnd w:id="32"/>
+      <w:bookmarkEnd w:id="50"/>
+      <w:bookmarkEnd w:id="51"/>
+      <w:bookmarkEnd w:id="52"/>
+      <w:bookmarkEnd w:id="53"/>
+      <w:bookmarkEnd w:id="54"/>
     </w:p>
     <w:p>
       <w:pPr>
@@ -5649,20 +5557,16 @@
       <w:r>
         <w:t xml:space="preserve"> every D01 “duplicate” turned out to be a row with a missing </w:t>
       </w:r>
+      <w:proofErr w:type="spellStart"/>
       <w:r>
         <w:rPr>
           <w:rFonts w:eastAsia="Consolas"/>
         </w:rPr>
         <w:t>household_id</w:t>
       </w:r>
-      <w:r>
-        <w:t>: blank identifiers grouped different people together, and the problem disappeared once the identifiers were recovered</w:t>
-      </w:r>
-      <w:r>
-        <w:t xml:space="preserve">. </w:t>
-      </w:r>
-      <w:r>
-        <w:t xml:space="preserve">In D02 and D03, every key duplicate was an exact copy of another row, with no conflicting values, so </w:t>
+      <w:proofErr w:type="spellEnd"/>
+      <w:r>
+        <w:t xml:space="preserve">: blank identifiers grouped different people together, and the problem disappeared once the identifiers were recovered. In D02 and D03, every key duplicate was an exact copy of another row, with no conflicting values, so </w:t>
       </w:r>
       <w:r>
         <w:rPr>
@@ -5686,31 +5590,18 @@
         <w:t>Verification:</w:t>
       </w:r>
       <w:r>
-        <w:t xml:space="preserve"> after treatment all three person</w:t>
-      </w:r>
-      <w:r>
-        <w:t xml:space="preserve"> level</w:t>
-      </w:r>
-      <w:r>
-        <w:t xml:space="preserve"> datasets </w:t>
-      </w:r>
-      <w:r>
-        <w:t xml:space="preserve">now </w:t>
-      </w:r>
-      <w:r>
-        <w:t xml:space="preserve">contain exactly the same 70,440 people, each key appears once, and no exact duplicates remain. Repeated </w:t>
-      </w:r>
+        <w:t xml:space="preserve"> after treatment all three person level datasets now contain exactly the same 70,440 people, each key appears once, and no exact duplicates remain. Repeated </w:t>
+      </w:r>
+      <w:proofErr w:type="spellStart"/>
       <w:r>
         <w:rPr>
           <w:rFonts w:eastAsia="Consolas"/>
         </w:rPr>
         <w:t>household_id</w:t>
       </w:r>
-      <w:r>
-        <w:t xml:space="preserve"> values remain in the person files, which is correct: one household contains several people</w:t>
-      </w:r>
-      <w:r>
-        <w:t>.</w:t>
+      <w:proofErr w:type="spellEnd"/>
+      <w:r>
+        <w:t xml:space="preserve"> values remain in the person files, which is correct: one household contains several people.</w:t>
       </w:r>
     </w:p>
     <w:p>
@@ -5722,16 +5613,20 @@
       <w:pPr>
         <w:pStyle w:val="Heading2"/>
       </w:pPr>
-      <w:bookmarkStart w:id="33" w:name="_Toc240552001"/>
-      <w:bookmarkStart w:id="34" w:name="_Toc240552604"/>
-      <w:bookmarkStart w:id="35" w:name="_Toc240556962"/>
+      <w:bookmarkStart w:id="55" w:name="_Toc240552001"/>
+      <w:bookmarkStart w:id="56" w:name="_Toc240552604"/>
+      <w:bookmarkStart w:id="57" w:name="_Toc240556962"/>
+      <w:bookmarkStart w:id="58" w:name="_Toc240557203"/>
+      <w:bookmarkStart w:id="59" w:name="_Toc240557448"/>
       <w:r>
         <w:lastRenderedPageBreak/>
         <w:t>3.4 Validity and special values</w:t>
       </w:r>
-      <w:bookmarkEnd w:id="33"/>
-      <w:bookmarkEnd w:id="34"/>
-      <w:bookmarkEnd w:id="35"/>
+      <w:bookmarkEnd w:id="55"/>
+      <w:bookmarkEnd w:id="56"/>
+      <w:bookmarkEnd w:id="57"/>
+      <w:bookmarkEnd w:id="58"/>
+      <w:bookmarkEnd w:id="59"/>
     </w:p>
     <w:p>
       <w:pPr>
@@ -5920,16 +5815,7 @@
           </w:tcPr>
           <w:p>
             <w:r>
-              <w:t>Real education levels</w:t>
-            </w:r>
-            <w:r>
-              <w:t>, they were</w:t>
-            </w:r>
-            <w:r>
-              <w:t xml:space="preserve"> kept as categories</w:t>
-            </w:r>
-            <w:r>
-              <w:t>.</w:t>
+              <w:t>Real education levels, they were kept as categories.</w:t>
             </w:r>
           </w:p>
         </w:tc>
@@ -5999,19 +5885,7 @@
           </w:tcPr>
           <w:p>
             <w:r>
-              <w:t>No</w:t>
-            </w:r>
-            <w:r>
-              <w:t xml:space="preserve"> </w:t>
-            </w:r>
-            <w:r>
-              <w:t xml:space="preserve">response </w:t>
-            </w:r>
-            <w:r>
-              <w:t xml:space="preserve">or </w:t>
-            </w:r>
-            <w:r>
-              <w:t>missing</w:t>
+              <w:t>No response or missing</w:t>
             </w:r>
           </w:p>
         </w:tc>
@@ -6033,16 +5907,7 @@
           </w:tcPr>
           <w:p>
             <w:r>
-              <w:t>“Do not know” / “Unspecified” are not categories</w:t>
-            </w:r>
-            <w:r>
-              <w:t>, so</w:t>
-            </w:r>
-            <w:r>
-              <w:t xml:space="preserve"> they receive no label</w:t>
-            </w:r>
-            <w:r>
-              <w:t>.</w:t>
+              <w:t>“Do not know” / “Unspecified” are not categories, so they receive no label.</w:t>
             </w:r>
           </w:p>
         </w:tc>
@@ -6104,13 +5969,7 @@
           </w:tcPr>
           <w:p>
             <w:r>
-              <w:t>Undocumented</w:t>
-            </w:r>
-            <w:r>
-              <w:t xml:space="preserve"> or </w:t>
-            </w:r>
-            <w:r>
-              <w:t>missing</w:t>
+              <w:t>Undocumented or missing</w:t>
             </w:r>
           </w:p>
         </w:tc>
@@ -6132,10 +5991,7 @@
           </w:tcPr>
           <w:p>
             <w:r>
-              <w:t>Not in the data dictionary, so no meaning can be assigned</w:t>
-            </w:r>
-            <w:r>
-              <w:t>.</w:t>
+              <w:t>Not in the data dictionary, so no meaning can be assigned.</w:t>
             </w:r>
           </w:p>
         </w:tc>
@@ -6219,10 +6075,7 @@
           </w:tcPr>
           <w:p>
             <w:r>
-              <w:t>The question was not asked of this person</w:t>
-            </w:r>
-            <w:r>
-              <w:t>.</w:t>
+              <w:t>The question was not asked of this person.</w:t>
             </w:r>
           </w:p>
         </w:tc>
@@ -6276,13 +6129,7 @@
           </w:tcPr>
           <w:p>
             <w:r>
-              <w:t>Text placeholders</w:t>
-            </w:r>
-            <w:r>
-              <w:t xml:space="preserve"> or</w:t>
-            </w:r>
-            <w:r>
-              <w:t xml:space="preserve"> missing</w:t>
+              <w:t>Text placeholders or missing</w:t>
             </w:r>
           </w:p>
         </w:tc>
@@ -6304,13 +6151,7 @@
           </w:tcPr>
           <w:p>
             <w:r>
-              <w:t>None appear in the dictionary. “N/A” cannot be read “not applicable”</w:t>
-            </w:r>
-            <w:r>
-              <w:t>, since “not applicable”</w:t>
-            </w:r>
-            <w:r>
-              <w:t xml:space="preserve"> occurs only for children aged 0–4, while the placeholders occur at ages up to 72. </w:t>
+              <w:t xml:space="preserve">None appear in the dictionary. “N/A” cannot be read “not applicable”, since “not applicable” occurs only for children aged 0–4, while the placeholders occur at ages up to 72. </w:t>
             </w:r>
           </w:p>
         </w:tc>
@@ -6364,16 +6205,7 @@
           </w:tcPr>
           <w:p>
             <w:r>
-              <w:t xml:space="preserve">Placeholders </w:t>
-            </w:r>
-            <w:r>
-              <w:t>they are</w:t>
-            </w:r>
-            <w:r>
-              <w:t xml:space="preserve"> missing, with a reason column</w:t>
-            </w:r>
-            <w:r>
-              <w:t>.</w:t>
+              <w:t>Placeholders they are missing, with a reason column.</w:t>
             </w:r>
           </w:p>
         </w:tc>
@@ -6425,34 +6257,26 @@
         <w:spacing w:after="140"/>
       </w:pPr>
       <w:r>
-        <w:t>The salary treatment corrects Milestone 1's conclusion that 74% of salary data was unusable: that figure counted people who cannot have a salary at all. Of the working</w:t>
-      </w:r>
-      <w:r>
-        <w:t xml:space="preserve"> </w:t>
-      </w:r>
-      <w:r>
-        <w:t>age</w:t>
-      </w:r>
-      <w:r>
-        <w:t xml:space="preserve">, </w:t>
-      </w:r>
-      <w:r>
-        <w:t>18,036 of 18,711 (96%) report a usable salary.</w:t>
+        <w:t>The salary treatment corrects Milestone 1's conclusion that 74% of salary data was unusable: that figure counted people who cannot have a salary at all. Of the working age, 18,036 of 18,711 (96%) report a usable salary.</w:t>
       </w:r>
     </w:p>
     <w:p>
       <w:pPr>
         <w:pStyle w:val="Heading2"/>
       </w:pPr>
-      <w:bookmarkStart w:id="36" w:name="_Toc240552002"/>
-      <w:bookmarkStart w:id="37" w:name="_Toc240552605"/>
-      <w:bookmarkStart w:id="38" w:name="_Toc240556963"/>
+      <w:bookmarkStart w:id="60" w:name="_Toc240552002"/>
+      <w:bookmarkStart w:id="61" w:name="_Toc240552605"/>
+      <w:bookmarkStart w:id="62" w:name="_Toc240556963"/>
+      <w:bookmarkStart w:id="63" w:name="_Toc240557204"/>
+      <w:bookmarkStart w:id="64" w:name="_Toc240557449"/>
       <w:r>
         <w:t>3.5 Outliers and suspicious observations</w:t>
       </w:r>
-      <w:bookmarkEnd w:id="36"/>
-      <w:bookmarkEnd w:id="37"/>
-      <w:bookmarkEnd w:id="38"/>
+      <w:bookmarkEnd w:id="60"/>
+      <w:bookmarkEnd w:id="61"/>
+      <w:bookmarkEnd w:id="62"/>
+      <w:bookmarkEnd w:id="63"/>
+      <w:bookmarkEnd w:id="64"/>
     </w:p>
     <w:p>
       <w:pPr>
@@ -6615,10 +6439,7 @@
           </w:tcPr>
           <w:p>
             <w:r>
-              <w:t>A</w:t>
-            </w:r>
-            <w:r>
-              <w:t>ge</w:t>
+              <w:t>Age</w:t>
             </w:r>
           </w:p>
         </w:tc>
@@ -6640,22 +6461,7 @@
           </w:tcPr>
           <w:p>
             <w:r>
-              <w:t xml:space="preserve">No outliers remain after the </w:t>
-            </w:r>
-            <w:r>
-              <w:t>fixing the completeness issues</w:t>
-            </w:r>
-            <w:r>
-              <w:t xml:space="preserve"> </w:t>
-            </w:r>
-            <w:r>
-              <w:t xml:space="preserve">now there are </w:t>
-            </w:r>
-            <w:r>
-              <w:t>no points outside the boxplot fences</w:t>
-            </w:r>
-            <w:r>
-              <w:t>.</w:t>
+              <w:t>No outliers remain after the fixing the completeness issues now there are no points outside the boxplot fences.</w:t>
             </w:r>
           </w:p>
         </w:tc>
@@ -6683,10 +6489,7 @@
           <w:p>
             <w:proofErr w:type="spellStart"/>
             <w:r>
-              <w:t>H</w:t>
-            </w:r>
-            <w:r>
-              <w:t>ousehold_smartphones</w:t>
+              <w:t>Household_smartphones</w:t>
             </w:r>
             <w:proofErr w:type="spellEnd"/>
           </w:p>
@@ -6709,31 +6512,7 @@
           </w:tcPr>
           <w:p>
             <w:r>
-              <w:t>15 households report a negative count, which is impossible. These were set to missing and are traceable</w:t>
-            </w:r>
-            <w:r>
-              <w:t>.</w:t>
-            </w:r>
-            <w:r>
-              <w:t xml:space="preserve"> </w:t>
-            </w:r>
-            <w:r>
-              <w:t>T</w:t>
-            </w:r>
-            <w:r>
-              <w:t>he household is kept because its other connectivity answers are valid. The negative values could not be repaired by removing the minus sign, because several would then exceed the dictionary maximum of 13. High counts were checked against household size</w:t>
-            </w:r>
-            <w:r>
-              <w:t>,</w:t>
-            </w:r>
-            <w:r>
-              <w:t xml:space="preserve"> no household has more smartphones than members, so they are p</w:t>
-            </w:r>
-            <w:r>
-              <w:t>ossible</w:t>
-            </w:r>
-            <w:r>
-              <w:t xml:space="preserve"> and were kept</w:t>
+              <w:t>15 households report a negative count, which is impossible. These were set to missing and are traceable. The household is kept because its other connectivity answers are valid. The negative values could not be repaired by removing the minus sign, because several would then exceed the dictionary maximum of 13. High counts were checked against household size, no household has more smartphones than members, so they are possible and were kept</w:t>
             </w:r>
           </w:p>
         </w:tc>
@@ -6760,10 +6539,7 @@
           </w:tcPr>
           <w:p>
             <w:r>
-              <w:t>S</w:t>
-            </w:r>
-            <w:r>
-              <w:t>alary</w:t>
+              <w:t>Salary</w:t>
             </w:r>
           </w:p>
         </w:tc>
@@ -6785,25 +6561,7 @@
           </w:tcPr>
           <w:p>
             <w:r>
-              <w:t>Strongly right-skewed. High values up to R1,400,000 are genuine high earners and were kept. Of the low outliers, only the 19 values under R100 cannot plausibly be a monthly salary</w:t>
-            </w:r>
-            <w:r>
-              <w:t>.</w:t>
-            </w:r>
-            <w:r>
-              <w:t xml:space="preserve"> </w:t>
-            </w:r>
-            <w:r>
-              <w:t>T</w:t>
-            </w:r>
-            <w:r>
-              <w:t>he</w:t>
-            </w:r>
-            <w:r>
-              <w:t>se</w:t>
-            </w:r>
-            <w:r>
-              <w:t xml:space="preserve"> were flagged rather than deleted, because the pay period is not documented in the source. </w:t>
+              <w:t xml:space="preserve">Strongly right-skewed. High values up to R1,400,000 are genuine high earners and were kept. Of the low outliers, only the 19 values under R100 cannot plausibly be a monthly salary. These were flagged rather than deleted, because the pay period is not documented in the source. </w:t>
             </w:r>
           </w:p>
         </w:tc>
@@ -6813,15 +6571,19 @@
       <w:pPr>
         <w:pStyle w:val="Heading2"/>
       </w:pPr>
-      <w:bookmarkStart w:id="39" w:name="_Toc240552003"/>
-      <w:bookmarkStart w:id="40" w:name="_Toc240552606"/>
-      <w:bookmarkStart w:id="41" w:name="_Toc240556964"/>
+      <w:bookmarkStart w:id="65" w:name="_Toc240552003"/>
+      <w:bookmarkStart w:id="66" w:name="_Toc240552606"/>
+      <w:bookmarkStart w:id="67" w:name="_Toc240556964"/>
+      <w:bookmarkStart w:id="68" w:name="_Toc240557205"/>
+      <w:bookmarkStart w:id="69" w:name="_Toc240557450"/>
       <w:r>
         <w:t>3.6 Recoding and data types</w:t>
       </w:r>
-      <w:bookmarkEnd w:id="39"/>
-      <w:bookmarkEnd w:id="40"/>
-      <w:bookmarkEnd w:id="41"/>
+      <w:bookmarkEnd w:id="65"/>
+      <w:bookmarkEnd w:id="66"/>
+      <w:bookmarkEnd w:id="67"/>
+      <w:bookmarkEnd w:id="68"/>
+      <w:bookmarkEnd w:id="69"/>
     </w:p>
     <w:p>
       <w:pPr>
@@ -6867,33 +6629,41 @@
       <w:pPr>
         <w:pStyle w:val="Heading1"/>
       </w:pPr>
-      <w:bookmarkStart w:id="42" w:name="_Toc240552004"/>
-      <w:bookmarkStart w:id="43" w:name="_Toc240552607"/>
-      <w:bookmarkStart w:id="44" w:name="_Toc240556965"/>
+      <w:bookmarkStart w:id="70" w:name="_Toc240556965"/>
+      <w:bookmarkStart w:id="71" w:name="_Toc240557206"/>
+      <w:bookmarkStart w:id="72" w:name="_Toc240552004"/>
+      <w:bookmarkStart w:id="73" w:name="_Toc240552607"/>
+      <w:bookmarkStart w:id="74" w:name="_Toc240557451"/>
       <w:r>
         <w:lastRenderedPageBreak/>
         <w:t>4. Integration and Construction</w:t>
       </w:r>
-      <w:bookmarkEnd w:id="44"/>
+      <w:bookmarkEnd w:id="70"/>
+      <w:bookmarkEnd w:id="71"/>
+      <w:bookmarkEnd w:id="74"/>
       <w:r>
         <w:t xml:space="preserve"> </w:t>
       </w:r>
-      <w:bookmarkEnd w:id="42"/>
-      <w:bookmarkEnd w:id="43"/>
+      <w:bookmarkEnd w:id="72"/>
+      <w:bookmarkEnd w:id="73"/>
     </w:p>
     <w:p>
       <w:pPr>
         <w:pStyle w:val="Heading2"/>
       </w:pPr>
-      <w:bookmarkStart w:id="45" w:name="_Toc240552005"/>
-      <w:bookmarkStart w:id="46" w:name="_Toc240552608"/>
-      <w:bookmarkStart w:id="47" w:name="_Toc240556966"/>
+      <w:bookmarkStart w:id="75" w:name="_Toc240552005"/>
+      <w:bookmarkStart w:id="76" w:name="_Toc240552608"/>
+      <w:bookmarkStart w:id="77" w:name="_Toc240556966"/>
+      <w:bookmarkStart w:id="78" w:name="_Toc240557207"/>
+      <w:bookmarkStart w:id="79" w:name="_Toc240557452"/>
       <w:r>
         <w:t>4.1 Keys and cardinality</w:t>
       </w:r>
-      <w:bookmarkEnd w:id="45"/>
-      <w:bookmarkEnd w:id="46"/>
-      <w:bookmarkEnd w:id="47"/>
+      <w:bookmarkEnd w:id="75"/>
+      <w:bookmarkEnd w:id="76"/>
+      <w:bookmarkEnd w:id="77"/>
+      <w:bookmarkEnd w:id="78"/>
+      <w:bookmarkEnd w:id="79"/>
     </w:p>
     <w:p>
       <w:pPr>
@@ -7141,16 +6911,7 @@
           </w:tcPr>
           <w:p>
             <w:r>
-              <w:t xml:space="preserve">D01 </w:t>
-            </w:r>
-            <w:r>
-              <w:t>and</w:t>
-            </w:r>
-            <w:r>
-              <w:t xml:space="preserve"> D02</w:t>
-            </w:r>
-            <w:r>
-              <w:t xml:space="preserve"> and D03</w:t>
+              <w:t>D01 and D02 and D03</w:t>
             </w:r>
           </w:p>
         </w:tc>
@@ -7171,9 +6932,19 @@
             </w:tcMar>
           </w:tcPr>
           <w:p>
-            <w:r>
-              <w:t>household_id + person_number</w:t>
-            </w:r>
+            <w:proofErr w:type="spellStart"/>
+            <w:r>
+              <w:t>household_id</w:t>
+            </w:r>
+            <w:proofErr w:type="spellEnd"/>
+            <w:r>
+              <w:t xml:space="preserve"> + </w:t>
+            </w:r>
+            <w:proofErr w:type="spellStart"/>
+            <w:r>
+              <w:t>person_number</w:t>
+            </w:r>
+            <w:proofErr w:type="spellEnd"/>
           </w:p>
         </w:tc>
         <w:tc>
@@ -7265,10 +7036,7 @@
           </w:tcPr>
           <w:p>
             <w:r>
-              <w:t>D08</w:t>
-            </w:r>
-            <w:r>
-              <w:t xml:space="preserve"> is also joined</w:t>
+              <w:t>D08 is also joined</w:t>
             </w:r>
           </w:p>
         </w:tc>
@@ -7289,9 +7057,11 @@
             </w:tcMar>
           </w:tcPr>
           <w:p>
+            <w:proofErr w:type="spellStart"/>
             <w:r>
               <w:t>household_id</w:t>
             </w:r>
+            <w:proofErr w:type="spellEnd"/>
           </w:p>
         </w:tc>
         <w:tc>
@@ -7402,15 +7172,19 @@
       <w:pPr>
         <w:pStyle w:val="Heading2"/>
       </w:pPr>
-      <w:bookmarkStart w:id="48" w:name="_Toc240552006"/>
-      <w:bookmarkStart w:id="49" w:name="_Toc240552609"/>
-      <w:bookmarkStart w:id="50" w:name="_Toc240556967"/>
+      <w:bookmarkStart w:id="80" w:name="_Toc240552006"/>
+      <w:bookmarkStart w:id="81" w:name="_Toc240552609"/>
+      <w:bookmarkStart w:id="82" w:name="_Toc240556967"/>
+      <w:bookmarkStart w:id="83" w:name="_Toc240557208"/>
+      <w:bookmarkStart w:id="84" w:name="_Toc240557453"/>
       <w:r>
         <w:t>4.2 Why D11 was not integrated by another route</w:t>
       </w:r>
-      <w:bookmarkEnd w:id="48"/>
-      <w:bookmarkEnd w:id="49"/>
-      <w:bookmarkEnd w:id="50"/>
+      <w:bookmarkEnd w:id="80"/>
+      <w:bookmarkEnd w:id="81"/>
+      <w:bookmarkEnd w:id="82"/>
+      <w:bookmarkEnd w:id="83"/>
+      <w:bookmarkEnd w:id="84"/>
     </w:p>
     <w:p>
       <w:pPr>
@@ -7437,34 +7211,26 @@
       <w:pPr>
         <w:pStyle w:val="Heading2"/>
       </w:pPr>
-      <w:bookmarkStart w:id="51" w:name="_Toc240552007"/>
-      <w:bookmarkStart w:id="52" w:name="_Toc240552610"/>
-      <w:bookmarkStart w:id="53" w:name="_Toc240556968"/>
+      <w:bookmarkStart w:id="85" w:name="_Toc240552007"/>
+      <w:bookmarkStart w:id="86" w:name="_Toc240552610"/>
+      <w:bookmarkStart w:id="87" w:name="_Toc240556968"/>
+      <w:bookmarkStart w:id="88" w:name="_Toc240557209"/>
+      <w:bookmarkStart w:id="89" w:name="_Toc240557454"/>
       <w:r>
         <w:t>4.3 Engineered features</w:t>
       </w:r>
-      <w:bookmarkEnd w:id="51"/>
-      <w:bookmarkEnd w:id="52"/>
-      <w:bookmarkEnd w:id="53"/>
+      <w:bookmarkEnd w:id="85"/>
+      <w:bookmarkEnd w:id="86"/>
+      <w:bookmarkEnd w:id="87"/>
+      <w:bookmarkEnd w:id="88"/>
+      <w:bookmarkEnd w:id="89"/>
     </w:p>
     <w:p>
       <w:pPr>
         <w:spacing w:after="140"/>
       </w:pPr>
       <w:r>
-        <w:t>Twenty-four features were constructed</w:t>
-      </w:r>
-      <w:r>
-        <w:t>.</w:t>
-      </w:r>
-      <w:r>
-        <w:t xml:space="preserve"> </w:t>
-      </w:r>
-      <w:r>
-        <w:t>T</w:t>
-      </w:r>
-      <w:r>
-        <w:t xml:space="preserve">he features can be built before the train/test split without leakage. The percentages below are weighted with </w:t>
+        <w:t xml:space="preserve">Twenty-four features were constructed. The features can be built before the train/test split without leakage. The percentages below are weighted with </w:t>
       </w:r>
       <w:proofErr w:type="spellStart"/>
       <w:r>
@@ -7971,10 +7737,7 @@
           </w:tcPr>
           <w:p>
             <w:r>
-              <w:t>Helps show how education and internet access relates to employment for</w:t>
-            </w:r>
-            <w:r>
-              <w:t xml:space="preserve"> tree models and Power BI. </w:t>
+              <w:t xml:space="preserve">Helps show how education and internet access relates to employment for tree models and Power BI. </w:t>
             </w:r>
           </w:p>
         </w:tc>
@@ -8030,13 +7793,7 @@
             </w:r>
             <w:proofErr w:type="spellEnd"/>
             <w:r>
-              <w:t xml:space="preserve"> </w:t>
-            </w:r>
-            <w:r>
-              <w:t>divided by</w:t>
-            </w:r>
-            <w:r>
-              <w:t xml:space="preserve"> </w:t>
+              <w:t xml:space="preserve"> divided by </w:t>
             </w:r>
             <w:proofErr w:type="spellStart"/>
             <w:r>
@@ -8044,19 +7801,7 @@
             </w:r>
             <w:proofErr w:type="spellEnd"/>
             <w:r>
-              <w:t>, grouped as None</w:t>
-            </w:r>
-            <w:r>
-              <w:t>,</w:t>
-            </w:r>
-            <w:r>
-              <w:t xml:space="preserve"> fewer than 1 per member</w:t>
-            </w:r>
-            <w:r>
-              <w:t xml:space="preserve"> and</w:t>
-            </w:r>
-            <w:r>
-              <w:t xml:space="preserve"> 1 or more per member</w:t>
+              <w:t>, grouped as None, fewer than 1 per member and 1 or more per member</w:t>
             </w:r>
           </w:p>
         </w:tc>
@@ -8159,16 +7904,7 @@
           </w:tcPr>
           <w:p>
             <w:r>
-              <w:t>Removes overlap between two location columns and merges groups</w:t>
-            </w:r>
-            <w:r>
-              <w:t xml:space="preserve"> that are</w:t>
-            </w:r>
-            <w:r>
-              <w:t xml:space="preserve"> too small</w:t>
-            </w:r>
-            <w:r>
-              <w:t>.</w:t>
+              <w:t>Removes overlap between two location columns and merges groups that are too small.</w:t>
             </w:r>
           </w:p>
         </w:tc>
@@ -8273,13 +8009,7 @@
             </w:r>
             <w:proofErr w:type="spellEnd"/>
             <w:r>
-              <w:t xml:space="preserve"> affect </w:t>
-            </w:r>
-            <w:r>
-              <w:t>employment</w:t>
-            </w:r>
-            <w:r>
-              <w:t>, will having more children lead to less employment?</w:t>
+              <w:t xml:space="preserve"> affect employment, will having more children lead to less employment?</w:t>
             </w:r>
           </w:p>
         </w:tc>
@@ -8352,19 +8082,7 @@
           </w:tcPr>
           <w:p>
             <w:r>
-              <w:t>How different genders are affected after having children.</w:t>
-            </w:r>
-            <w:r>
-              <w:t xml:space="preserve"> </w:t>
-            </w:r>
-            <w:r>
-              <w:t>E</w:t>
-            </w:r>
-            <w:r>
-              <w:t>mployment falls from 62.7% to 34.3% for women but only 67.0% to 50.4% for men</w:t>
-            </w:r>
-            <w:r>
-              <w:t>.</w:t>
+              <w:t>How different genders are affected after having children. Employment falls from 62.7% to 34.3% for women but only 67.0% to 50.4% for men.</w:t>
             </w:r>
           </w:p>
         </w:tc>
@@ -8518,10 +8236,7 @@
           </w:tcPr>
           <w:p>
             <w:r>
-              <w:t xml:space="preserve">Employment is not linear in age. </w:t>
-            </w:r>
-            <w:r>
-              <w:t>(Employment does not just keep going up and up with age, it peaks between 20-30 and falls off after 45-54, we normalise this so model can predict more accurately.</w:t>
+              <w:t>Employment is not linear in age. (Employment does not just keep going up and up with age, it peaks between 20-30 and falls off after 45-54, we normalise this so model can predict more accurately.</w:t>
             </w:r>
           </w:p>
         </w:tc>
@@ -8594,10 +8309,7 @@
           </w:tcPr>
           <w:p>
             <w:r>
-              <w:t>Salary is strongly right-skewed (mean about twice the median). On the log scale the distribution is roughly bell-shaped, so a few high earners cannot dominate the income model</w:t>
-            </w:r>
-            <w:r>
-              <w:t>.</w:t>
+              <w:t>Salary is strongly right-skewed (mean about twice the median). On the log scale the distribution is roughly bell-shaped, so a few high earners cannot dominate the income model.</w:t>
             </w:r>
           </w:p>
         </w:tc>
@@ -8607,73 +8319,67 @@
       <w:pPr>
         <w:pStyle w:val="Heading2"/>
       </w:pPr>
-      <w:bookmarkStart w:id="54" w:name="_Toc240552008"/>
-      <w:bookmarkStart w:id="55" w:name="_Toc240552611"/>
-      <w:bookmarkStart w:id="56" w:name="_Toc240556969"/>
+      <w:bookmarkStart w:id="90" w:name="_Toc240552008"/>
+      <w:bookmarkStart w:id="91" w:name="_Toc240552611"/>
+      <w:bookmarkStart w:id="92" w:name="_Toc240556969"/>
+      <w:bookmarkStart w:id="93" w:name="_Toc240557210"/>
+      <w:bookmarkStart w:id="94" w:name="_Toc240557455"/>
       <w:r>
         <w:t>4.4 Data dictionary</w:t>
       </w:r>
-      <w:bookmarkEnd w:id="54"/>
-      <w:bookmarkEnd w:id="55"/>
-      <w:bookmarkEnd w:id="56"/>
+      <w:bookmarkEnd w:id="90"/>
+      <w:bookmarkEnd w:id="91"/>
+      <w:bookmarkEnd w:id="92"/>
+      <w:bookmarkEnd w:id="93"/>
+      <w:bookmarkEnd w:id="94"/>
     </w:p>
     <w:p>
       <w:pPr>
         <w:spacing w:after="140"/>
       </w:pPr>
       <w:r>
-        <w:t>The complete data dictionary</w:t>
-      </w:r>
-      <w:r>
-        <w:t xml:space="preserve"> is in </w:t>
-      </w:r>
-      <w:r>
-        <w:t xml:space="preserve"> </w:t>
-      </w:r>
-      <w:r>
-        <w:t>“</w:t>
-      </w:r>
-      <w:r>
-        <w:t>Cleaned Datasets Data Dictionary.md</w:t>
-      </w:r>
-      <w:r>
-        <w:t>”. It</w:t>
-      </w:r>
-      <w:r>
-        <w:t xml:space="preserve"> documents every retained source variable and every engineered variable together with the columns excluded from modelling and the reasons. It is kept in the repository so that it can be updated with the code.</w:t>
+        <w:t>The complete data dictionary is in  “Cleaned Datasets Data Dictionary.md”. It documents every retained source variable and every engineered variable together with the columns excluded from modelling and the reasons. It is kept in the repository so that it can be updated with the code.</w:t>
       </w:r>
     </w:p>
     <w:p>
       <w:pPr>
         <w:pStyle w:val="Heading1"/>
       </w:pPr>
-      <w:bookmarkStart w:id="57" w:name="_Toc240552009"/>
-      <w:bookmarkStart w:id="58" w:name="_Toc240552612"/>
-      <w:bookmarkStart w:id="59" w:name="_Toc240556970"/>
+      <w:bookmarkStart w:id="95" w:name="_Toc240556970"/>
+      <w:bookmarkStart w:id="96" w:name="_Toc240557211"/>
+      <w:bookmarkStart w:id="97" w:name="_Toc240552009"/>
+      <w:bookmarkStart w:id="98" w:name="_Toc240552612"/>
+      <w:bookmarkStart w:id="99" w:name="_Toc240557456"/>
       <w:r>
         <w:lastRenderedPageBreak/>
         <w:t>5. Modelling Preparation and Leakage Control</w:t>
       </w:r>
-      <w:bookmarkEnd w:id="59"/>
+      <w:bookmarkEnd w:id="95"/>
+      <w:bookmarkEnd w:id="96"/>
+      <w:bookmarkEnd w:id="99"/>
       <w:r>
         <w:t xml:space="preserve"> </w:t>
       </w:r>
-      <w:bookmarkEnd w:id="57"/>
-      <w:bookmarkEnd w:id="58"/>
+      <w:bookmarkEnd w:id="97"/>
+      <w:bookmarkEnd w:id="98"/>
     </w:p>
     <w:p>
       <w:pPr>
         <w:pStyle w:val="Heading2"/>
       </w:pPr>
-      <w:bookmarkStart w:id="60" w:name="_Toc240552010"/>
-      <w:bookmarkStart w:id="61" w:name="_Toc240552613"/>
-      <w:bookmarkStart w:id="62" w:name="_Toc240556971"/>
+      <w:bookmarkStart w:id="100" w:name="_Toc240552010"/>
+      <w:bookmarkStart w:id="101" w:name="_Toc240552613"/>
+      <w:bookmarkStart w:id="102" w:name="_Toc240556971"/>
+      <w:bookmarkStart w:id="103" w:name="_Toc240557212"/>
+      <w:bookmarkStart w:id="104" w:name="_Toc240557457"/>
       <w:r>
         <w:t>5.1 Target definition and class balance</w:t>
       </w:r>
-      <w:bookmarkEnd w:id="60"/>
-      <w:bookmarkEnd w:id="61"/>
-      <w:bookmarkEnd w:id="62"/>
+      <w:bookmarkEnd w:id="100"/>
+      <w:bookmarkEnd w:id="101"/>
+      <w:bookmarkEnd w:id="102"/>
+      <w:bookmarkEnd w:id="103"/>
+      <w:bookmarkEnd w:id="104"/>
     </w:p>
     <w:p>
       <w:pPr>
@@ -8689,13 +8395,7 @@
         <w:t>employed</w:t>
       </w:r>
       <w:r>
-        <w:t>: Employed versus Unemployed</w:t>
-      </w:r>
-      <w:r>
-        <w:t xml:space="preserve"> and it is </w:t>
-      </w:r>
-      <w:r>
-        <w:t xml:space="preserve">restricted to the labour force. People who are not economically active are excluded because they are largely students and people close to retirement who are not looking for work, so the digital job-search mechanism in the business problem does not apply to them. </w:t>
+        <w:t xml:space="preserve">: Employed versus Unemployed and it is restricted to the labour force. People who are not economically active are excluded because they are largely students and people close to retirement who are not looking for work, so the digital job-search mechanism in the business problem does not apply to them. </w:t>
       </w:r>
     </w:p>
     <w:p>
@@ -8703,31 +8403,7 @@
         <w:spacing w:after="140"/>
       </w:pPr>
       <w:r>
-        <w:t>Of the 28,846 people in the labour force, 104 were dropped because their household has a missing digital-access answer, leaving 28,742</w:t>
-      </w:r>
-      <w:r>
-        <w:t>. Where</w:t>
-      </w:r>
-      <w:r>
-        <w:t xml:space="preserve"> 18,641</w:t>
-      </w:r>
-      <w:r>
-        <w:t xml:space="preserve"> are</w:t>
-      </w:r>
-      <w:r>
-        <w:t xml:space="preserve"> employed</w:t>
-      </w:r>
-      <w:r>
-        <w:t xml:space="preserve"> </w:t>
-      </w:r>
-      <w:r>
-        <w:t>and 10,101</w:t>
-      </w:r>
-      <w:r>
-        <w:t xml:space="preserve"> are</w:t>
-      </w:r>
-      <w:r>
-        <w:t xml:space="preserve"> unemployed. This is a mild imbalance of roughly 2:1, which </w:t>
+        <w:t xml:space="preserve">Of the 28,846 people in the labour force, 104 were dropped because their household has a missing digital-access answer, leaving 28,742. Where 18,641 are employed and 10,101 are unemployed. This is a mild imbalance of roughly 2:1, which </w:t>
       </w:r>
       <w:proofErr w:type="spellStart"/>
       <w:r>
@@ -8778,38 +8454,33 @@
         <w:t>()</w:t>
       </w:r>
       <w:r>
-        <w:t xml:space="preserve"> can fit directly, so no resampling (for example SMOTE or down-sampling) </w:t>
-      </w:r>
-      <w:r>
-        <w:t>needs to be</w:t>
-      </w:r>
-      <w:r>
-        <w:t xml:space="preserve"> applied. </w:t>
+        <w:t xml:space="preserve"> can fit directly, so no resampling (for example SMOTE or down-sampling) needs to be applied. </w:t>
       </w:r>
     </w:p>
     <w:p>
       <w:pPr>
         <w:pStyle w:val="Heading2"/>
       </w:pPr>
-      <w:bookmarkStart w:id="63" w:name="_Toc240552011"/>
-      <w:bookmarkStart w:id="64" w:name="_Toc240552614"/>
-      <w:bookmarkStart w:id="65" w:name="_Toc240556972"/>
+      <w:bookmarkStart w:id="105" w:name="_Toc240552011"/>
+      <w:bookmarkStart w:id="106" w:name="_Toc240552614"/>
+      <w:bookmarkStart w:id="107" w:name="_Toc240556972"/>
+      <w:bookmarkStart w:id="108" w:name="_Toc240557213"/>
+      <w:bookmarkStart w:id="109" w:name="_Toc240557458"/>
       <w:r>
         <w:t>5.2 Identifiers, leakage and unsuitable predictors</w:t>
       </w:r>
-      <w:bookmarkEnd w:id="63"/>
-      <w:bookmarkEnd w:id="64"/>
-      <w:bookmarkEnd w:id="65"/>
+      <w:bookmarkEnd w:id="105"/>
+      <w:bookmarkEnd w:id="106"/>
+      <w:bookmarkEnd w:id="107"/>
+      <w:bookmarkEnd w:id="108"/>
+      <w:bookmarkEnd w:id="109"/>
     </w:p>
     <w:p>
       <w:pPr>
         <w:spacing w:after="140"/>
       </w:pPr>
       <w:r>
-        <w:t>Columns were removed from the modelling dataset for four reasons</w:t>
-      </w:r>
-      <w:r>
-        <w:t>:</w:t>
+        <w:t>Columns were removed from the modelling dataset for four reasons:</w:t>
       </w:r>
     </w:p>
     <w:p>
@@ -8859,12 +8530,14 @@
         </w:rPr>
         <w:t xml:space="preserve">Identifiers and design columns: </w:t>
       </w:r>
+      <w:proofErr w:type="spellStart"/>
       <w:r>
         <w:rPr>
           <w:rFonts w:eastAsia="Consolas"/>
         </w:rPr>
         <w:t>person_number</w:t>
       </w:r>
+      <w:proofErr w:type="spellEnd"/>
       <w:r>
         <w:t xml:space="preserve"> and </w:t>
       </w:r>
@@ -8879,12 +8552,14 @@
       <w:r>
         <w:t xml:space="preserve"> are not predictors. </w:t>
       </w:r>
+      <w:proofErr w:type="spellStart"/>
       <w:r>
         <w:rPr>
           <w:rFonts w:eastAsia="Consolas"/>
         </w:rPr>
         <w:t>household_id</w:t>
       </w:r>
+      <w:proofErr w:type="spellEnd"/>
       <w:r>
         <w:t xml:space="preserve"> and </w:t>
       </w:r>
@@ -8926,13 +8601,7 @@
         <w:t>age</w:t>
       </w:r>
       <w:r>
-        <w:t xml:space="preserve"> </w:t>
-      </w:r>
-      <w:r>
-        <w:t xml:space="preserve">is replaced </w:t>
-      </w:r>
-      <w:r>
-        <w:t xml:space="preserve">by </w:t>
+        <w:t xml:space="preserve"> is replaced by </w:t>
       </w:r>
       <w:proofErr w:type="spellStart"/>
       <w:r>
@@ -8970,15 +8639,19 @@
       <w:pPr>
         <w:pStyle w:val="Heading2"/>
       </w:pPr>
-      <w:bookmarkStart w:id="66" w:name="_Toc240552012"/>
-      <w:bookmarkStart w:id="67" w:name="_Toc240552615"/>
-      <w:bookmarkStart w:id="68" w:name="_Toc240556973"/>
+      <w:bookmarkStart w:id="110" w:name="_Toc240552012"/>
+      <w:bookmarkStart w:id="111" w:name="_Toc240552615"/>
+      <w:bookmarkStart w:id="112" w:name="_Toc240556973"/>
+      <w:bookmarkStart w:id="113" w:name="_Toc240557214"/>
+      <w:bookmarkStart w:id="114" w:name="_Toc240557459"/>
       <w:r>
         <w:t>5.3 Train/test split</w:t>
       </w:r>
-      <w:bookmarkEnd w:id="66"/>
-      <w:bookmarkEnd w:id="67"/>
-      <w:bookmarkEnd w:id="68"/>
+      <w:bookmarkEnd w:id="110"/>
+      <w:bookmarkEnd w:id="111"/>
+      <w:bookmarkEnd w:id="112"/>
+      <w:bookmarkEnd w:id="113"/>
+      <w:bookmarkEnd w:id="114"/>
     </w:p>
     <w:p>
       <w:pPr>
@@ -9098,27 +8771,67 @@
                 <w:b/>
                 <w:bCs/>
               </w:rPr>
-              <w:t>Households</w:t>
-            </w:r>
+              <w:t>Households in (train)</w:t>
+            </w:r>
+          </w:p>
+        </w:tc>
+        <w:tc>
+          <w:tcPr>
+            <w:tcW w:w="1700" w:type="dxa"/>
+            <w:tcBorders>
+              <w:top w:val="single" w:sz="4" w:space="0" w:color="BFBFBF"/>
+              <w:left w:val="single" w:sz="4" w:space="0" w:color="BFBFBF"/>
+              <w:bottom w:val="single" w:sz="4" w:space="0" w:color="BFBFBF"/>
+              <w:right w:val="single" w:sz="4" w:space="0" w:color="BFBFBF"/>
+            </w:tcBorders>
+            <w:shd w:val="clear" w:color="auto" w:fill="D9D9D9"/>
+            <w:tcMar>
+              <w:top w:w="60" w:type="dxa"/>
+              <w:left w:w="100" w:type="dxa"/>
+              <w:bottom w:w="60" w:type="dxa"/>
+              <w:right w:w="100" w:type="dxa"/>
+            </w:tcMar>
+          </w:tcPr>
+          <w:p>
             <w:r>
               <w:rPr>
                 <w:b/>
                 <w:bCs/>
               </w:rPr>
-              <w:t xml:space="preserve"> in</w:t>
-            </w:r>
+              <w:t>Households in (test)</w:t>
+            </w:r>
+          </w:p>
+        </w:tc>
+        <w:tc>
+          <w:tcPr>
+            <w:tcW w:w="1700" w:type="dxa"/>
+            <w:tcBorders>
+              <w:top w:val="single" w:sz="4" w:space="0" w:color="BFBFBF"/>
+              <w:left w:val="single" w:sz="4" w:space="0" w:color="BFBFBF"/>
+              <w:bottom w:val="single" w:sz="4" w:space="0" w:color="BFBFBF"/>
+              <w:right w:val="single" w:sz="4" w:space="0" w:color="BFBFBF"/>
+            </w:tcBorders>
+            <w:shd w:val="clear" w:color="auto" w:fill="D9D9D9"/>
+            <w:tcMar>
+              <w:top w:w="60" w:type="dxa"/>
+              <w:left w:w="100" w:type="dxa"/>
+              <w:bottom w:w="60" w:type="dxa"/>
+              <w:right w:w="100" w:type="dxa"/>
+            </w:tcMar>
+          </w:tcPr>
+          <w:p>
             <w:r>
               <w:rPr>
                 <w:b/>
                 <w:bCs/>
               </w:rPr>
-              <w:t xml:space="preserve"> (train)</w:t>
-            </w:r>
-          </w:p>
-        </w:tc>
-        <w:tc>
-          <w:tcPr>
-            <w:tcW w:w="1700" w:type="dxa"/>
+              <w:t>Total Rows in (train)</w:t>
+            </w:r>
+          </w:p>
+        </w:tc>
+        <w:tc>
+          <w:tcPr>
+            <w:tcW w:w="1926" w:type="dxa"/>
             <w:tcBorders>
               <w:top w:val="single" w:sz="4" w:space="0" w:color="BFBFBF"/>
               <w:left w:val="single" w:sz="4" w:space="0" w:color="BFBFBF"/>
@@ -9139,117 +8852,7 @@
                 <w:b/>
                 <w:bCs/>
               </w:rPr>
-              <w:t xml:space="preserve">Households </w:t>
-            </w:r>
-            <w:r>
-              <w:rPr>
-                <w:b/>
-                <w:bCs/>
-              </w:rPr>
-              <w:t xml:space="preserve">in </w:t>
-            </w:r>
-            <w:r>
-              <w:rPr>
-                <w:b/>
-                <w:bCs/>
-              </w:rPr>
-              <w:t>(test)</w:t>
-            </w:r>
-          </w:p>
-        </w:tc>
-        <w:tc>
-          <w:tcPr>
-            <w:tcW w:w="1700" w:type="dxa"/>
-            <w:tcBorders>
-              <w:top w:val="single" w:sz="4" w:space="0" w:color="BFBFBF"/>
-              <w:left w:val="single" w:sz="4" w:space="0" w:color="BFBFBF"/>
-              <w:bottom w:val="single" w:sz="4" w:space="0" w:color="BFBFBF"/>
-              <w:right w:val="single" w:sz="4" w:space="0" w:color="BFBFBF"/>
-            </w:tcBorders>
-            <w:shd w:val="clear" w:color="auto" w:fill="D9D9D9"/>
-            <w:tcMar>
-              <w:top w:w="60" w:type="dxa"/>
-              <w:left w:w="100" w:type="dxa"/>
-              <w:bottom w:w="60" w:type="dxa"/>
-              <w:right w:w="100" w:type="dxa"/>
-            </w:tcMar>
-          </w:tcPr>
-          <w:p>
-            <w:r>
-              <w:rPr>
-                <w:b/>
-                <w:bCs/>
-              </w:rPr>
-              <w:t xml:space="preserve">Total </w:t>
-            </w:r>
-            <w:r>
-              <w:rPr>
-                <w:b/>
-                <w:bCs/>
-              </w:rPr>
-              <w:t>Rows</w:t>
-            </w:r>
-            <w:r>
-              <w:rPr>
-                <w:b/>
-                <w:bCs/>
-              </w:rPr>
-              <w:t xml:space="preserve"> in</w:t>
-            </w:r>
-            <w:r>
-              <w:rPr>
-                <w:b/>
-                <w:bCs/>
-              </w:rPr>
-              <w:t xml:space="preserve"> (train)</w:t>
-            </w:r>
-          </w:p>
-        </w:tc>
-        <w:tc>
-          <w:tcPr>
-            <w:tcW w:w="1926" w:type="dxa"/>
-            <w:tcBorders>
-              <w:top w:val="single" w:sz="4" w:space="0" w:color="BFBFBF"/>
-              <w:left w:val="single" w:sz="4" w:space="0" w:color="BFBFBF"/>
-              <w:bottom w:val="single" w:sz="4" w:space="0" w:color="BFBFBF"/>
-              <w:right w:val="single" w:sz="4" w:space="0" w:color="BFBFBF"/>
-            </w:tcBorders>
-            <w:shd w:val="clear" w:color="auto" w:fill="D9D9D9"/>
-            <w:tcMar>
-              <w:top w:w="60" w:type="dxa"/>
-              <w:left w:w="100" w:type="dxa"/>
-              <w:bottom w:w="60" w:type="dxa"/>
-              <w:right w:w="100" w:type="dxa"/>
-            </w:tcMar>
-          </w:tcPr>
-          <w:p>
-            <w:r>
-              <w:rPr>
-                <w:b/>
-                <w:bCs/>
-              </w:rPr>
-              <w:t xml:space="preserve">Total </w:t>
-            </w:r>
-            <w:r>
-              <w:rPr>
-                <w:b/>
-                <w:bCs/>
-              </w:rPr>
-              <w:t>Rows</w:t>
-            </w:r>
-            <w:r>
-              <w:rPr>
-                <w:b/>
-                <w:bCs/>
-              </w:rPr>
-              <w:t xml:space="preserve"> in</w:t>
-            </w:r>
-            <w:r>
-              <w:rPr>
-                <w:b/>
-                <w:bCs/>
-              </w:rPr>
-              <w:t xml:space="preserve"> (test)</w:t>
+              <w:t>Total Rows in (test)</w:t>
             </w:r>
           </w:p>
         </w:tc>
@@ -9532,29 +9135,27 @@
       <w:pPr>
         <w:pStyle w:val="Heading2"/>
       </w:pPr>
-      <w:bookmarkStart w:id="69" w:name="_Toc240552013"/>
-      <w:bookmarkStart w:id="70" w:name="_Toc240552616"/>
-      <w:bookmarkStart w:id="71" w:name="_Toc240556974"/>
+      <w:bookmarkStart w:id="115" w:name="_Toc240552013"/>
+      <w:bookmarkStart w:id="116" w:name="_Toc240552616"/>
+      <w:bookmarkStart w:id="117" w:name="_Toc240556974"/>
+      <w:bookmarkStart w:id="118" w:name="_Toc240557215"/>
+      <w:bookmarkStart w:id="119" w:name="_Toc240557460"/>
       <w:r>
         <w:lastRenderedPageBreak/>
         <w:t>5.4 Preventing preprocessing leakage</w:t>
       </w:r>
-      <w:bookmarkEnd w:id="69"/>
-      <w:bookmarkEnd w:id="70"/>
-      <w:bookmarkEnd w:id="71"/>
+      <w:bookmarkEnd w:id="115"/>
+      <w:bookmarkEnd w:id="116"/>
+      <w:bookmarkEnd w:id="117"/>
+      <w:bookmarkEnd w:id="118"/>
+      <w:bookmarkEnd w:id="119"/>
     </w:p>
     <w:p>
       <w:pPr>
         <w:spacing w:after="140"/>
       </w:pPr>
       <w:r>
-        <w:t>Every transformation applied before the split uses a fixed rule or constant</w:t>
-      </w:r>
-      <w:r>
-        <w:t xml:space="preserve">, </w:t>
-      </w:r>
-      <w:r>
-        <w:t xml:space="preserve"> dictionary code mappings, the 15–64 age range, the R100 salary threshold, centring age on 40, and grouping ratios. None of them is estimated from the data as a whole, so applying them before or after the split produces identical values and no information passes from the test rows into training.</w:t>
+        <w:t>Every transformation applied before the split uses a fixed rule or constant,  dictionary code mappings, the 15–64 age range, the R100 salary threshold, centring age on 40, and grouping ratios. None of them is estimated from the data as a whole, so applying them before or after the split produces identical values and no information passes from the test rows into training.</w:t>
       </w:r>
     </w:p>
     <w:p>
@@ -9562,10 +9163,7 @@
         <w:spacing w:after="140"/>
       </w:pPr>
       <w:r>
-        <w:t xml:space="preserve">No scaling or one-hot encoding is stored in the files. Logistic regression and tree-based methods do not require scaling, and R creates dummy columns internally from the factor levels, leaving out the chosen reference level. </w:t>
-      </w:r>
-      <w:r>
-        <w:t>Any estimating that needs to happen will happen when models are created based on the needs of each model selected.</w:t>
+        <w:t>No scaling or one-hot encoding is stored in the files. Logistic regression and tree-based methods do not require scaling, and R creates dummy columns internally from the factor levels, leaving out the chosen reference level. Any estimating that needs to happen will happen when models are created based on the needs of each model selected.</w:t>
       </w:r>
     </w:p>
     <w:p>
@@ -9577,30 +9175,38 @@
       <w:pPr>
         <w:pStyle w:val="Heading1"/>
       </w:pPr>
-      <w:bookmarkStart w:id="72" w:name="_Toc240552014"/>
-      <w:bookmarkStart w:id="73" w:name="_Toc240552617"/>
-      <w:bookmarkStart w:id="74" w:name="_Toc240556975"/>
+      <w:bookmarkStart w:id="120" w:name="_Toc240552014"/>
+      <w:bookmarkStart w:id="121" w:name="_Toc240552617"/>
+      <w:bookmarkStart w:id="122" w:name="_Toc240556975"/>
+      <w:bookmarkStart w:id="123" w:name="_Toc240557216"/>
+      <w:bookmarkStart w:id="124" w:name="_Toc240557461"/>
       <w:r>
         <w:lastRenderedPageBreak/>
         <w:t>6. Reproducibility and Deliverables</w:t>
       </w:r>
-      <w:bookmarkEnd w:id="72"/>
-      <w:bookmarkEnd w:id="73"/>
-      <w:bookmarkEnd w:id="74"/>
+      <w:bookmarkEnd w:id="120"/>
+      <w:bookmarkEnd w:id="121"/>
+      <w:bookmarkEnd w:id="122"/>
+      <w:bookmarkEnd w:id="123"/>
+      <w:bookmarkEnd w:id="124"/>
     </w:p>
     <w:p>
       <w:pPr>
         <w:pStyle w:val="Heading2"/>
       </w:pPr>
-      <w:bookmarkStart w:id="75" w:name="_Toc240552015"/>
-      <w:bookmarkStart w:id="76" w:name="_Toc240552618"/>
-      <w:bookmarkStart w:id="77" w:name="_Toc240556976"/>
+      <w:bookmarkStart w:id="125" w:name="_Toc240552015"/>
+      <w:bookmarkStart w:id="126" w:name="_Toc240552618"/>
+      <w:bookmarkStart w:id="127" w:name="_Toc240556976"/>
+      <w:bookmarkStart w:id="128" w:name="_Toc240557217"/>
+      <w:bookmarkStart w:id="129" w:name="_Toc240557462"/>
       <w:r>
         <w:t>6.1 The pipeline</w:t>
       </w:r>
-      <w:bookmarkEnd w:id="75"/>
-      <w:bookmarkEnd w:id="76"/>
-      <w:bookmarkEnd w:id="77"/>
+      <w:bookmarkEnd w:id="125"/>
+      <w:bookmarkEnd w:id="126"/>
+      <w:bookmarkEnd w:id="127"/>
+      <w:bookmarkEnd w:id="128"/>
+      <w:bookmarkEnd w:id="129"/>
     </w:p>
     <w:p>
       <w:pPr>
@@ -9739,22 +9345,7 @@
           </w:tcPr>
           <w:p>
             <w:r>
-              <w:t>Sections 1–9</w:t>
-            </w:r>
-            <w:r>
-              <w:t xml:space="preserve"> are for</w:t>
-            </w:r>
-            <w:r>
-              <w:t xml:space="preserve"> import, cleaning, column selection, special values, record selection, recoding, outlier review, saving the cleaned files and integration. Section 10</w:t>
-            </w:r>
-            <w:r>
-              <w:t xml:space="preserve"> is for</w:t>
-            </w:r>
-            <w:r>
-              <w:t xml:space="preserve"> feature engineering, transformation, encoding and saving the analytical datasets</w:t>
-            </w:r>
-            <w:r>
-              <w:t>.</w:t>
+              <w:t>Sections 1–9 are for import, cleaning, column selection, special values, record selection, recoding, outlier review, saving the cleaned files and integration. Section 10 is for feature engineering, transformation, encoding and saving the analytical datasets.</w:t>
             </w:r>
           </w:p>
         </w:tc>
@@ -9808,22 +9399,7 @@
           </w:tcPr>
           <w:p>
             <w:r>
-              <w:t>Target definition, class balance</w:t>
-            </w:r>
-            <w:r>
-              <w:t xml:space="preserve"> and</w:t>
-            </w:r>
-            <w:r>
-              <w:t xml:space="preserve"> the household-grouped split</w:t>
-            </w:r>
-            <w:r>
-              <w:t xml:space="preserve"> are performed here as well </w:t>
-            </w:r>
-            <w:r>
-              <w:t>saving the training and test files</w:t>
-            </w:r>
-            <w:r>
-              <w:t xml:space="preserve"> for modelling.</w:t>
+              <w:t>Target definition, class balance and the household-grouped split are performed here as well saving the training and test files for modelling.</w:t>
             </w:r>
           </w:p>
         </w:tc>
@@ -9833,15 +9409,19 @@
       <w:pPr>
         <w:pStyle w:val="Heading2"/>
       </w:pPr>
-      <w:bookmarkStart w:id="78" w:name="_Toc240552016"/>
-      <w:bookmarkStart w:id="79" w:name="_Toc240552619"/>
-      <w:bookmarkStart w:id="80" w:name="_Toc240556977"/>
+      <w:bookmarkStart w:id="130" w:name="_Toc240552016"/>
+      <w:bookmarkStart w:id="131" w:name="_Toc240552619"/>
+      <w:bookmarkStart w:id="132" w:name="_Toc240556977"/>
+      <w:bookmarkStart w:id="133" w:name="_Toc240557218"/>
+      <w:bookmarkStart w:id="134" w:name="_Toc240557463"/>
       <w:r>
         <w:t>6.2 Datasets produced</w:t>
       </w:r>
-      <w:bookmarkEnd w:id="78"/>
-      <w:bookmarkEnd w:id="79"/>
-      <w:bookmarkEnd w:id="80"/>
+      <w:bookmarkEnd w:id="130"/>
+      <w:bookmarkEnd w:id="131"/>
+      <w:bookmarkEnd w:id="132"/>
+      <w:bookmarkEnd w:id="133"/>
+      <w:bookmarkEnd w:id="134"/>
     </w:p>
     <w:tbl>
       <w:tblPr>
@@ -10439,10 +10019,7 @@
           </w:tcPr>
           <w:p>
             <w:r>
-              <w:t>The four datasets integrated, with all engineered features used for Power BI and description</w:t>
-            </w:r>
-            <w:r>
-              <w:t>s</w:t>
+              <w:t>The four datasets integrated, with all engineered features used for Power BI and descriptions</w:t>
             </w:r>
           </w:p>
         </w:tc>
@@ -10834,8 +10411,8 @@
       <w:pPr>
         <w:pStyle w:val="Heading1"/>
       </w:pPr>
-      <w:bookmarkStart w:id="81" w:name="_Toc240552018"/>
-      <w:bookmarkStart w:id="82" w:name="_Toc240552621"/>
+      <w:bookmarkStart w:id="135" w:name="_Toc240552018"/>
+      <w:bookmarkStart w:id="136" w:name="_Toc240552621"/>
     </w:p>
     <w:p>
       <w:pPr>
@@ -10856,141 +10433,175 @@
       <w:pPr>
         <w:pStyle w:val="Heading1"/>
       </w:pPr>
-      <w:bookmarkStart w:id="83" w:name="_Toc240556978"/>
+      <w:bookmarkStart w:id="137" w:name="_Toc240556978"/>
+      <w:bookmarkStart w:id="138" w:name="_Toc240557219"/>
+      <w:bookmarkStart w:id="139" w:name="_Toc240557464"/>
       <w:r>
         <w:lastRenderedPageBreak/>
         <w:t>7. Ethics and Responsible AI</w:t>
       </w:r>
-      <w:bookmarkEnd w:id="81"/>
-      <w:bookmarkEnd w:id="82"/>
-      <w:bookmarkEnd w:id="83"/>
+      <w:bookmarkEnd w:id="135"/>
+      <w:bookmarkEnd w:id="136"/>
+      <w:bookmarkEnd w:id="137"/>
+      <w:bookmarkEnd w:id="138"/>
+      <w:bookmarkEnd w:id="139"/>
     </w:p>
     <w:p>
       <w:pPr>
         <w:pStyle w:val="Heading2"/>
       </w:pPr>
-      <w:bookmarkStart w:id="84" w:name="_Toc240552019"/>
-      <w:bookmarkStart w:id="85" w:name="_Toc240552622"/>
-      <w:bookmarkStart w:id="86" w:name="_Toc240556979"/>
+      <w:bookmarkStart w:id="140" w:name="_Toc240552019"/>
+      <w:bookmarkStart w:id="141" w:name="_Toc240552622"/>
+      <w:bookmarkStart w:id="142" w:name="_Toc240556979"/>
+      <w:bookmarkStart w:id="143" w:name="_Toc240557220"/>
+      <w:bookmarkStart w:id="144" w:name="_Toc240557465"/>
       <w:r>
         <w:t>7.1 Privacy and disclosure</w:t>
       </w:r>
-      <w:bookmarkEnd w:id="84"/>
-      <w:bookmarkEnd w:id="85"/>
-      <w:bookmarkEnd w:id="86"/>
+      <w:bookmarkEnd w:id="140"/>
+      <w:bookmarkEnd w:id="141"/>
+      <w:bookmarkEnd w:id="142"/>
+      <w:bookmarkEnd w:id="143"/>
+      <w:bookmarkEnd w:id="144"/>
     </w:p>
     <w:p>
       <w:pPr>
         <w:spacing w:after="140"/>
       </w:pPr>
       <w:r>
-        <w:t xml:space="preserve">The data are de-identified microdata, but they still carry statistical disclosure risk at fine geographic and demographic detail. </w:t>
+        <w:t>The data contain no names or addresses, but people could still be identified if results are reported for very small groups. For example, a table showing one or two people in a small area could point to a real household.</w:t>
+      </w:r>
+      <w:r>
+        <w:t xml:space="preserve"> </w:t>
+      </w:r>
+      <w:r>
+        <w:t xml:space="preserve">For this reason </w:t>
       </w:r>
       <w:proofErr w:type="spellStart"/>
       <w:r>
-        <w:rPr>
-          <w:rFonts w:ascii="Consolas" w:eastAsia="Consolas" w:hAnsi="Consolas" w:cs="Consolas"/>
-          <w:sz w:val="20"/>
-          <w:szCs w:val="20"/>
-        </w:rPr>
         <w:t>metro_code</w:t>
       </w:r>
       <w:proofErr w:type="spellEnd"/>
       <w:r>
-        <w:t xml:space="preserve"> (17 levels nested inside province) was dropped for this reason, and results in later milestones should not be published at cell sizes small enough to identify individuals. Household identifiers are retained only to link records and to keep households together in the train/test split they are not predictors and carry no personal meaning.</w:t>
+        <w:t>, which splits the provinces into 17 municipalities, was removed</w:t>
+      </w:r>
+      <w:r>
+        <w:t>,</w:t>
+      </w:r>
+      <w:r>
+        <w:t xml:space="preserve"> it is more geographic detail than the project needs. Household and person numbers are kept only to join the datasets and to keep each household together when the data is split for training and testing. They are never used to predict anything and say nothing about the people themselves.</w:t>
       </w:r>
     </w:p>
     <w:p>
       <w:pPr>
         <w:pStyle w:val="Heading2"/>
       </w:pPr>
-      <w:bookmarkStart w:id="87" w:name="_Toc240552020"/>
-      <w:bookmarkStart w:id="88" w:name="_Toc240552623"/>
-      <w:bookmarkStart w:id="89" w:name="_Toc240556980"/>
+      <w:bookmarkStart w:id="145" w:name="_Toc240552020"/>
+      <w:bookmarkStart w:id="146" w:name="_Toc240552623"/>
+      <w:bookmarkStart w:id="147" w:name="_Toc240556980"/>
+      <w:bookmarkStart w:id="148" w:name="_Toc240557221"/>
+      <w:bookmarkStart w:id="149" w:name="_Toc240557466"/>
       <w:r>
         <w:t>7.2 Fairness and sensitive attributes</w:t>
       </w:r>
-      <w:bookmarkEnd w:id="87"/>
-      <w:bookmarkEnd w:id="88"/>
-      <w:bookmarkEnd w:id="89"/>
+      <w:bookmarkEnd w:id="145"/>
+      <w:bookmarkEnd w:id="146"/>
+      <w:bookmarkEnd w:id="147"/>
+      <w:bookmarkEnd w:id="148"/>
+      <w:bookmarkEnd w:id="149"/>
     </w:p>
     <w:p>
       <w:pPr>
         <w:spacing w:after="140"/>
       </w:pPr>
-      <w:proofErr w:type="spellStart"/>
-      <w:r>
-        <w:rPr>
-          <w:rFonts w:ascii="Consolas" w:eastAsia="Consolas" w:hAnsi="Consolas" w:cs="Consolas"/>
-          <w:sz w:val="20"/>
-          <w:szCs w:val="20"/>
-        </w:rPr>
-        <w:t>population_group</w:t>
-      </w:r>
-      <w:proofErr w:type="spellEnd"/>
-      <w:r>
-        <w:t xml:space="preserve"> and </w:t>
-      </w:r>
-      <w:r>
-        <w:rPr>
-          <w:rFonts w:ascii="Consolas" w:eastAsia="Consolas" w:hAnsi="Consolas" w:cs="Consolas"/>
-          <w:sz w:val="20"/>
-          <w:szCs w:val="20"/>
-        </w:rPr>
-        <w:t>sex</w:t>
-      </w:r>
-      <w:r>
-        <w:t xml:space="preserve"> are retained as controls, because omitting them would hide inequalities that are central to the South African context. They are sensitive attributes: in Milestone 3 they should be used for fairness checks (comparing model performance across groups) and any recommendation must avoid presenting group differences as individual characteristics.</w:t>
+      <w:r>
+        <w:t>Population group and sex are kept in the model as controls. Leaving them out would hide inequalities that matter in South Africa, and those inequalities are part of what the project is trying to understand.</w:t>
+      </w:r>
+      <w:r>
+        <w:t xml:space="preserve"> </w:t>
+      </w:r>
+      <w:r>
+        <w:t>Both are sensitive, so they need care. In Milestone 3 the model should be tested separately for each group, to check that it works equally well for everyone. Any recommendation must also describe differences as patterns between groups, not as traits of individuals.</w:t>
       </w:r>
     </w:p>
     <w:p>
       <w:pPr>
         <w:pStyle w:val="Heading2"/>
       </w:pPr>
-      <w:bookmarkStart w:id="90" w:name="_Toc240552021"/>
-      <w:bookmarkStart w:id="91" w:name="_Toc240552624"/>
-      <w:bookmarkStart w:id="92" w:name="_Toc240556981"/>
+      <w:bookmarkStart w:id="150" w:name="_Toc240552021"/>
+      <w:bookmarkStart w:id="151" w:name="_Toc240552624"/>
+      <w:bookmarkStart w:id="152" w:name="_Toc240556981"/>
+      <w:bookmarkStart w:id="153" w:name="_Toc240557222"/>
+      <w:bookmarkStart w:id="154" w:name="_Toc240557467"/>
       <w:r>
         <w:t>7.3 Representativeness and honest reporting</w:t>
       </w:r>
-      <w:bookmarkEnd w:id="90"/>
-      <w:bookmarkEnd w:id="91"/>
-      <w:bookmarkEnd w:id="92"/>
+      <w:bookmarkEnd w:id="150"/>
+      <w:bookmarkEnd w:id="151"/>
+      <w:bookmarkEnd w:id="152"/>
+      <w:bookmarkEnd w:id="153"/>
+      <w:bookmarkEnd w:id="154"/>
     </w:p>
     <w:p>
       <w:pPr>
         <w:spacing w:after="140"/>
       </w:pPr>
       <w:r>
-        <w:t xml:space="preserve">The data come from a stratified, multi-stage cluster sample, so </w:t>
+        <w:t>The survey did not give every person an equal chance of being selected, so each record carries a weight (</w:t>
       </w:r>
       <w:proofErr w:type="spellStart"/>
       <w:r>
-        <w:rPr>
-          <w:rFonts w:ascii="Consolas" w:eastAsia="Consolas" w:hAnsi="Consolas" w:cs="Consolas"/>
-          <w:sz w:val="20"/>
-          <w:szCs w:val="20"/>
-        </w:rPr>
         <w:t>person_weight</w:t>
       </w:r>
       <w:proofErr w:type="spellEnd"/>
       <w:r>
-        <w:t xml:space="preserve"> is retained and used for population estimates and never rescaled. The data are a single 2024 cross-section, so every finding is an association, not a cause, and the direction may partly run the other way: employment and income can pay for internet access. Household wealth is not controlled for, because D09 was excluded. These limitations are stated wherever the results are reported.</w:t>
+        <w:t>) showing how many South Africans that person represents. The weights are used whenever results describe the population, and they are never changed.</w:t>
+      </w:r>
+      <w:r>
+        <w:t xml:space="preserve"> </w:t>
+      </w:r>
+      <w:r>
+        <w:t xml:space="preserve">The data </w:t>
+      </w:r>
+      <w:r>
+        <w:t>is a</w:t>
+      </w:r>
+      <w:r>
+        <w:t xml:space="preserve"> single snapshot of 2024, so the results can only show that things occur together, not that one causes the other. The relationship may even </w:t>
+      </w:r>
+      <w:r>
+        <w:t>occur in the opposite way,</w:t>
+      </w:r>
+      <w:r>
+        <w:t xml:space="preserve"> having a job or income makes it easier to pay for internet access.</w:t>
+      </w:r>
+      <w:r>
+        <w:t xml:space="preserve"> </w:t>
+      </w:r>
+      <w:r>
+        <w:t>Household wealth is also not accounted for, because the household resources dataset (D09) was not included. Wealth could be the real reason behind some of the patterns we see.</w:t>
+      </w:r>
+      <w:r>
+        <w:t xml:space="preserve"> </w:t>
       </w:r>
     </w:p>
     <w:p>
       <w:pPr>
         <w:pStyle w:val="Heading2"/>
       </w:pPr>
-      <w:bookmarkStart w:id="93" w:name="_Toc240552022"/>
-      <w:bookmarkStart w:id="94" w:name="_Toc240552625"/>
-      <w:bookmarkStart w:id="95" w:name="_Toc240556982"/>
+      <w:bookmarkStart w:id="155" w:name="_Toc240552022"/>
+      <w:bookmarkStart w:id="156" w:name="_Toc240552625"/>
+      <w:bookmarkStart w:id="157" w:name="_Toc240556982"/>
+      <w:bookmarkStart w:id="158" w:name="_Toc240557223"/>
+      <w:bookmarkStart w:id="159" w:name="_Toc240557468"/>
       <w:r>
         <w:t>7.4 Responsible AI usage log</w:t>
       </w:r>
-      <w:bookmarkEnd w:id="93"/>
-      <w:bookmarkEnd w:id="94"/>
-      <w:bookmarkEnd w:id="95"/>
+      <w:bookmarkEnd w:id="155"/>
+      <w:bookmarkEnd w:id="156"/>
+      <w:bookmarkEnd w:id="157"/>
+      <w:bookmarkEnd w:id="158"/>
+      <w:bookmarkEnd w:id="159"/>
     </w:p>
     <w:tbl>
       <w:tblPr>
@@ -11144,10 +10755,7 @@
           </w:tcPr>
           <w:p>
             <w:r>
-              <w:t>Helped with d</w:t>
-            </w:r>
-            <w:r>
-              <w:t>rafting code for feature engineering, transformation and encoding, and suggesting candidate features</w:t>
+              <w:t>Helped with drafting code for feature engineering, transformation and encoding, and suggesting candidate features</w:t>
             </w:r>
           </w:p>
         </w:tc>
@@ -11247,20 +10855,9 @@
       </w:tr>
     </w:tbl>
     <w:p>
-      <w:bookmarkStart w:id="96" w:name="_Toc240552023"/>
-      <w:bookmarkStart w:id="97" w:name="_Toc240552626"/>
+      <w:bookmarkStart w:id="160" w:name="_Toc240552023"/>
+      <w:bookmarkStart w:id="161" w:name="_Toc240552626"/>
     </w:p>
-    <w:p/>
-    <w:p/>
-    <w:p/>
-    <w:p/>
-    <w:p/>
-    <w:p/>
-    <w:p/>
-    <w:p/>
-    <w:p/>
-    <w:p/>
-    <w:p/>
     <w:p>
       <w:r>
         <w:br w:type="page"/>
@@ -11271,13 +10868,17 @@
       <w:pPr>
         <w:pStyle w:val="Heading1"/>
       </w:pPr>
-      <w:bookmarkStart w:id="98" w:name="_Toc240556983"/>
+      <w:bookmarkStart w:id="162" w:name="_Toc240556983"/>
+      <w:bookmarkStart w:id="163" w:name="_Toc240557224"/>
+      <w:bookmarkStart w:id="164" w:name="_Toc240557469"/>
       <w:r>
         <w:t>8. Limitations and Open Decisions</w:t>
       </w:r>
-      <w:bookmarkEnd w:id="96"/>
-      <w:bookmarkEnd w:id="97"/>
-      <w:bookmarkEnd w:id="98"/>
+      <w:bookmarkEnd w:id="160"/>
+      <w:bookmarkEnd w:id="161"/>
+      <w:bookmarkEnd w:id="162"/>
+      <w:bookmarkEnd w:id="163"/>
+      <w:bookmarkEnd w:id="164"/>
     </w:p>
     <w:tbl>
       <w:tblPr>
@@ -11452,13 +11053,7 @@
           </w:tcPr>
           <w:p>
             <w:r>
-              <w:t xml:space="preserve">D11 cannot be linked </w:t>
-            </w:r>
-            <w:r>
-              <w:t>since the IDs do not match</w:t>
-            </w:r>
-            <w:r>
-              <w:t>, so no second source is available</w:t>
+              <w:t>D11 cannot be linked since the IDs do not match, so no second source is available</w:t>
             </w:r>
           </w:p>
         </w:tc>
@@ -11565,10 +11160,7 @@
             </w:r>
             <w:proofErr w:type="spellStart"/>
             <w:r>
-              <w:t>e</w:t>
-            </w:r>
-            <w:r>
-              <w:t>ducation_band</w:t>
+              <w:t>education_band</w:t>
             </w:r>
             <w:proofErr w:type="spellEnd"/>
             <w:r>
@@ -11615,13 +11207,7 @@
           </w:tcPr>
           <w:p>
             <w:r>
-              <w:t xml:space="preserve">Area A (digital access </w:t>
-            </w:r>
-            <w:r>
-              <w:t>and</w:t>
-            </w:r>
-            <w:r>
-              <w:t xml:space="preserve"> education) datasets</w:t>
+              <w:t>Area A (digital access and education) datasets</w:t>
             </w:r>
           </w:p>
         </w:tc>
@@ -11650,8 +11236,8 @@
       </w:tr>
     </w:tbl>
     <w:p>
-      <w:bookmarkStart w:id="99" w:name="_Toc240552024"/>
-      <w:bookmarkStart w:id="100" w:name="_Toc240552627"/>
+      <w:bookmarkStart w:id="165" w:name="_Toc240552024"/>
+      <w:bookmarkStart w:id="166" w:name="_Toc240552627"/>
     </w:p>
     <w:p>
       <w:pPr>
@@ -11671,14 +11257,18 @@
       <w:pPr>
         <w:pStyle w:val="Heading1"/>
       </w:pPr>
-      <w:bookmarkStart w:id="101" w:name="_Toc240556984"/>
+      <w:bookmarkStart w:id="167" w:name="_Toc240556984"/>
+      <w:bookmarkStart w:id="168" w:name="_Toc240557225"/>
+      <w:bookmarkStart w:id="169" w:name="_Toc240557470"/>
       <w:r>
         <w:lastRenderedPageBreak/>
         <w:t>9. References</w:t>
       </w:r>
-      <w:bookmarkEnd w:id="99"/>
-      <w:bookmarkEnd w:id="100"/>
-      <w:bookmarkEnd w:id="101"/>
+      <w:bookmarkEnd w:id="165"/>
+      <w:bookmarkEnd w:id="166"/>
+      <w:bookmarkEnd w:id="167"/>
+      <w:bookmarkEnd w:id="168"/>
+      <w:bookmarkEnd w:id="169"/>
     </w:p>
     <w:p>
       <w:pPr>
@@ -12801,7 +12391,12 @@
   </w:compat>
   <w:rsids>
     <w:rsidRoot w:val="00EB64DE"/>
+    <w:rsid w:val="008269A2"/>
     <w:rsid w:val="00830874"/>
+    <w:rsid w:val="00BD26F9"/>
+    <w:rsid w:val="00D81D59"/>
+    <w:rsid w:val="00E222F2"/>
+    <w:rsid w:val="00E834D4"/>
     <w:rsid w:val="00EB2BF3"/>
     <w:rsid w:val="00EB64DE"/>
   </w:rsids>
@@ -13254,26 +12849,6 @@
     <w:semiHidden/>
     <w:unhideWhenUsed/>
   </w:style>
-  <w:style w:type="paragraph" w:customStyle="1" w:styleId="2CAEFF8B631E41B9A6B37C366E6276B0">
-    <w:name w:val="2CAEFF8B631E41B9A6B37C366E6276B0"/>
-    <w:rsid w:val="00EB64DE"/>
-  </w:style>
-  <w:style w:type="paragraph" w:customStyle="1" w:styleId="19A99719345F4752B37A8B6489A5FBBA">
-    <w:name w:val="19A99719345F4752B37A8B6489A5FBBA"/>
-    <w:rsid w:val="00EB64DE"/>
-  </w:style>
-  <w:style w:type="paragraph" w:customStyle="1" w:styleId="48A1EFACC45948F49C3454F0E04AC2AB">
-    <w:name w:val="48A1EFACC45948F49C3454F0E04AC2AB"/>
-    <w:rsid w:val="00EB64DE"/>
-  </w:style>
-  <w:style w:type="paragraph" w:customStyle="1" w:styleId="FBB0001AAF834E8681725CEB5D728B2C">
-    <w:name w:val="FBB0001AAF834E8681725CEB5D728B2C"/>
-    <w:rsid w:val="00EB64DE"/>
-  </w:style>
-  <w:style w:type="paragraph" w:customStyle="1" w:styleId="78F6C3088A3545E2AA900E0DC986AFE6">
-    <w:name w:val="78F6C3088A3545E2AA900E0DC986AFE6"/>
-    <w:rsid w:val="00EB64DE"/>
-  </w:style>
   <w:style w:type="paragraph" w:customStyle="1" w:styleId="9E6F5FB306834FDCA3DA15B676528D28">
     <w:name w:val="9E6F5FB306834FDCA3DA15B676528D28"/>
     <w:rsid w:val="00EB64DE"/>

--- a/Milestone Documentation/Milestone 2/BIN381 Milestone 2.docx
+++ b/Milestone Documentation/Milestone 2/BIN381 Milestone 2.docx
@@ -306,7 +306,6 @@
                                     <w:szCs w:val="28"/>
                                   </w:rPr>
                                 </w:pPr>
-                                <w:proofErr w:type="spellStart"/>
                                 <w:r>
                                   <w:rPr>
                                     <w:b/>
@@ -314,17 +313,7 @@
                                     <w:sz w:val="24"/>
                                     <w:szCs w:val="24"/>
                                   </w:rPr>
-                                  <w:t>Github</w:t>
-                                </w:r>
-                                <w:proofErr w:type="spellEnd"/>
-                                <w:r>
-                                  <w:rPr>
-                                    <w:b/>
-                                    <w:bCs/>
-                                    <w:sz w:val="24"/>
-                                    <w:szCs w:val="24"/>
-                                  </w:rPr>
-                                  <w:t xml:space="preserve"> Repository: https://github.com/Henri-Claassen/BIN381</w:t>
+                                  <w:t>Github Repository: https://github.com/Henri-Claassen/BIN381</w:t>
                                 </w:r>
                               </w:p>
                               <w:p>
@@ -418,7 +407,6 @@
                               <w:szCs w:val="28"/>
                             </w:rPr>
                           </w:pPr>
-                          <w:proofErr w:type="spellStart"/>
                           <w:r>
                             <w:rPr>
                               <w:b/>
@@ -426,17 +414,7 @@
                               <w:sz w:val="24"/>
                               <w:szCs w:val="24"/>
                             </w:rPr>
-                            <w:t>Github</w:t>
-                          </w:r>
-                          <w:proofErr w:type="spellEnd"/>
-                          <w:r>
-                            <w:rPr>
-                              <w:b/>
-                              <w:bCs/>
-                              <w:sz w:val="24"/>
-                              <w:szCs w:val="24"/>
-                            </w:rPr>
-                            <w:t xml:space="preserve"> Repository: https://github.com/Henri-Claassen/BIN381</w:t>
+                            <w:t>Github Repository: https://github.com/Henri-Claassen/BIN381</w:t>
                           </w:r>
                         </w:p>
                         <w:p>
@@ -627,23 +605,7 @@
                                     <w:sz w:val="28"/>
                                     <w:szCs w:val="28"/>
                                   </w:rPr>
-                                  <w:t xml:space="preserve">Declin </w:t>
-                                </w:r>
-                                <w:proofErr w:type="spellStart"/>
-                                <w:r>
-                                  <w:rPr>
-                                    <w:sz w:val="28"/>
-                                    <w:szCs w:val="28"/>
-                                  </w:rPr>
-                                  <w:t>Vorkel</w:t>
-                                </w:r>
-                                <w:proofErr w:type="spellEnd"/>
-                                <w:r>
-                                  <w:rPr>
-                                    <w:sz w:val="28"/>
-                                    <w:szCs w:val="28"/>
-                                  </w:rPr>
-                                  <w:t xml:space="preserve"> – 601756</w:t>
+                                  <w:t>Declin Vorkel – 601756</w:t>
                                 </w:r>
                               </w:p>
                               <w:p/>
@@ -736,23 +698,7 @@
                               <w:sz w:val="28"/>
                               <w:szCs w:val="28"/>
                             </w:rPr>
-                            <w:t xml:space="preserve">Declin </w:t>
-                          </w:r>
-                          <w:proofErr w:type="spellStart"/>
-                          <w:r>
-                            <w:rPr>
-                              <w:sz w:val="28"/>
-                              <w:szCs w:val="28"/>
-                            </w:rPr>
-                            <w:t>Vorkel</w:t>
-                          </w:r>
-                          <w:proofErr w:type="spellEnd"/>
-                          <w:r>
-                            <w:rPr>
-                              <w:sz w:val="28"/>
-                              <w:szCs w:val="28"/>
-                            </w:rPr>
-                            <w:t xml:space="preserve"> – 601756</w:t>
+                            <w:t>Declin Vorkel – 601756</w:t>
                           </w:r>
                         </w:p>
                         <w:p/>
@@ -772,6 +718,13 @@
     </w:sdt>
     <w:sdt>
       <w:sdtPr>
+        <w:rPr>
+          <w:rFonts w:ascii="Calibri" w:eastAsia="Calibri" w:hAnsi="Calibri" w:cs="Calibri"/>
+          <w:color w:val="auto"/>
+          <w:sz w:val="22"/>
+          <w:szCs w:val="22"/>
+          <w:lang w:val="en-ZA" w:eastAsia="en-ZA"/>
+        </w:rPr>
         <w:id w:val="1497461813"/>
         <w:docPartObj>
           <w:docPartGallery w:val="Table of Contents"/>
@@ -780,14 +733,9 @@
       </w:sdtPr>
       <w:sdtEndPr>
         <w:rPr>
-          <w:rFonts w:ascii="Calibri" w:eastAsia="Calibri" w:hAnsi="Calibri" w:cs="Calibri"/>
           <w:b/>
           <w:bCs/>
           <w:noProof/>
-          <w:color w:val="auto"/>
-          <w:sz w:val="22"/>
-          <w:szCs w:val="22"/>
-          <w:lang w:val="en-ZA" w:eastAsia="en-ZA"/>
         </w:rPr>
       </w:sdtEndPr>
       <w:sdtContent>
@@ -3370,6 +3318,12 @@
       <w:r>
         <w:t>The project examines how digital access can improve education and help people get better jobs in South Africa. The stakeholder is the National Treasury, which must decide how to prioritise limited budgets between digital access subsidies and continued education spending. The central question is whether the two are complements (they strengthen each other) or substitutes (one doesn’t affect the other).</w:t>
       </w:r>
+      <w:r>
+        <w:t xml:space="preserve"> </w:t>
+      </w:r>
+      <w:r>
+        <w:t>(Oyedemi and Choung, 2020; Statistics South Africa, 2025a)</w:t>
+      </w:r>
     </w:p>
     <w:p>
       <w:pPr>
@@ -3783,21 +3737,21 @@
       </w:pPr>
       <w:bookmarkStart w:id="10" w:name="_Toc240556953"/>
       <w:bookmarkStart w:id="11" w:name="_Toc240557194"/>
-      <w:bookmarkStart w:id="12" w:name="_Toc240551992"/>
-      <w:bookmarkStart w:id="13" w:name="_Toc240552595"/>
-      <w:bookmarkStart w:id="14" w:name="_Toc240557439"/>
+      <w:bookmarkStart w:id="12" w:name="_Toc240557439"/>
+      <w:bookmarkStart w:id="13" w:name="_Toc240551992"/>
+      <w:bookmarkStart w:id="14" w:name="_Toc240552595"/>
       <w:r>
         <w:lastRenderedPageBreak/>
         <w:t>2. Data Selection and Analytical Grain</w:t>
       </w:r>
       <w:bookmarkEnd w:id="10"/>
       <w:bookmarkEnd w:id="11"/>
+      <w:bookmarkEnd w:id="12"/>
+      <w:r>
+        <w:t xml:space="preserve"> </w:t>
+      </w:r>
+      <w:bookmarkEnd w:id="13"/>
       <w:bookmarkEnd w:id="14"/>
-      <w:r>
-        <w:t xml:space="preserve"> </w:t>
-      </w:r>
-      <w:bookmarkEnd w:id="12"/>
-      <w:bookmarkEnd w:id="13"/>
     </w:p>
     <w:p>
       <w:pPr>
@@ -4456,7 +4410,6 @@
       <w:r>
         <w:t xml:space="preserve">One row = one person aged 15–64, identified by </w:t>
       </w:r>
-      <w:proofErr w:type="spellStart"/>
       <w:r>
         <w:rPr>
           <w:rFonts w:eastAsia="Consolas"/>
@@ -4465,30 +4418,25 @@
         </w:rPr>
         <w:t>household_id</w:t>
       </w:r>
-      <w:proofErr w:type="spellEnd"/>
       <w:r>
         <w:t xml:space="preserve"> and </w:t>
       </w:r>
-      <w:proofErr w:type="spellStart"/>
       <w:r>
         <w:rPr>
           <w:rFonts w:eastAsia="Consolas"/>
           <w:sz w:val="20"/>
           <w:szCs w:val="20"/>
         </w:rPr>
-        <w:t>person_number</w:t>
-      </w:r>
-      <w:proofErr w:type="spellEnd"/>
-      <w:r>
-        <w:rPr>
-          <w:rFonts w:eastAsia="Consolas"/>
-          <w:sz w:val="20"/>
-          <w:szCs w:val="20"/>
-        </w:rPr>
+        <w:t xml:space="preserve">person_number </w:t>
+      </w:r>
+      <w:r>
+        <w:t>with their household's digital-access values attached.</w:t>
+      </w:r>
+      <w:r>
         <w:t xml:space="preserve"> </w:t>
       </w:r>
       <w:r>
-        <w:t>with their household's digital-access values attached.</w:t>
+        <w:t>(Statistics South Africa, 2025b)</w:t>
       </w:r>
     </w:p>
     <w:p>
@@ -4936,25 +4884,21 @@
       <w:r>
         <w:t>A column is kept only if it measures an area, is needed to link, or is needed to interpret a link descriptively. Of the 83 source columns, 29 were kept after column selection, and some of the reasons for dropping 58 columns include no information (</w:t>
       </w:r>
-      <w:proofErr w:type="spellStart"/>
       <w:r>
         <w:rPr>
           <w:rFonts w:eastAsia="Consolas"/>
         </w:rPr>
         <w:t>survey_year</w:t>
       </w:r>
-      <w:proofErr w:type="spellEnd"/>
       <w:r>
         <w:t xml:space="preserve"> is always 2024), duplication of another dataset, unusable values, disclosure risk (</w:t>
       </w:r>
-      <w:proofErr w:type="spellStart"/>
       <w:r>
         <w:rPr>
           <w:rFonts w:eastAsia="Consolas"/>
         </w:rPr>
         <w:t>metro_code</w:t>
       </w:r>
-      <w:proofErr w:type="spellEnd"/>
       <w:r>
         <w:t>), or leakage.</w:t>
       </w:r>
@@ -4970,21 +4914,21 @@
       </w:pPr>
       <w:bookmarkStart w:id="35" w:name="_Toc240556958"/>
       <w:bookmarkStart w:id="36" w:name="_Toc240557199"/>
-      <w:bookmarkStart w:id="37" w:name="_Toc240551997"/>
-      <w:bookmarkStart w:id="38" w:name="_Toc240552600"/>
-      <w:bookmarkStart w:id="39" w:name="_Toc240557444"/>
+      <w:bookmarkStart w:id="37" w:name="_Toc240557444"/>
+      <w:bookmarkStart w:id="38" w:name="_Toc240551997"/>
+      <w:bookmarkStart w:id="39" w:name="_Toc240552600"/>
       <w:r>
         <w:lastRenderedPageBreak/>
         <w:t>3. Cleaning and Quality Treatment</w:t>
       </w:r>
       <w:bookmarkEnd w:id="35"/>
       <w:bookmarkEnd w:id="36"/>
+      <w:bookmarkEnd w:id="37"/>
+      <w:r>
+        <w:t xml:space="preserve"> </w:t>
+      </w:r>
+      <w:bookmarkEnd w:id="38"/>
       <w:bookmarkEnd w:id="39"/>
-      <w:r>
-        <w:t xml:space="preserve"> </w:t>
-      </w:r>
-      <w:bookmarkEnd w:id="37"/>
-      <w:bookmarkEnd w:id="38"/>
     </w:p>
     <w:p>
       <w:pPr>
@@ -5011,16 +4955,20 @@
       <w:r>
         <w:t xml:space="preserve">Problem: </w:t>
       </w:r>
-      <w:proofErr w:type="spellStart"/>
       <w:r>
         <w:rPr>
           <w:rFonts w:eastAsia="Consolas"/>
         </w:rPr>
         <w:t>household_id</w:t>
       </w:r>
-      <w:proofErr w:type="spellEnd"/>
       <w:r>
         <w:t xml:space="preserve"> is an 18-digit number, but R stores numbers as doubles, which are exact only to about 15–16 digits. This means values are rounded which end up giving duplicate rows, which is an issue.</w:t>
+      </w:r>
+      <w:r>
+        <w:t xml:space="preserve"> </w:t>
+      </w:r>
+      <w:r>
+        <w:t>(R Core Team, 2026)</w:t>
       </w:r>
     </w:p>
     <w:p>
@@ -5030,30 +4978,20 @@
       <w:r>
         <w:t xml:space="preserve">How it was handled: every </w:t>
       </w:r>
-      <w:proofErr w:type="spellStart"/>
       <w:r>
         <w:rPr>
           <w:rFonts w:eastAsia="Consolas"/>
         </w:rPr>
         <w:t>household_id</w:t>
       </w:r>
-      <w:proofErr w:type="spellEnd"/>
       <w:r>
         <w:t xml:space="preserve"> and </w:t>
       </w:r>
-      <w:proofErr w:type="spellStart"/>
       <w:r>
         <w:rPr>
           <w:rFonts w:eastAsia="Consolas"/>
         </w:rPr>
-        <w:t>person_number</w:t>
-      </w:r>
-      <w:proofErr w:type="spellEnd"/>
-      <w:r>
-        <w:rPr>
-          <w:rFonts w:eastAsia="Consolas"/>
-        </w:rPr>
-        <w:t xml:space="preserve"> column is read</w:t>
+        <w:t>person_number column is read</w:t>
       </w:r>
       <w:r>
         <w:t xml:space="preserve"> as text.</w:t>
@@ -5215,15 +5153,7 @@
           </w:tcPr>
           <w:p>
             <w:r>
-              <w:t xml:space="preserve">25 rows in D01 have a missing </w:t>
-            </w:r>
-            <w:proofErr w:type="spellStart"/>
-            <w:r>
-              <w:t>household_id</w:t>
-            </w:r>
-            <w:proofErr w:type="spellEnd"/>
-            <w:r>
-              <w:t xml:space="preserve"> </w:t>
+              <w:t xml:space="preserve">25 rows in D01 have a missing household_id </w:t>
             </w:r>
           </w:p>
         </w:tc>
@@ -5245,15 +5175,7 @@
           </w:tcPr>
           <w:p>
             <w:r>
-              <w:t xml:space="preserve">Each row was matched to one of the 25 people who appear in D02/D03 but not in D01, using </w:t>
-            </w:r>
-            <w:proofErr w:type="spellStart"/>
-            <w:r>
-              <w:t>person_number</w:t>
-            </w:r>
-            <w:proofErr w:type="spellEnd"/>
-            <w:r>
-              <w:t>, sex, province and the person weight.</w:t>
+              <w:t>Each row was matched to one of the 25 people who appear in D02/D03 but not in D01, using person_number, sex, province and the person weight.</w:t>
             </w:r>
           </w:p>
         </w:tc>
@@ -5373,15 +5295,7 @@
           </w:tcPr>
           <w:p>
             <w:r>
-              <w:t xml:space="preserve">120 missing </w:t>
-            </w:r>
-            <w:proofErr w:type="spellStart"/>
-            <w:r>
-              <w:t>education_level_code</w:t>
-            </w:r>
-            <w:proofErr w:type="spellEnd"/>
-            <w:r>
-              <w:t xml:space="preserve"> in D02</w:t>
+              <w:t>120 missing education_level_code in D02</w:t>
             </w:r>
           </w:p>
         </w:tc>
@@ -5452,15 +5366,7 @@
           </w:tcPr>
           <w:p>
             <w:r>
-              <w:t xml:space="preserve">60 missing </w:t>
-            </w:r>
-            <w:proofErr w:type="spellStart"/>
-            <w:r>
-              <w:t>mobile_internet_code</w:t>
-            </w:r>
-            <w:proofErr w:type="spellEnd"/>
-            <w:r>
-              <w:t xml:space="preserve"> in D08</w:t>
+              <w:t>60 missing mobile_internet_code in D08</w:t>
             </w:r>
           </w:p>
         </w:tc>
@@ -5557,14 +5463,12 @@
       <w:r>
         <w:t xml:space="preserve"> every D01 “duplicate” turned out to be a row with a missing </w:t>
       </w:r>
-      <w:proofErr w:type="spellStart"/>
       <w:r>
         <w:rPr>
           <w:rFonts w:eastAsia="Consolas"/>
         </w:rPr>
         <w:t>household_id</w:t>
       </w:r>
-      <w:proofErr w:type="spellEnd"/>
       <w:r>
         <w:t xml:space="preserve">: blank identifiers grouped different people together, and the problem disappeared once the identifiers were recovered. In D02 and D03, every key duplicate was an exact copy of another row, with no conflicting values, so </w:t>
       </w:r>
@@ -5592,14 +5496,12 @@
       <w:r>
         <w:t xml:space="preserve"> after treatment all three person level datasets now contain exactly the same 70,440 people, each key appears once, and no exact duplicates remain. Repeated </w:t>
       </w:r>
-      <w:proofErr w:type="spellStart"/>
       <w:r>
         <w:rPr>
           <w:rFonts w:eastAsia="Consolas"/>
         </w:rPr>
         <w:t>household_id</w:t>
       </w:r>
-      <w:proofErr w:type="spellEnd"/>
       <w:r>
         <w:t xml:space="preserve"> values remain in the person files, which is correct: one household contains several people.</w:t>
       </w:r>
@@ -5634,6 +5536,12 @@
       </w:pPr>
       <w:r>
         <w:t>Special values were classified from evidence before anything was changed, because treating a “do not know” code as an ordinary category would distort results, while deleting those rows would discard the same people's valid answers.</w:t>
+      </w:r>
+      <w:r>
+        <w:t xml:space="preserve"> </w:t>
+      </w:r>
+      <w:r>
+        <w:t>(World Health Organization, 2023)</w:t>
       </w:r>
     </w:p>
     <w:tbl>
@@ -5765,13 +5673,8 @@
             </w:tcMar>
           </w:tcPr>
           <w:p>
-            <w:proofErr w:type="spellStart"/>
-            <w:r>
-              <w:t>education_level_code</w:t>
-            </w:r>
-            <w:proofErr w:type="spellEnd"/>
-            <w:r>
-              <w:t xml:space="preserve"> 98 (No schooling) and 28 (Other)</w:t>
+            <w:r>
+              <w:t>education_level_code 98 (No schooling) and 28 (Other)</w:t>
             </w:r>
           </w:p>
         </w:tc>
@@ -5841,29 +5744,8 @@
             </w:tcMar>
           </w:tcPr>
           <w:p>
-            <w:proofErr w:type="spellStart"/>
-            <w:r>
-              <w:t>education_level_code</w:t>
-            </w:r>
-            <w:proofErr w:type="spellEnd"/>
-            <w:r>
-              <w:t xml:space="preserve"> 29, </w:t>
-            </w:r>
-            <w:proofErr w:type="spellStart"/>
-            <w:r>
-              <w:t>education_attendance_code</w:t>
-            </w:r>
-            <w:proofErr w:type="spellEnd"/>
-            <w:r>
-              <w:t xml:space="preserve"> 3, </w:t>
-            </w:r>
-            <w:proofErr w:type="spellStart"/>
-            <w:r>
-              <w:t>computer_asset_code</w:t>
-            </w:r>
-            <w:proofErr w:type="spellEnd"/>
-            <w:r>
-              <w:t xml:space="preserve"> 9</w:t>
+            <w:r>
+              <w:t>education_level_code 29, education_attendance_code 3, computer_asset_code 9</w:t>
             </w:r>
           </w:p>
         </w:tc>
@@ -5933,21 +5815,8 @@
             </w:tcMar>
           </w:tcPr>
           <w:p>
-            <w:proofErr w:type="spellStart"/>
-            <w:r>
-              <w:t>education_level_code</w:t>
-            </w:r>
-            <w:proofErr w:type="spellEnd"/>
-            <w:r>
-              <w:t xml:space="preserve"> 99, fixed/</w:t>
-            </w:r>
-            <w:proofErr w:type="spellStart"/>
-            <w:r>
-              <w:t>mobile_internet_code</w:t>
-            </w:r>
-            <w:proofErr w:type="spellEnd"/>
-            <w:r>
-              <w:t xml:space="preserve"> 9</w:t>
+            <w:r>
+              <w:t>education_level_code 99, fixed/mobile_internet_code 9</w:t>
             </w:r>
           </w:p>
         </w:tc>
@@ -6017,21 +5886,8 @@
             </w:tcMar>
           </w:tcPr>
           <w:p>
-            <w:proofErr w:type="spellStart"/>
-            <w:r>
-              <w:t>institution_type_code</w:t>
-            </w:r>
-            <w:proofErr w:type="spellEnd"/>
-            <w:r>
-              <w:t xml:space="preserve"> 88, </w:t>
-            </w:r>
-            <w:proofErr w:type="spellStart"/>
-            <w:r>
-              <w:t>reason_not_attending_code</w:t>
-            </w:r>
-            <w:proofErr w:type="spellEnd"/>
-            <w:r>
-              <w:t xml:space="preserve"> 88</w:t>
+            <w:r>
+              <w:t>institution_type_code 88, reason_not_attending_code 88</w:t>
             </w:r>
           </w:p>
         </w:tc>
@@ -6101,13 +5957,8 @@
             </w:tcMar>
           </w:tcPr>
           <w:p>
-            <w:proofErr w:type="spellStart"/>
-            <w:r>
-              <w:t>education_attendance_code</w:t>
-            </w:r>
-            <w:proofErr w:type="spellEnd"/>
-            <w:r>
-              <w:t xml:space="preserve"> “N/A”, “Unknown”, “not recorded” (35 rows)</w:t>
+            <w:r>
+              <w:t>education_attendance_code “N/A”, “Unknown”, “not recorded” (35 rows)</w:t>
             </w:r>
           </w:p>
         </w:tc>
@@ -6177,13 +6028,8 @@
             </w:tcMar>
           </w:tcPr>
           <w:p>
-            <w:proofErr w:type="spellStart"/>
-            <w:r>
-              <w:t>lab_salary_raw</w:t>
-            </w:r>
-            <w:proofErr w:type="spellEnd"/>
-            <w:r>
-              <w:t xml:space="preserve"> 888888888 and 999999999 (52,129 rows)</w:t>
+            <w:r>
+              <w:t>lab_salary_raw 888888888 and 999999999 (52,129 rows)</w:t>
             </w:r>
           </w:p>
         </w:tc>
@@ -6227,15 +6073,7 @@
           </w:tcPr>
           <w:p>
             <w:r>
-              <w:t xml:space="preserve">A cross-tabulation against employment status shows 888888888 acts as “not applicable” for people without a job and 999999999 as non-response among the employed. A new salary column holds real values only, and </w:t>
-            </w:r>
-            <w:proofErr w:type="spellStart"/>
-            <w:r>
-              <w:t>salary_status</w:t>
-            </w:r>
-            <w:proofErr w:type="spellEnd"/>
-            <w:r>
-              <w:t xml:space="preserve"> records why a value is absent.</w:t>
+              <w:t>A cross-tabulation against employment status shows 888888888 acts as “not applicable” for people without a job and 999999999 as non-response among the employed. A new salary column holds real values only, and salary_status records why a value is absent.</w:t>
             </w:r>
           </w:p>
         </w:tc>
@@ -6296,7 +6134,6 @@
       <w:r>
         <w:t xml:space="preserve">, </w:t>
       </w:r>
-      <w:proofErr w:type="spellStart"/>
       <w:r>
         <w:rPr>
           <w:rFonts w:ascii="Consolas" w:eastAsia="Consolas" w:hAnsi="Consolas" w:cs="Consolas"/>
@@ -6305,7 +6142,6 @@
         </w:rPr>
         <w:t>household_smartphones</w:t>
       </w:r>
-      <w:proofErr w:type="spellEnd"/>
       <w:r>
         <w:t xml:space="preserve"> and </w:t>
       </w:r>
@@ -6319,6 +6155,12 @@
       </w:r>
       <w:r>
         <w:t>) were reviewed for outliers, using histograms and boxplots. Statistical outliers were treated as candidates only, and kept unless domain evidence showed the value was impossible.</w:t>
+      </w:r>
+      <w:r>
+        <w:t xml:space="preserve"> </w:t>
+      </w:r>
+      <w:r>
+        <w:t>(World Health Organization, 2023)</w:t>
       </w:r>
     </w:p>
     <w:p>
@@ -6487,11 +6329,9 @@
             </w:tcMar>
           </w:tcPr>
           <w:p>
-            <w:proofErr w:type="spellStart"/>
             <w:r>
               <w:t>Household_smartphones</w:t>
             </w:r>
-            <w:proofErr w:type="spellEnd"/>
           </w:p>
         </w:tc>
         <w:tc>
@@ -6631,21 +6471,21 @@
       </w:pPr>
       <w:bookmarkStart w:id="70" w:name="_Toc240556965"/>
       <w:bookmarkStart w:id="71" w:name="_Toc240557206"/>
-      <w:bookmarkStart w:id="72" w:name="_Toc240552004"/>
-      <w:bookmarkStart w:id="73" w:name="_Toc240552607"/>
-      <w:bookmarkStart w:id="74" w:name="_Toc240557451"/>
+      <w:bookmarkStart w:id="72" w:name="_Toc240557451"/>
+      <w:bookmarkStart w:id="73" w:name="_Toc240552004"/>
+      <w:bookmarkStart w:id="74" w:name="_Toc240552607"/>
       <w:r>
         <w:lastRenderedPageBreak/>
         <w:t>4. Integration and Construction</w:t>
       </w:r>
       <w:bookmarkEnd w:id="70"/>
       <w:bookmarkEnd w:id="71"/>
+      <w:bookmarkEnd w:id="72"/>
+      <w:r>
+        <w:t xml:space="preserve"> </w:t>
+      </w:r>
+      <w:bookmarkEnd w:id="73"/>
       <w:bookmarkEnd w:id="74"/>
-      <w:r>
-        <w:t xml:space="preserve"> </w:t>
-      </w:r>
-      <w:bookmarkEnd w:id="72"/>
-      <w:bookmarkEnd w:id="73"/>
     </w:p>
     <w:p>
       <w:pPr>
@@ -6682,7 +6522,6 @@
       <w:r>
         <w:t xml:space="preserve"> any join, so that duplicates could not multiply rows. Each join states its expected cardinality in </w:t>
       </w:r>
-      <w:proofErr w:type="spellStart"/>
       <w:r>
         <w:rPr>
           <w:rFonts w:eastAsia="Consolas"/>
@@ -6690,11 +6529,7 @@
         <w:t>dplyr</w:t>
       </w:r>
       <w:r>
-        <w:t>'s</w:t>
-      </w:r>
-      <w:proofErr w:type="spellEnd"/>
-      <w:r>
-        <w:t xml:space="preserve"> </w:t>
+        <w:t xml:space="preserve">'s </w:t>
       </w:r>
       <w:r>
         <w:rPr>
@@ -6932,19 +6767,9 @@
             </w:tcMar>
           </w:tcPr>
           <w:p>
-            <w:proofErr w:type="spellStart"/>
-            <w:r>
-              <w:t>household_id</w:t>
-            </w:r>
-            <w:proofErr w:type="spellEnd"/>
-            <w:r>
-              <w:t xml:space="preserve"> + </w:t>
-            </w:r>
-            <w:proofErr w:type="spellStart"/>
-            <w:r>
-              <w:t>person_number</w:t>
-            </w:r>
-            <w:proofErr w:type="spellEnd"/>
+            <w:r>
+              <w:t>household_id + person_number</w:t>
+            </w:r>
           </w:p>
         </w:tc>
         <w:tc>
@@ -7057,11 +6882,9 @@
             </w:tcMar>
           </w:tcPr>
           <w:p>
-            <w:proofErr w:type="spellStart"/>
             <w:r>
               <w:t>household_id</w:t>
             </w:r>
-            <w:proofErr w:type="spellEnd"/>
           </w:p>
         </w:tc>
         <w:tc>
@@ -7193,7 +7016,6 @@
       <w:r>
         <w:t xml:space="preserve">D11 measures employment and education for working-age people, so alternatives to a row-level join were considered. Aggregating D11 to province and attaching it to each person would add a value fully determined by </w:t>
       </w:r>
-      <w:proofErr w:type="spellStart"/>
       <w:r>
         <w:rPr>
           <w:rFonts w:ascii="Consolas" w:eastAsia="Consolas" w:hAnsi="Consolas" w:cs="Consolas"/>
@@ -7202,7 +7024,6 @@
         </w:rPr>
         <w:t>province_code</w:t>
       </w:r>
-      <w:proofErr w:type="spellEnd"/>
       <w:r>
         <w:t>, which D01 already contains, so it adds no information at the person level. D11 also contains no digital-access columns, so a parallel analysis could only repeat the education-to-employment link without testing the moderating role of connectivity. The employment outcome therefore comes from a single source (D03), which is recorded as a limitation.</w:t>
       </w:r>
@@ -7232,14 +7053,12 @@
       <w:r>
         <w:t xml:space="preserve">Twenty-four features were constructed. The features can be built before the train/test split without leakage. The percentages below are weighted with </w:t>
       </w:r>
-      <w:proofErr w:type="spellStart"/>
       <w:r>
         <w:rPr>
           <w:rFonts w:eastAsia="Consolas"/>
         </w:rPr>
         <w:t>person_weight</w:t>
       </w:r>
-      <w:proofErr w:type="spellEnd"/>
       <w:r>
         <w:t xml:space="preserve"> and are descriptive justification only.</w:t>
       </w:r>
@@ -7373,11 +7192,9 @@
             </w:tcMar>
           </w:tcPr>
           <w:p>
-            <w:proofErr w:type="spellStart"/>
             <w:r>
               <w:t>education_band</w:t>
             </w:r>
-            <w:proofErr w:type="spellEnd"/>
           </w:p>
         </w:tc>
         <w:tc>
@@ -7398,15 +7215,7 @@
           </w:tcPr>
           <w:p>
             <w:r>
-              <w:t xml:space="preserve">Groups </w:t>
-            </w:r>
-            <w:proofErr w:type="spellStart"/>
-            <w:r>
-              <w:t>education_level_code</w:t>
-            </w:r>
-            <w:proofErr w:type="spellEnd"/>
-            <w:r>
-              <w:t xml:space="preserve"> into 7 bands (No schooling, Primary, Some secondary, Matric, Post-school certificate/diploma, Degree, Other/unknown)</w:t>
+              <w:t>Groups education_level_code into 7 bands (No schooling, Primary, Some secondary, Matric, Post-school certificate/diploma, Degree, Other/unknown)</w:t>
             </w:r>
           </w:p>
         </w:tc>
@@ -7454,11 +7263,9 @@
             </w:tcMar>
           </w:tcPr>
           <w:p>
-            <w:proofErr w:type="spellStart"/>
             <w:r>
               <w:t>matric_plus</w:t>
             </w:r>
-            <w:proofErr w:type="spellEnd"/>
           </w:p>
         </w:tc>
         <w:tc>
@@ -7527,11 +7334,9 @@
             </w:tcMar>
           </w:tcPr>
           <w:p>
-            <w:proofErr w:type="spellStart"/>
             <w:r>
               <w:t>any_home_internet</w:t>
             </w:r>
-            <w:proofErr w:type="spellEnd"/>
           </w:p>
         </w:tc>
         <w:tc>
@@ -7600,12 +7405,10 @@
             </w:tcMar>
           </w:tcPr>
           <w:p>
-            <w:proofErr w:type="spellStart"/>
             <w:r>
               <w:lastRenderedPageBreak/>
               <w:t>digital_access_score</w:t>
             </w:r>
-            <w:proofErr w:type="spellEnd"/>
           </w:p>
         </w:tc>
         <w:tc>
@@ -7674,11 +7477,9 @@
             </w:tcMar>
           </w:tcPr>
           <w:p>
-            <w:proofErr w:type="spellStart"/>
             <w:r>
               <w:t>edu_digital_group</w:t>
             </w:r>
-            <w:proofErr w:type="spellEnd"/>
           </w:p>
         </w:tc>
         <w:tc>
@@ -7699,23 +7500,7 @@
           </w:tcPr>
           <w:p>
             <w:r>
-              <w:t xml:space="preserve">Combines </w:t>
-            </w:r>
-            <w:proofErr w:type="spellStart"/>
-            <w:r>
-              <w:t>matric_plus</w:t>
-            </w:r>
-            <w:proofErr w:type="spellEnd"/>
-            <w:r>
-              <w:t xml:space="preserve"> and </w:t>
-            </w:r>
-            <w:proofErr w:type="spellStart"/>
-            <w:r>
-              <w:t>any_home_internet</w:t>
-            </w:r>
-            <w:proofErr w:type="spellEnd"/>
-            <w:r>
-              <w:t xml:space="preserve"> into four groups plus “Education unknown”</w:t>
+              <w:t>Combines matric_plus and any_home_internet into four groups plus “Education unknown”</w:t>
             </w:r>
           </w:p>
         </w:tc>
@@ -7763,11 +7548,9 @@
             </w:tcMar>
           </w:tcPr>
           <w:p>
-            <w:proofErr w:type="spellStart"/>
             <w:r>
               <w:t>smartphone_access</w:t>
             </w:r>
-            <w:proofErr w:type="spellEnd"/>
           </w:p>
         </w:tc>
         <w:tc>
@@ -7787,21 +7570,8 @@
             </w:tcMar>
           </w:tcPr>
           <w:p>
-            <w:proofErr w:type="spellStart"/>
-            <w:r>
-              <w:t>household_smartphones</w:t>
-            </w:r>
-            <w:proofErr w:type="spellEnd"/>
-            <w:r>
-              <w:t xml:space="preserve"> divided by </w:t>
-            </w:r>
-            <w:proofErr w:type="spellStart"/>
-            <w:r>
-              <w:t>household_size</w:t>
-            </w:r>
-            <w:proofErr w:type="spellEnd"/>
-            <w:r>
-              <w:t>, grouped as None, fewer than 1 per member and 1 or more per member</w:t>
+            <w:r>
+              <w:t>household_smartphones divided by household_size, grouped as None, fewer than 1 per member and 1 or more per member</w:t>
             </w:r>
           </w:p>
         </w:tc>
@@ -7849,11 +7619,9 @@
             </w:tcMar>
           </w:tcPr>
           <w:p>
-            <w:proofErr w:type="spellStart"/>
             <w:r>
               <w:t>settlement_type</w:t>
             </w:r>
-            <w:proofErr w:type="spellEnd"/>
           </w:p>
         </w:tc>
         <w:tc>
@@ -7874,15 +7642,7 @@
           </w:tcPr>
           <w:p>
             <w:r>
-              <w:t xml:space="preserve">Combines </w:t>
-            </w:r>
-            <w:proofErr w:type="spellStart"/>
-            <w:r>
-              <w:t>geo_type</w:t>
-            </w:r>
-            <w:proofErr w:type="spellEnd"/>
-            <w:r>
-              <w:t xml:space="preserve"> and metro into Metro urban, Non-metro urban, Traditional, Farms</w:t>
+              <w:t>Combines geo_type and metro into Metro urban, Non-metro urban, Traditional, Farms</w:t>
             </w:r>
           </w:p>
         </w:tc>
@@ -7930,35 +7690,9 @@
             </w:tcMar>
           </w:tcPr>
           <w:p>
-            <w:proofErr w:type="spellStart"/>
-            <w:r>
-              <w:t>household_size</w:t>
-            </w:r>
-            <w:proofErr w:type="spellEnd"/>
-            <w:r>
-              <w:t xml:space="preserve">, n_children_under15, n_elderly_65plus, </w:t>
-            </w:r>
-            <w:proofErr w:type="spellStart"/>
-            <w:r>
-              <w:t>n_working_age</w:t>
-            </w:r>
-            <w:proofErr w:type="spellEnd"/>
-            <w:r>
-              <w:t xml:space="preserve">, </w:t>
-            </w:r>
-            <w:proofErr w:type="spellStart"/>
-            <w:r>
-              <w:t>dependency_ratio</w:t>
-            </w:r>
-            <w:proofErr w:type="spellEnd"/>
-            <w:r>
-              <w:t xml:space="preserve">, </w:t>
-            </w:r>
-            <w:proofErr w:type="spellStart"/>
-            <w:r>
-              <w:t>elderly_in_household</w:t>
-            </w:r>
-            <w:proofErr w:type="spellEnd"/>
+            <w:r>
+              <w:t>household_size, n_children_under15, n_elderly_65plus, n_working_age, dependency_ratio, elderly_in_household</w:t>
+            </w:r>
           </w:p>
         </w:tc>
         <w:tc>
@@ -8001,15 +7735,7 @@
           </w:tcPr>
           <w:p>
             <w:r>
-              <w:t xml:space="preserve">How having children </w:t>
-            </w:r>
-            <w:proofErr w:type="spellStart"/>
-            <w:r>
-              <w:t>responbilites</w:t>
-            </w:r>
-            <w:proofErr w:type="spellEnd"/>
-            <w:r>
-              <w:t xml:space="preserve"> affect employment, will having more children lead to less employment?</w:t>
+              <w:t>How having children responbilites affect employment, will having more children lead to less employment?</w:t>
             </w:r>
           </w:p>
         </w:tc>
@@ -8035,11 +7761,9 @@
             </w:tcMar>
           </w:tcPr>
           <w:p>
-            <w:proofErr w:type="spellStart"/>
             <w:r>
               <w:t>female_x_children</w:t>
             </w:r>
-            <w:proofErr w:type="spellEnd"/>
           </w:p>
         </w:tc>
         <w:tc>
@@ -8108,11 +7832,9 @@
             </w:tcMar>
           </w:tcPr>
           <w:p>
-            <w:proofErr w:type="spellStart"/>
             <w:r>
               <w:t>other_member_matric</w:t>
             </w:r>
-            <w:proofErr w:type="spellEnd"/>
           </w:p>
         </w:tc>
         <w:tc>
@@ -8181,19 +7903,9 @@
             </w:tcMar>
           </w:tcPr>
           <w:p>
-            <w:proofErr w:type="spellStart"/>
-            <w:r>
-              <w:t>age_centred</w:t>
-            </w:r>
-            <w:proofErr w:type="spellEnd"/>
-            <w:r>
-              <w:t xml:space="preserve">, </w:t>
-            </w:r>
-            <w:proofErr w:type="spellStart"/>
-            <w:r>
-              <w:t>age_centred_squared</w:t>
-            </w:r>
-            <w:proofErr w:type="spellEnd"/>
+            <w:r>
+              <w:t>age_centred, age_centred_squared</w:t>
+            </w:r>
           </w:p>
         </w:tc>
         <w:tc>
@@ -8262,11 +7974,9 @@
             </w:tcMar>
           </w:tcPr>
           <w:p>
-            <w:proofErr w:type="spellStart"/>
             <w:r>
               <w:t>log_salary</w:t>
             </w:r>
-            <w:proofErr w:type="spellEnd"/>
           </w:p>
         </w:tc>
         <w:tc>
@@ -8347,21 +8057,21 @@
       </w:pPr>
       <w:bookmarkStart w:id="95" w:name="_Toc240556970"/>
       <w:bookmarkStart w:id="96" w:name="_Toc240557211"/>
-      <w:bookmarkStart w:id="97" w:name="_Toc240552009"/>
-      <w:bookmarkStart w:id="98" w:name="_Toc240552612"/>
-      <w:bookmarkStart w:id="99" w:name="_Toc240557456"/>
+      <w:bookmarkStart w:id="97" w:name="_Toc240557456"/>
+      <w:bookmarkStart w:id="98" w:name="_Toc240552009"/>
+      <w:bookmarkStart w:id="99" w:name="_Toc240552612"/>
       <w:r>
         <w:lastRenderedPageBreak/>
         <w:t>5. Modelling Preparation and Leakage Control</w:t>
       </w:r>
       <w:bookmarkEnd w:id="95"/>
       <w:bookmarkEnd w:id="96"/>
+      <w:bookmarkEnd w:id="97"/>
+      <w:r>
+        <w:t xml:space="preserve"> </w:t>
+      </w:r>
+      <w:bookmarkEnd w:id="98"/>
       <w:bookmarkEnd w:id="99"/>
-      <w:r>
-        <w:t xml:space="preserve"> </w:t>
-      </w:r>
-      <w:bookmarkEnd w:id="97"/>
-      <w:bookmarkEnd w:id="98"/>
     </w:p>
     <w:p>
       <w:pPr>
@@ -8397,6 +8107,9 @@
       <w:r>
         <w:t xml:space="preserve">: Employed versus Unemployed and it is restricted to the labour force. People who are not economically active are excluded because they are largely students and people close to retirement who are not looking for work, so the digital job-search mechanism in the business problem does not apply to them. </w:t>
       </w:r>
+      <w:r>
+        <w:t>(Statistics South Africa, 2025b)</w:t>
+      </w:r>
     </w:p>
     <w:p>
       <w:pPr>
@@ -8405,53 +8118,29 @@
       <w:r>
         <w:t xml:space="preserve">Of the 28,846 people in the labour force, 104 were dropped because their household has a missing digital-access answer, leaving 28,742. Where 18,641 are employed and 10,101 are unemployed. This is a mild imbalance of roughly 2:1, which </w:t>
       </w:r>
-      <w:proofErr w:type="spellStart"/>
       <w:r>
         <w:rPr>
           <w:rFonts w:eastAsia="Consolas"/>
         </w:rPr>
-        <w:t>glm</w:t>
-      </w:r>
-      <w:proofErr w:type="spellEnd"/>
+        <w:t>glm()</w:t>
+      </w:r>
+      <w:r>
+        <w:t xml:space="preserve">, </w:t>
+      </w:r>
       <w:r>
         <w:rPr>
           <w:rFonts w:eastAsia="Consolas"/>
         </w:rPr>
-        <w:t>()</w:t>
-      </w:r>
-      <w:r>
-        <w:t xml:space="preserve">, </w:t>
-      </w:r>
-      <w:proofErr w:type="spellStart"/>
+        <w:t>rpart()</w:t>
+      </w:r>
+      <w:r>
+        <w:t xml:space="preserve"> and </w:t>
+      </w:r>
       <w:r>
         <w:rPr>
           <w:rFonts w:eastAsia="Consolas"/>
         </w:rPr>
-        <w:t>rpart</w:t>
-      </w:r>
-      <w:proofErr w:type="spellEnd"/>
-      <w:r>
-        <w:rPr>
-          <w:rFonts w:eastAsia="Consolas"/>
-        </w:rPr>
-        <w:t>()</w:t>
-      </w:r>
-      <w:r>
-        <w:t xml:space="preserve"> and </w:t>
-      </w:r>
-      <w:proofErr w:type="spellStart"/>
-      <w:r>
-        <w:rPr>
-          <w:rFonts w:eastAsia="Consolas"/>
-        </w:rPr>
-        <w:t>randomForest</w:t>
-      </w:r>
-      <w:proofErr w:type="spellEnd"/>
-      <w:r>
-        <w:rPr>
-          <w:rFonts w:eastAsia="Consolas"/>
-        </w:rPr>
-        <w:t>()</w:t>
+        <w:t>randomForest()</w:t>
       </w:r>
       <w:r>
         <w:t xml:space="preserve"> can fit directly, so no resampling (for example SMOTE or down-sampling) needs to be applied. </w:t>
@@ -8502,14 +8191,12 @@
       <w:r>
         <w:t xml:space="preserve">the salary columns exist only for employed people (a reported salary is 100% employed), and </w:t>
       </w:r>
-      <w:proofErr w:type="spellStart"/>
       <w:r>
         <w:rPr>
           <w:rFonts w:eastAsia="Consolas"/>
         </w:rPr>
         <w:t>reason_not_attending</w:t>
       </w:r>
-      <w:proofErr w:type="spellEnd"/>
       <w:r>
         <w:t xml:space="preserve"> = “Working” is answered almost only by employed people (8,952 employed versus 196 unemployed in the labour force).</w:t>
       </w:r>
@@ -8530,47 +8217,39 @@
         </w:rPr>
         <w:t xml:space="preserve">Identifiers and design columns: </w:t>
       </w:r>
-      <w:proofErr w:type="spellStart"/>
       <w:r>
         <w:rPr>
           <w:rFonts w:eastAsia="Consolas"/>
         </w:rPr>
         <w:t>person_number</w:t>
       </w:r>
-      <w:proofErr w:type="spellEnd"/>
       <w:r>
         <w:t xml:space="preserve"> and </w:t>
       </w:r>
-      <w:proofErr w:type="spellStart"/>
       <w:r>
         <w:rPr>
           <w:rFonts w:eastAsia="Consolas"/>
         </w:rPr>
         <w:t>psu</w:t>
       </w:r>
-      <w:proofErr w:type="spellEnd"/>
       <w:r>
         <w:t xml:space="preserve"> are not predictors. </w:t>
       </w:r>
-      <w:proofErr w:type="spellStart"/>
       <w:r>
         <w:rPr>
           <w:rFonts w:eastAsia="Consolas"/>
         </w:rPr>
         <w:t>household_id</w:t>
       </w:r>
-      <w:proofErr w:type="spellEnd"/>
       <w:r>
         <w:t xml:space="preserve"> and </w:t>
       </w:r>
-      <w:proofErr w:type="spellStart"/>
       <w:r>
         <w:rPr>
           <w:rFonts w:eastAsia="Consolas"/>
         </w:rPr>
         <w:t>person_weight</w:t>
       </w:r>
-      <w:proofErr w:type="spellEnd"/>
       <w:r>
         <w:t xml:space="preserve"> are retained in the file for the grouped split and survey weighting, but are never used as predictors.</w:t>
       </w:r>
@@ -8603,14 +8282,12 @@
       <w:r>
         <w:t xml:space="preserve"> is replaced by </w:t>
       </w:r>
-      <w:proofErr w:type="spellStart"/>
       <w:r>
         <w:rPr>
           <w:rFonts w:eastAsia="Consolas"/>
         </w:rPr>
         <w:t>age_centred</w:t>
       </w:r>
-      <w:proofErr w:type="spellEnd"/>
       <w:r>
         <w:t>).</w:t>
       </w:r>
@@ -8667,6 +8344,12 @@
       <w:r>
         <w:t xml:space="preserve"> people in the same household share every household-level predictor. A row-level random split would put members of the same household on both sides, so the model would be tested on near-duplicates of households it had already seen, overstating performance.</w:t>
       </w:r>
+      <w:r>
+        <w:t xml:space="preserve"> </w:t>
+      </w:r>
+      <w:r>
+        <w:t>(Frick et al., 2026)</w:t>
+      </w:r>
     </w:p>
     <w:p>
       <w:pPr>
@@ -8691,6 +8374,12 @@
       </w:r>
       <w:r>
         <w:t>, with every member following their household's assignment, using a fixed seed (67) for reproducibility.</w:t>
+      </w:r>
+      <w:r>
+        <w:t xml:space="preserve"> </w:t>
+      </w:r>
+      <w:r>
+        <w:t>(Frick et al., 2026)</w:t>
       </w:r>
     </w:p>
     <w:tbl>
@@ -8878,11 +8567,9 @@
             </w:tcMar>
           </w:tcPr>
           <w:p>
-            <w:proofErr w:type="spellStart"/>
             <w:r>
               <w:t>model_data</w:t>
             </w:r>
-            <w:proofErr w:type="spellEnd"/>
           </w:p>
         </w:tc>
         <w:tc>
@@ -8995,11 +8682,9 @@
             </w:tcMar>
           </w:tcPr>
           <w:p>
-            <w:proofErr w:type="spellStart"/>
             <w:r>
               <w:t>income_data</w:t>
             </w:r>
-            <w:proofErr w:type="spellEnd"/>
           </w:p>
         </w:tc>
         <w:tc>
@@ -9156,6 +8841,12 @@
       </w:pPr>
       <w:r>
         <w:t>Every transformation applied before the split uses a fixed rule or constant,  dictionary code mappings, the 15–64 age range, the R100 salary threshold, centring age on 40, and grouping ratios. None of them is estimated from the data as a whole, so applying them before or after the split produces identical values and no information passes from the test rows into training.</w:t>
+      </w:r>
+      <w:r>
+        <w:t xml:space="preserve"> </w:t>
+      </w:r>
+      <w:r>
+        <w:t>(Frick et al., 2026)</w:t>
       </w:r>
     </w:p>
     <w:p>
@@ -9318,13 +9009,8 @@
           </w:tcPr>
           <w:p>
             <w:r>
-              <w:t xml:space="preserve">Scripts/Data </w:t>
-            </w:r>
-            <w:proofErr w:type="spellStart"/>
-            <w:r>
-              <w:t>Preprocessing.qmd</w:t>
-            </w:r>
-            <w:proofErr w:type="spellEnd"/>
+              <w:t>Scripts/Data Preprocessing.qmd</w:t>
+            </w:r>
           </w:p>
         </w:tc>
         <w:tc>
@@ -9372,13 +9058,8 @@
           </w:tcPr>
           <w:p>
             <w:r>
-              <w:t xml:space="preserve">Scripts/Train-Test </w:t>
-            </w:r>
-            <w:proofErr w:type="spellStart"/>
-            <w:r>
-              <w:t>Split.qmd</w:t>
-            </w:r>
-            <w:proofErr w:type="spellEnd"/>
+              <w:t>Scripts/Train-Test Split.qmd</w:t>
+            </w:r>
           </w:p>
         </w:tc>
         <w:tc>
@@ -10298,13 +9979,8 @@
           </w:tcPr>
           <w:p>
             <w:r>
-              <w:t xml:space="preserve">Household-grouped 80/20 split of </w:t>
-            </w:r>
-            <w:proofErr w:type="spellStart"/>
-            <w:r>
-              <w:t>model_data</w:t>
-            </w:r>
-            <w:proofErr w:type="spellEnd"/>
+              <w:t>Household-grouped 80/20 split of model_data</w:t>
+            </w:r>
           </w:p>
         </w:tc>
       </w:tr>
@@ -10396,13 +10072,8 @@
           </w:tcPr>
           <w:p>
             <w:r>
-              <w:t xml:space="preserve">Household-grouped 80/20 split of </w:t>
-            </w:r>
-            <w:proofErr w:type="spellStart"/>
-            <w:r>
-              <w:t>income_data</w:t>
-            </w:r>
-            <w:proofErr w:type="spellEnd"/>
+              <w:t>Household-grouped 80/20 split of income_data</w:t>
+            </w:r>
           </w:p>
         </w:tc>
       </w:tr>
@@ -10475,15 +10146,7 @@
         <w:t xml:space="preserve"> </w:t>
       </w:r>
       <w:r>
-        <w:t xml:space="preserve">For this reason </w:t>
-      </w:r>
-      <w:proofErr w:type="spellStart"/>
-      <w:r>
-        <w:t>metro_code</w:t>
-      </w:r>
-      <w:proofErr w:type="spellEnd"/>
-      <w:r>
-        <w:t>, which splits the provinces into 17 municipalities, was removed</w:t>
+        <w:t>For this reason metro_code, which splits the provinces into 17 municipalities, was removed</w:t>
       </w:r>
       <w:r>
         <w:t>,</w:t>
@@ -10547,15 +10210,7 @@
         <w:spacing w:after="140"/>
       </w:pPr>
       <w:r>
-        <w:t>The survey did not give every person an equal chance of being selected, so each record carries a weight (</w:t>
-      </w:r>
-      <w:proofErr w:type="spellStart"/>
-      <w:r>
-        <w:t>person_weight</w:t>
-      </w:r>
-      <w:proofErr w:type="spellEnd"/>
-      <w:r>
-        <w:t>) showing how many South Africans that person represents. The weights are used whenever results describe the population, and they are never changed.</w:t>
+        <w:t>The survey did not give every person an equal chance of being selected, so each record carries a weight (person_weight) showing how many South Africans that person represents. The weights are used whenever results describe the population, and they are never changed.</w:t>
       </w:r>
       <w:r>
         <w:t xml:space="preserve"> </w:t>
@@ -10583,6 +10238,9 @@
       </w:r>
       <w:r>
         <w:t xml:space="preserve"> </w:t>
+      </w:r>
+      <w:r>
+        <w:t>(Statistics South Africa, 2025c)</w:t>
       </w:r>
     </w:p>
     <w:p>
@@ -11128,13 +10786,8 @@
             </w:tcMar>
           </w:tcPr>
           <w:p>
-            <w:proofErr w:type="spellStart"/>
-            <w:r>
-              <w:t>matric_plus</w:t>
-            </w:r>
-            <w:proofErr w:type="spellEnd"/>
-            <w:r>
-              <w:t xml:space="preserve"> is missing for 497 people in the modelling dataset</w:t>
+            <w:r>
+              <w:t>matric_plus is missing for 497 people in the modelling dataset</w:t>
             </w:r>
           </w:p>
         </w:tc>
@@ -11156,31 +10809,7 @@
           </w:tcPr>
           <w:p>
             <w:r>
-              <w:t xml:space="preserve">Their education is “Other/unknown”. </w:t>
-            </w:r>
-            <w:proofErr w:type="spellStart"/>
-            <w:r>
-              <w:t>education_band</w:t>
-            </w:r>
-            <w:proofErr w:type="spellEnd"/>
-            <w:r>
-              <w:t xml:space="preserve"> and </w:t>
-            </w:r>
-            <w:proofErr w:type="spellStart"/>
-            <w:r>
-              <w:t>edu_digital_group</w:t>
-            </w:r>
-            <w:proofErr w:type="spellEnd"/>
-            <w:r>
-              <w:t xml:space="preserve"> keep them as their own level a model using </w:t>
-            </w:r>
-            <w:proofErr w:type="spellStart"/>
-            <w:r>
-              <w:t>matric_plus</w:t>
-            </w:r>
-            <w:proofErr w:type="spellEnd"/>
-            <w:r>
-              <w:t xml:space="preserve"> drops them</w:t>
+              <w:t>Their education is “Other/unknown”. education_band and edu_digital_group keep them as their own level a model using matric_plus drops them</w:t>
             </w:r>
           </w:p>
         </w:tc>
@@ -11275,17 +10904,7 @@
         <w:spacing w:after="140"/>
       </w:pPr>
       <w:r>
-        <w:t xml:space="preserve">Department of Communications, 2013, </w:t>
-      </w:r>
-      <w:r>
-        <w:rPr>
-          <w:i/>
-          <w:iCs/>
-        </w:rPr>
-        <w:t>South Africa Connect: Creating opportunities, ensuring inclusion</w:t>
-      </w:r>
-      <w:r>
-        <w:t>, Electronic Communications Act No. 36 of 2005, Government Gazette (37119), 3–64.</w:t>
+        <w:t>Frick, H., Chow, F., Kuhn, M., Mahoney, M., Silge, J. &amp; Wickham, H., 2026, ‘rsample: General Resampling Infrastructure’, R package documentation. Available at: https://rsample.tidymodels.org/reference/initial_split.html (Accessed: 18 September 2026).</w:t>
       </w:r>
     </w:p>
     <w:p>
@@ -11293,88 +10912,31 @@
         <w:spacing w:after="140"/>
       </w:pPr>
       <w:r>
-        <w:t xml:space="preserve">Frans, C. &amp; Pather, S., 2022, ‘Determinants of ICT adoption and uptake at a rural public-access ICT centre: A South African case study’, </w:t>
-      </w:r>
-      <w:r>
-        <w:rPr>
-          <w:i/>
-          <w:iCs/>
-        </w:rPr>
-        <w:t>African Journal of Science, Technology, Innovation and Development</w:t>
-      </w:r>
-      <w:r>
-        <w:t>, 14(6), pp. 1575–1590.</w:t>
+        <w:t>Oyedemi, T.D. &amp; Choung, M., 2020, ‘Digital inequality and youth unemployment’, Communicatio, 46(3), pp. 68–86. https://doi.org/10.1080/02500167.2020.1821738.</w:t>
       </w:r>
     </w:p>
     <w:p>
       <w:pPr>
         <w:spacing w:after="140"/>
       </w:pPr>
-      <w:proofErr w:type="spellStart"/>
-      <w:r>
-        <w:t>Ohei</w:t>
-      </w:r>
-      <w:proofErr w:type="spellEnd"/>
-      <w:r>
-        <w:t xml:space="preserve">, K.N. &amp; Alao, A., 2019, ‘Information and communication technology (ICTs) graduates and challenges of employability: A conceptual framework for enhancing employment opportunities in South Africa’, </w:t>
-      </w:r>
-      <w:r>
-        <w:rPr>
-          <w:i/>
-          <w:iCs/>
-        </w:rPr>
-        <w:t>Gender &amp; Behaviour</w:t>
-      </w:r>
-      <w:r>
-        <w:t>, 17, pp. 13500–13521.</w:t>
+      <w:r>
+        <w:t>R Core Team, 2026, ‘Double-Precision Vectors’, R Documentation, R Foundation for Statistical Computing. Available at: https://stat.ethz.ch/R-manual/R-devel/library/base/html/double.html (Accessed: 18 September 2026).</w:t>
       </w:r>
     </w:p>
     <w:p>
       <w:pPr>
         <w:spacing w:after="140"/>
       </w:pPr>
-      <w:proofErr w:type="spellStart"/>
-      <w:r>
-        <w:t>Oyedemi</w:t>
-      </w:r>
-      <w:proofErr w:type="spellEnd"/>
-      <w:r>
-        <w:t xml:space="preserve">, T.D. &amp; Choung, M., 2020, ‘Digital inequality and youth unemployment in South Africa’, </w:t>
-      </w:r>
-      <w:proofErr w:type="spellStart"/>
-      <w:r>
-        <w:rPr>
-          <w:i/>
-          <w:iCs/>
-        </w:rPr>
-        <w:t>Communicatio</w:t>
-      </w:r>
-      <w:proofErr w:type="spellEnd"/>
-      <w:r>
-        <w:t>, 46(3), pp. 68–86.</w:t>
+      <w:r>
+        <w:t>Statistics South Africa, 2025a, General Household Survey, 2024, P0318, Pretoria: Statistics South Africa. Available at: https://www.statssa.gov.za/publications/P0318/P03182024.pdf (Accessed: 18 September 2026).</w:t>
       </w:r>
     </w:p>
     <w:p>
       <w:pPr>
         <w:spacing w:after="140"/>
       </w:pPr>
-      <w:proofErr w:type="spellStart"/>
-      <w:r>
-        <w:t>Plavgo</w:t>
-      </w:r>
-      <w:proofErr w:type="spellEnd"/>
-      <w:r>
-        <w:t xml:space="preserve">, I., 2023, ‘Education and active labour market policy complementarities in promoting employment: Reinforcement, substitution and compensation’, </w:t>
-      </w:r>
-      <w:r>
-        <w:rPr>
-          <w:i/>
-          <w:iCs/>
-        </w:rPr>
-        <w:t>Social Policy &amp; Administration</w:t>
-      </w:r>
-      <w:r>
-        <w:t>, 57(2), pp. 235–253.</w:t>
+      <w:r>
+        <w:t>Statistics South Africa, 2025b, Labour Market Dynamics in South Africa, 2024, Report-02-11-02, Pretoria: Statistics South Africa. Available at: https://www.statssa.gov.za/publications/Report-02-11-02/Report-02-11-022024.pdf (Accessed: 18 September 2026).</w:t>
       </w:r>
     </w:p>
     <w:p>
@@ -11382,17 +10944,7 @@
         <w:spacing w:after="140"/>
       </w:pPr>
       <w:r>
-        <w:t xml:space="preserve">Shaw, P. &amp; Wheeler, L., 2023, ‘Digital networking and the case of youth unemployment in South Africa’, in T. Madon et al. (eds.), </w:t>
-      </w:r>
-      <w:r>
-        <w:rPr>
-          <w:i/>
-          <w:iCs/>
-        </w:rPr>
-        <w:t>Introduction to Development Engineering</w:t>
-      </w:r>
-      <w:r>
-        <w:t>, pp. 293–321, Springer, Cham.</w:t>
+        <w:t>Statistics South Africa, 2025c, General Household Survey 2024: Metadata, P0318, Pretoria: Statistics South Africa. Available at: https://isibaloweb.statssa.gov.za/metadata/GHS/2024/General%20Household%20Survey%202024%20metadata.pdf (Accessed: 18 September 2026).</w:t>
       </w:r>
     </w:p>
     <w:p>
@@ -11400,27 +10952,13 @@
         <w:spacing w:after="140"/>
       </w:pPr>
       <w:r>
-        <w:t xml:space="preserve">Statistics South Africa, 2026, </w:t>
-      </w:r>
-      <w:proofErr w:type="spellStart"/>
-      <w:r>
-        <w:rPr>
-          <w:i/>
-          <w:iCs/>
-        </w:rPr>
-        <w:t>isiBalo</w:t>
-      </w:r>
-      <w:proofErr w:type="spellEnd"/>
-      <w:r>
-        <w:rPr>
-          <w:i/>
-          <w:iCs/>
-        </w:rPr>
-        <w:t xml:space="preserve"> data portal</w:t>
-      </w:r>
-      <w:r>
-        <w:t>. Available at: https://isibaloweb.statssa.gov.za/</w:t>
-      </w:r>
+        <w:t>World Health Organization, 2023, Data quality assurance: module 2: discrete desk review of data quality, Geneva: World Health Organization. Available at: https://www.who.int/publications/i/item/9789240047389 (Accessed: 18 September 2026).</w:t>
+      </w:r>
+    </w:p>
+    <w:p>
+      <w:pPr>
+        <w:spacing w:after="140"/>
+      </w:pPr>
     </w:p>
     <w:sectPr>
       <w:pgSz w:w="11906" w:h="16838"/>
@@ -12078,7 +11616,6 @@
   <w:style w:type="character" w:default="1" w:styleId="DefaultParagraphFont">
     <w:name w:val="Default Paragraph Font"/>
     <w:uiPriority w:val="1"/>
-    <w:semiHidden/>
     <w:unhideWhenUsed/>
   </w:style>
   <w:style w:type="table" w:default="1" w:styleId="TableNormal">
@@ -12359,11 +11896,27 @@
     <w:pitch w:val="variable"/>
     <w:sig w:usb0="20000287" w:usb1="00000003" w:usb2="00000000" w:usb3="00000000" w:csb0="0000019F" w:csb1="00000000"/>
   </w:font>
+  <w:font w:name="Yu Mincho">
+    <w:altName w:val="游明朝"/>
+    <w:panose1 w:val="02020400000000000000"/>
+    <w:charset w:val="80"/>
+    <w:family w:val="roman"/>
+    <w:pitch w:val="variable"/>
+    <w:sig w:usb0="800002E7" w:usb1="2AC7FCFF" w:usb2="00000012" w:usb3="00000000" w:csb0="0002009F" w:csb1="00000000"/>
+  </w:font>
   <w:font w:name="Aptos Display">
     <w:charset w:val="00"/>
     <w:family w:val="swiss"/>
     <w:pitch w:val="variable"/>
     <w:sig w:usb0="20000287" w:usb1="00000003" w:usb2="00000000" w:usb3="00000000" w:csb0="0000019F" w:csb1="00000000"/>
+  </w:font>
+  <w:font w:name="Yu Gothic Light">
+    <w:altName w:val="游ゴシック Light"/>
+    <w:panose1 w:val="020B0300000000000000"/>
+    <w:charset w:val="80"/>
+    <w:family w:val="swiss"/>
+    <w:pitch w:val="variable"/>
+    <w:sig w:usb0="E00002FF" w:usb1="2AC7FDFF" w:usb2="00000016" w:usb3="00000000" w:csb0="0002009F" w:csb1="00000000"/>
   </w:font>
   <w:font w:name="Consolas">
     <w:panose1 w:val="020B0609020204030204"/>
@@ -12391,6 +11944,8 @@
   </w:compat>
   <w:rsids>
     <w:rsidRoot w:val="00EB64DE"/>
+    <w:rsid w:val="005D427A"/>
+    <w:rsid w:val="006277FA"/>
     <w:rsid w:val="008269A2"/>
     <w:rsid w:val="00830874"/>
     <w:rsid w:val="00BD26F9"/>
@@ -12413,9 +11968,9 @@
     <m:intLim m:val="subSup"/>
     <m:naryLim m:val="undOvr"/>
   </m:mathPr>
-  <w:themeFontLang w:val="en-ZA"/>
+  <w:themeFontLang w:val="en-ZA" w:eastAsia="ja-JP"/>
   <w:clrSchemeMapping w:bg1="light1" w:t1="dark1" w:bg2="light2" w:t2="dark2" w:accent1="accent1" w:accent2="accent2" w:accent3="accent3" w:accent4="accent4" w:accent5="accent5" w:accent6="accent6" w:hyperlink="hyperlink" w:followedHyperlink="followedHyperlink"/>
-  <w:decimalSymbol w:val="."/>
+  <w:decimalSymbol w:val=","/>
   <w:listSeparator w:val=","/>
   <w15:chartTrackingRefBased/>
 </w:settings>
